--- a/output/contract_document/ALP-EPC-001_contract.docx
+++ b/output/contract_document/ALP-EPC-001_contract.docx
@@ -3779,7 +3779,7 @@
     </w:p>
     <w:p>
       <w:r>
-        <w:t>The Site is a 12.0 ha plot (400 m east-west x 300 m north-south) on the northern Marmara coast, levelled by the Owner to +15.0 m, plant grid origin at the south-west corner, plant north = true north. The usable area after the 60 m public coastal strip, the 10 m stream-channel buffer on the west boundary and the 5 m landscaping strip is about 10.6 ha. A further 5 ha temporary construction area north of the plot is provided by the Owner (tie-in TP-A1). Details and existing features per ALP-OWN-GEN-001.</w:t>
+        <w:t>The Site is a 12.0 ha plot (400 m east-west x 300 m north-south) on the northern Marmara coast, levelled by the Owner to +15.0 m, plant grid origin at the south-west corner, plant north = true north. The usable area inside the 10 m stream-channel buffer on the west boundary and the 5 m landscaping strip is about 10.6 ha (E 20-395, N 12-295); the 60 m public coastal strip lies between the plot and the shoreline. A further 5.04 ha temporary construction area north of the plot (E 0-180, N 320-600) is provided by the Owner (tie-in TP-A1). Details and existing features per ALP-OWN-GEN-001 and drawings ALP-OWN-DWG-001 (external connections) and ALP-OWN-DWG-002 (site and construction area plan).</w:t>
       </w:r>
     </w:p>
     <w:p>
@@ -17218,7 +17218,7 @@
               <w:rPr>
                 <w:sz w:val="16"/>
               </w:rPr>
-              <w:t>Field north of the plot, across the access road</w:t>
+              <w:t>E 0-180, N 320-600 (5.04 ha), north of the plot, west of the access road</w:t>
             </w:r>
           </w:p>
         </w:tc>
@@ -27418,7 +27418,7 @@
               <w:rPr>
                 <w:sz w:val="16"/>
               </w:rPr>
-              <w:t>ALP-OWN-ELE-001</w:t>
+              <w:t>ALP-OWN-DWG-001</w:t>
             </w:r>
           </w:p>
         </w:tc>
@@ -27431,7 +27431,7 @@
               <w:rPr>
                 <w:sz w:val="16"/>
               </w:rPr>
-              <w:t>Grid connection data</w:t>
+              <w:t>External connections - gas, grid, road, water (drawing)</w:t>
             </w:r>
           </w:p>
         </w:tc>
@@ -27457,7 +27457,7 @@
               <w:rPr>
                 <w:sz w:val="16"/>
               </w:rPr>
-              <w:t>2026-09-11</w:t>
+              <w:t>2026-09-27</w:t>
             </w:r>
           </w:p>
         </w:tc>
@@ -27470,7 +27470,7 @@
               <w:rPr>
                 <w:sz w:val="16"/>
               </w:rPr>
-              <w:t>sources/owner/ALP-OWN-ELE-001_grid_connection_data.md</w:t>
+              <w:t>sources/owner/ALP-OWN-DWG-001_Rev0.pdf</w:t>
             </w:r>
           </w:p>
         </w:tc>
@@ -27485,7 +27485,7 @@
               <w:rPr>
                 <w:sz w:val="16"/>
               </w:rPr>
-              <w:t>ALP-OWN-ENV-001</w:t>
+              <w:t>ALP-OWN-DWG-002</w:t>
             </w:r>
           </w:p>
         </w:tc>
@@ -27498,7 +27498,7 @@
               <w:rPr>
                 <w:sz w:val="16"/>
               </w:rPr>
-              <w:t>Positive EIA decision - binding conditions</w:t>
+              <w:t>Site and construction area plan (drawing)</w:t>
             </w:r>
           </w:p>
         </w:tc>
@@ -27524,7 +27524,7 @@
               <w:rPr>
                 <w:sz w:val="16"/>
               </w:rPr>
-              <w:t>2026-09-09</w:t>
+              <w:t>2026-09-27</w:t>
             </w:r>
           </w:p>
         </w:tc>
@@ -27537,7 +27537,7 @@
               <w:rPr>
                 <w:sz w:val="16"/>
               </w:rPr>
-              <w:t>sources/owner/ALP-OWN-ENV-001_EIA_conditions.md</w:t>
+              <w:t>sources/owner/ALP-OWN-DWG-002_Rev0.pdf</w:t>
             </w:r>
           </w:p>
         </w:tc>
@@ -27552,7 +27552,7 @@
               <w:rPr>
                 <w:sz w:val="16"/>
               </w:rPr>
-              <w:t>ALP-OWN-FUL-001</w:t>
+              <w:t>ALP-OWN-ELE-001</w:t>
             </w:r>
           </w:p>
         </w:tc>
@@ -27565,7 +27565,7 @@
               <w:rPr>
                 <w:sz w:val="16"/>
               </w:rPr>
-              <w:t>Natural gas quality and supply conditions</w:t>
+              <w:t>Grid connection data</w:t>
             </w:r>
           </w:p>
         </w:tc>
@@ -27591,7 +27591,7 @@
               <w:rPr>
                 <w:sz w:val="16"/>
               </w:rPr>
-              <w:t>2026-09-08</w:t>
+              <w:t>2026-09-11</w:t>
             </w:r>
           </w:p>
         </w:tc>
@@ -27604,7 +27604,7 @@
               <w:rPr>
                 <w:sz w:val="16"/>
               </w:rPr>
-              <w:t>sources/owner/ALP-OWN-FUL-001_fuel_gas_quality.md</w:t>
+              <w:t>sources/owner/ALP-OWN-ELE-001_Rev0.pdf</w:t>
             </w:r>
           </w:p>
         </w:tc>
@@ -27619,7 +27619,7 @@
               <w:rPr>
                 <w:sz w:val="16"/>
               </w:rPr>
-              <w:t>ALP-OWN-FUL-002</w:t>
+              <w:t>ALP-OWN-ENV-001</w:t>
             </w:r>
           </w:p>
         </w:tc>
@@ -27632,7 +27632,7 @@
               <w:rPr>
                 <w:sz w:val="16"/>
               </w:rPr>
-              <w:t>Secondary fuel: light diesel oil (LDO)</w:t>
+              <w:t>Positive EIA decision - binding conditions</w:t>
             </w:r>
           </w:p>
         </w:tc>
@@ -27658,7 +27658,7 @@
               <w:rPr>
                 <w:sz w:val="16"/>
               </w:rPr>
-              <w:t>2026-09-15</w:t>
+              <w:t>2026-09-09</w:t>
             </w:r>
           </w:p>
         </w:tc>
@@ -27671,7 +27671,7 @@
               <w:rPr>
                 <w:sz w:val="16"/>
               </w:rPr>
-              <w:t>sources/owner/ALP-OWN-FUL-002_liquid_fuel_LDO.md</w:t>
+              <w:t>sources/owner/ALP-OWN-ENV-001_Rev0.pdf</w:t>
             </w:r>
           </w:p>
         </w:tc>
@@ -27686,7 +27686,7 @@
               <w:rPr>
                 <w:sz w:val="16"/>
               </w:rPr>
-              <w:t>ALP-OWN-GEN-001</w:t>
+              <w:t>ALP-OWN-FUL-001</w:t>
             </w:r>
           </w:p>
         </w:tc>
@@ -27699,7 +27699,7 @@
               <w:rPr>
                 <w:sz w:val="16"/>
               </w:rPr>
-              <w:t>Site, existing infrastructure and tie-in points</w:t>
+              <w:t>Natural gas quality and supply conditions</w:t>
             </w:r>
           </w:p>
         </w:tc>
@@ -27725,7 +27725,7 @@
               <w:rPr>
                 <w:sz w:val="16"/>
               </w:rPr>
-              <w:t>2026-09-14</w:t>
+              <w:t>2026-09-08</w:t>
             </w:r>
           </w:p>
         </w:tc>
@@ -27738,7 +27738,7 @@
               <w:rPr>
                 <w:sz w:val="16"/>
               </w:rPr>
-              <w:t>sources/owner/ALP-OWN-GEN-001_site_infrastructure_tie_ins.md</w:t>
+              <w:t>sources/owner/ALP-OWN-FUL-001_Rev0.pdf</w:t>
             </w:r>
           </w:p>
         </w:tc>
@@ -27753,7 +27753,7 @@
               <w:rPr>
                 <w:sz w:val="16"/>
               </w:rPr>
-              <w:t>ALP-OWN-GEO-001</w:t>
+              <w:t>ALP-OWN-FUL-002</w:t>
             </w:r>
           </w:p>
         </w:tc>
@@ -27766,7 +27766,7 @@
               <w:rPr>
                 <w:sz w:val="16"/>
               </w:rPr>
-              <w:t>Geotechnical baseline summary</w:t>
+              <w:t>Secondary fuel: light diesel oil (LDO)</w:t>
             </w:r>
           </w:p>
         </w:tc>
@@ -27792,7 +27792,7 @@
               <w:rPr>
                 <w:sz w:val="16"/>
               </w:rPr>
-              <w:t>2026-09-05</w:t>
+              <w:t>2026-09-15</w:t>
             </w:r>
           </w:p>
         </w:tc>
@@ -27805,7 +27805,7 @@
               <w:rPr>
                 <w:sz w:val="16"/>
               </w:rPr>
-              <w:t>sources/owner/ALP-OWN-GEO-001_geotechnical_baseline.md</w:t>
+              <w:t>sources/owner/ALP-OWN-FUL-002_Rev0.pdf</w:t>
             </w:r>
           </w:p>
         </w:tc>
@@ -27820,7 +27820,7 @@
               <w:rPr>
                 <w:sz w:val="16"/>
               </w:rPr>
-              <w:t>ALP-OWN-MAR-001</w:t>
+              <w:t>ALP-OWN-GEN-001</w:t>
             </w:r>
           </w:p>
         </w:tc>
@@ -27833,7 +27833,7 @@
               <w:rPr>
                 <w:sz w:val="16"/>
               </w:rPr>
-              <w:t>Seawater quality and marine conditions</w:t>
+              <w:t>Site, existing infrastructure and tie-in points</w:t>
             </w:r>
           </w:p>
         </w:tc>
@@ -27846,7 +27846,7 @@
               <w:rPr>
                 <w:sz w:val="16"/>
               </w:rPr>
-              <w:t>0</w:t>
+              <w:t>1</w:t>
             </w:r>
           </w:p>
         </w:tc>
@@ -27859,7 +27859,7 @@
               <w:rPr>
                 <w:sz w:val="16"/>
               </w:rPr>
-              <w:t>2026-09-12</w:t>
+              <w:t>2026-09-27</w:t>
             </w:r>
           </w:p>
         </w:tc>
@@ -27872,7 +27872,7 @@
               <w:rPr>
                 <w:sz w:val="16"/>
               </w:rPr>
-              <w:t>sources/owner/ALP-OWN-MAR-001_seawater_marine_data.md</w:t>
+              <w:t>sources/owner/ALP-OWN-GEN-001_Rev1.pdf</w:t>
             </w:r>
           </w:p>
         </w:tc>
@@ -27887,6 +27887,140 @@
               <w:rPr>
                 <w:sz w:val="16"/>
               </w:rPr>
+              <w:t>ALP-OWN-GEO-001</w:t>
+            </w:r>
+          </w:p>
+        </w:tc>
+        <w:tc>
+          <w:tcPr>
+            <w:tcW w:type="dxa" w:w="4535"/>
+          </w:tcPr>
+          <w:p>
+            <w:r>
+              <w:rPr>
+                <w:sz w:val="16"/>
+              </w:rPr>
+              <w:t>Geotechnical baseline summary</w:t>
+            </w:r>
+          </w:p>
+        </w:tc>
+        <w:tc>
+          <w:tcPr>
+            <w:tcW w:type="dxa" w:w="680"/>
+          </w:tcPr>
+          <w:p>
+            <w:r>
+              <w:rPr>
+                <w:sz w:val="16"/>
+              </w:rPr>
+              <w:t>0</w:t>
+            </w:r>
+          </w:p>
+        </w:tc>
+        <w:tc>
+          <w:tcPr>
+            <w:tcW w:type="dxa" w:w="1417"/>
+          </w:tcPr>
+          <w:p>
+            <w:r>
+              <w:rPr>
+                <w:sz w:val="16"/>
+              </w:rPr>
+              <w:t>2026-09-05</w:t>
+            </w:r>
+          </w:p>
+        </w:tc>
+        <w:tc>
+          <w:tcPr>
+            <w:tcW w:type="dxa" w:w="5669"/>
+          </w:tcPr>
+          <w:p>
+            <w:r>
+              <w:rPr>
+                <w:sz w:val="16"/>
+              </w:rPr>
+              <w:t>sources/owner/ALP-OWN-GEO-001_Rev0.pdf</w:t>
+            </w:r>
+          </w:p>
+        </w:tc>
+      </w:tr>
+      <w:tr>
+        <w:tc>
+          <w:tcPr>
+            <w:tcW w:type="dxa" w:w="2154"/>
+          </w:tcPr>
+          <w:p>
+            <w:r>
+              <w:rPr>
+                <w:sz w:val="16"/>
+              </w:rPr>
+              <w:t>ALP-OWN-MAR-001</w:t>
+            </w:r>
+          </w:p>
+        </w:tc>
+        <w:tc>
+          <w:tcPr>
+            <w:tcW w:type="dxa" w:w="4535"/>
+          </w:tcPr>
+          <w:p>
+            <w:r>
+              <w:rPr>
+                <w:sz w:val="16"/>
+              </w:rPr>
+              <w:t>Seawater quality and marine conditions</w:t>
+            </w:r>
+          </w:p>
+        </w:tc>
+        <w:tc>
+          <w:tcPr>
+            <w:tcW w:type="dxa" w:w="680"/>
+          </w:tcPr>
+          <w:p>
+            <w:r>
+              <w:rPr>
+                <w:sz w:val="16"/>
+              </w:rPr>
+              <w:t>0</w:t>
+            </w:r>
+          </w:p>
+        </w:tc>
+        <w:tc>
+          <w:tcPr>
+            <w:tcW w:type="dxa" w:w="1417"/>
+          </w:tcPr>
+          <w:p>
+            <w:r>
+              <w:rPr>
+                <w:sz w:val="16"/>
+              </w:rPr>
+              <w:t>2026-09-12</w:t>
+            </w:r>
+          </w:p>
+        </w:tc>
+        <w:tc>
+          <w:tcPr>
+            <w:tcW w:type="dxa" w:w="5669"/>
+          </w:tcPr>
+          <w:p>
+            <w:r>
+              <w:rPr>
+                <w:sz w:val="16"/>
+              </w:rPr>
+              <w:t>sources/owner/ALP-OWN-MAR-001_Rev0.pdf</w:t>
+            </w:r>
+          </w:p>
+        </w:tc>
+      </w:tr>
+      <w:tr>
+        <w:tc>
+          <w:tcPr>
+            <w:tcW w:type="dxa" w:w="2154"/>
+          </w:tcPr>
+          <w:p>
+            <w:r>
+              <w:rPr>
+                <w:sz w:val="16"/>
+              </w:rPr>
               <w:t>ALP-OWN-MET-001</w:t>
             </w:r>
           </w:p>
@@ -27939,7 +28073,7 @@
               <w:rPr>
                 <w:sz w:val="16"/>
               </w:rPr>
-              <w:t>sources/owner/ALP-OWN-MET-001_meteorological_data.md</w:t>
+              <w:t>sources/owner/ALP-OWN-MET-001_Rev0.pdf</w:t>
             </w:r>
           </w:p>
         </w:tc>
@@ -30676,7 +30810,7 @@
         <w:color w:val="595959"/>
         <w:sz w:val="16"/>
       </w:rPr>
-      <w:t xml:space="preserve">contract_document v1.1.0 | data fcfff778765e4f67 | generated 2026-09-27 by SETUP | page </w:t>
+      <w:t xml:space="preserve">contract_document v1.1.0 | data 5153a8605911f84c | generated 2026-09-27 by SETUP | page </w:t>
     </w:r>
     <w:r>
       <w:rPr>

--- a/output/contract_document/ALP-EPC-001_contract.docx
+++ b/output/contract_document/ALP-EPC-001_contract.docx
@@ -30810,7 +30810,7 @@
         <w:color w:val="595959"/>
         <w:sz w:val="16"/>
       </w:rPr>
-      <w:t xml:space="preserve">contract_document v1.1.0 | data 5153a8605911f84c | generated 2026-09-27 by SETUP | page </w:t>
+      <w:t xml:space="preserve">contract_document v1.2.0 | data 9ab7f2d7573284fc | generated 2026-09-27 by SETUP | page </w:t>
     </w:r>
     <w:r>
       <w:rPr>

--- a/output/contract_document/ALP-EPC-001_contract.docx
+++ b/output/contract_document/ALP-EPC-001_contract.docx
@@ -30787,6 +30787,531 @@
           </w:p>
         </w:tc>
       </w:tr>
+      <w:tr>
+        <w:tc>
+          <w:tcPr>
+            <w:tcW w:type="dxa" w:w="794"/>
+          </w:tcPr>
+          <w:p>
+            <w:r>
+              <w:rPr>
+                <w:sz w:val="16"/>
+              </w:rPr>
+              <w:t>TQ-025</w:t>
+            </w:r>
+          </w:p>
+        </w:tc>
+        <w:tc>
+          <w:tcPr>
+            <w:tcW w:type="dxa" w:w="624"/>
+          </w:tcPr>
+          <w:p>
+            <w:r>
+              <w:rPr>
+                <w:sz w:val="16"/>
+              </w:rPr>
+              <w:t>4</w:t>
+            </w:r>
+          </w:p>
+        </w:tc>
+        <w:tc>
+          <w:tcPr>
+            <w:tcW w:type="dxa" w:w="1701"/>
+          </w:tcPr>
+          <w:p>
+            <w:r>
+              <w:rPr>
+                <w:sz w:val="16"/>
+              </w:rPr>
+              <w:t>Reference fuel LHV inconsistent with the reference composition</w:t>
+            </w:r>
+          </w:p>
+        </w:tc>
+        <w:tc>
+          <w:tcPr>
+            <w:tcW w:type="dxa" w:w="3855"/>
+          </w:tcPr>
+          <w:p>
+            <w:r>
+              <w:rPr>
+                <w:sz w:val="16"/>
+              </w:rPr>
+              <w:t>ER-03.02 and DP-CASE-0018 give LHV 48.4 MJ/kg for the reference composition. ISO 6976 gives 47.48 MJ/kg (34.78 MJ/Sm3, relative density 0.598) for that composition; ALP-OWN-FUL-001 section 3 itself gives 34.4 MJ/Sm3 and relative density 0.600, which also mean about 47 MJ/kg. Guarantees are on heat input, so the error does not change them, but fuel flow, the gas booking check and the metering design use the mass LHV.</w:t>
+            </w:r>
+          </w:p>
+        </w:tc>
+        <w:tc>
+          <w:tcPr>
+            <w:tcW w:type="dxa" w:w="3628"/>
+          </w:tcPr>
+          <w:p>
+            <w:r>
+              <w:rPr>
+                <w:sz w:val="16"/>
+              </w:rPr>
+              <w:t>(open)</w:t>
+            </w:r>
+          </w:p>
+        </w:tc>
+        <w:tc>
+          <w:tcPr>
+            <w:tcW w:type="dxa" w:w="1134"/>
+          </w:tcPr>
+          <w:p>
+            <w:r>
+              <w:rPr>
+                <w:sz w:val="16"/>
+              </w:rPr>
+              <w:t>-</w:t>
+            </w:r>
+          </w:p>
+        </w:tc>
+        <w:tc>
+          <w:tcPr>
+            <w:tcW w:type="dxa" w:w="1134"/>
+          </w:tcPr>
+          <w:p>
+            <w:r>
+              <w:rPr>
+                <w:sz w:val="16"/>
+              </w:rPr>
+              <w:t>-</w:t>
+            </w:r>
+          </w:p>
+        </w:tc>
+        <w:tc>
+          <w:tcPr>
+            <w:tcW w:type="dxa" w:w="1757"/>
+          </w:tcPr>
+          <w:p>
+            <w:r>
+              <w:rPr>
+                <w:sz w:val="16"/>
+              </w:rPr>
+            </w:r>
+          </w:p>
+        </w:tc>
+      </w:tr>
+      <w:tr>
+        <w:tc>
+          <w:tcPr>
+            <w:tcW w:type="dxa" w:w="794"/>
+          </w:tcPr>
+          <w:p>
+            <w:r>
+              <w:rPr>
+                <w:sz w:val="16"/>
+              </w:rPr>
+              <w:t>TQ-026</w:t>
+            </w:r>
+          </w:p>
+        </w:tc>
+        <w:tc>
+          <w:tcPr>
+            <w:tcW w:type="dxa" w:w="624"/>
+          </w:tcPr>
+          <w:p>
+            <w:r>
+              <w:rPr>
+                <w:sz w:val="16"/>
+              </w:rPr>
+              <w:t>4</w:t>
+            </w:r>
+          </w:p>
+        </w:tc>
+        <w:tc>
+          <w:tcPr>
+            <w:tcW w:type="dxa" w:w="1701"/>
+          </w:tcPr>
+          <w:p>
+            <w:r>
+              <w:rPr>
+                <w:sz w:val="16"/>
+              </w:rPr>
+              <w:t>Power island control system: integration solution for SC-013</w:t>
+            </w:r>
+          </w:p>
+        </w:tc>
+        <w:tc>
+          <w:tcPr>
+            <w:tcW w:type="dxa" w:w="3855"/>
+          </w:tcPr>
+          <w:p>
+            <w:r>
+              <w:rPr>
+                <w:sz w:val="16"/>
+              </w:rPr>
+              <w:t>IEC's turbine control system keeps its own controllers (turbine protection) with the HMI integration package: graphics and alarms native on the plant DCS operator stations, one KKS tag database, common time sync, own IEC 62443 zone (TQ-IEC-004). Does the Owner accept this as 'integrated in the DCS' under SC-013?</w:t>
+            </w:r>
+          </w:p>
+        </w:tc>
+        <w:tc>
+          <w:tcPr>
+            <w:tcW w:type="dxa" w:w="3628"/>
+          </w:tcPr>
+          <w:p>
+            <w:r>
+              <w:rPr>
+                <w:sz w:val="16"/>
+              </w:rPr>
+              <w:t>(open)</w:t>
+            </w:r>
+          </w:p>
+        </w:tc>
+        <w:tc>
+          <w:tcPr>
+            <w:tcW w:type="dxa" w:w="1134"/>
+          </w:tcPr>
+          <w:p>
+            <w:r>
+              <w:rPr>
+                <w:sz w:val="16"/>
+              </w:rPr>
+              <w:t>-</w:t>
+            </w:r>
+          </w:p>
+        </w:tc>
+        <w:tc>
+          <w:tcPr>
+            <w:tcW w:type="dxa" w:w="1134"/>
+          </w:tcPr>
+          <w:p>
+            <w:r>
+              <w:rPr>
+                <w:sz w:val="16"/>
+              </w:rPr>
+              <w:t>-</w:t>
+            </w:r>
+          </w:p>
+        </w:tc>
+        <w:tc>
+          <w:tcPr>
+            <w:tcW w:type="dxa" w:w="1757"/>
+          </w:tcPr>
+          <w:p>
+            <w:r>
+              <w:rPr>
+                <w:sz w:val="16"/>
+              </w:rPr>
+            </w:r>
+          </w:p>
+        </w:tc>
+      </w:tr>
+      <w:tr>
+        <w:tc>
+          <w:tcPr>
+            <w:tcW w:type="dxa" w:w="794"/>
+          </w:tcPr>
+          <w:p>
+            <w:r>
+              <w:rPr>
+                <w:sz w:val="16"/>
+              </w:rPr>
+              <w:t>TQ-027</w:t>
+            </w:r>
+          </w:p>
+        </w:tc>
+        <w:tc>
+          <w:tcPr>
+            <w:tcW w:type="dxa" w:w="624"/>
+          </w:tcPr>
+          <w:p>
+            <w:r>
+              <w:rPr>
+                <w:sz w:val="16"/>
+              </w:rPr>
+              <w:t>4</w:t>
+            </w:r>
+          </w:p>
+        </w:tc>
+        <w:tc>
+          <w:tcPr>
+            <w:tcW w:type="dxa" w:w="1701"/>
+          </w:tcPr>
+          <w:p>
+            <w:r>
+              <w:rPr>
+                <w:sz w:val="16"/>
+              </w:rPr>
+              <w:t>Export above the 640 MW connection capacity in winter</w:t>
+            </w:r>
+          </w:p>
+        </w:tc>
+        <w:tc>
+          <w:tcPr>
+            <w:tcW w:type="dxa" w:w="3855"/>
+          </w:tcPr>
+          <w:p>
+            <w:r>
+              <w:rPr>
+                <w:sz w:val="16"/>
+              </w:rPr>
+              <w:t>Below about 5 degC the plant can export more than 640 MW (about 670 MW net at -4.8 degC). The TCS provides an export limiter at the HV metering point. Please confirm the export limit to be set (640 MW net at the 380 kV meters?) and whether the Owner intends to increase the connection capacity.</w:t>
+            </w:r>
+          </w:p>
+        </w:tc>
+        <w:tc>
+          <w:tcPr>
+            <w:tcW w:type="dxa" w:w="3628"/>
+          </w:tcPr>
+          <w:p>
+            <w:r>
+              <w:rPr>
+                <w:sz w:val="16"/>
+              </w:rPr>
+              <w:t>(open)</w:t>
+            </w:r>
+          </w:p>
+        </w:tc>
+        <w:tc>
+          <w:tcPr>
+            <w:tcW w:type="dxa" w:w="1134"/>
+          </w:tcPr>
+          <w:p>
+            <w:r>
+              <w:rPr>
+                <w:sz w:val="16"/>
+              </w:rPr>
+              <w:t>-</w:t>
+            </w:r>
+          </w:p>
+        </w:tc>
+        <w:tc>
+          <w:tcPr>
+            <w:tcW w:type="dxa" w:w="1134"/>
+          </w:tcPr>
+          <w:p>
+            <w:r>
+              <w:rPr>
+                <w:sz w:val="16"/>
+              </w:rPr>
+              <w:t>-</w:t>
+            </w:r>
+          </w:p>
+        </w:tc>
+        <w:tc>
+          <w:tcPr>
+            <w:tcW w:type="dxa" w:w="1757"/>
+          </w:tcPr>
+          <w:p>
+            <w:r>
+              <w:rPr>
+                <w:sz w:val="16"/>
+              </w:rPr>
+            </w:r>
+          </w:p>
+        </w:tc>
+      </w:tr>
+      <w:tr>
+        <w:tc>
+          <w:tcPr>
+            <w:tcW w:type="dxa" w:w="794"/>
+          </w:tcPr>
+          <w:p>
+            <w:r>
+              <w:rPr>
+                <w:sz w:val="16"/>
+              </w:rPr>
+              <w:t>TQ-028</w:t>
+            </w:r>
+          </w:p>
+        </w:tc>
+        <w:tc>
+          <w:tcPr>
+            <w:tcW w:type="dxa" w:w="624"/>
+          </w:tcPr>
+          <w:p>
+            <w:r>
+              <w:rPr>
+                <w:sz w:val="16"/>
+              </w:rPr>
+              <w:t>4</w:t>
+            </w:r>
+          </w:p>
+        </w:tc>
+        <w:tc>
+          <w:tcPr>
+            <w:tcW w:type="dxa" w:w="1701"/>
+          </w:tcPr>
+          <w:p>
+            <w:r>
+              <w:rPr>
+                <w:sz w:val="16"/>
+              </w:rPr>
+              <w:t>Hot gas path interval: EOH basis and calendar interval</w:t>
+            </w:r>
+          </w:p>
+        </w:tc>
+        <w:tc>
+          <w:tcPr>
+            <w:tcW w:type="dxa" w:w="3855"/>
+          </w:tcPr>
+          <w:p>
+            <w:r>
+              <w:rPr>
+                <w:sz w:val="16"/>
+              </w:rPr>
+              <w:t>ER-05.07 requires a hot gas path interval of at least 25,000 EOH. With the OEM start factors (hot 10, warm 15, cold 20 EOH) and the ER-01.03 regime this is about 2.3 calendar years. Please confirm that ER-05.07 is EOH-based as written.</w:t>
+            </w:r>
+          </w:p>
+        </w:tc>
+        <w:tc>
+          <w:tcPr>
+            <w:tcW w:type="dxa" w:w="3628"/>
+          </w:tcPr>
+          <w:p>
+            <w:r>
+              <w:rPr>
+                <w:sz w:val="16"/>
+              </w:rPr>
+              <w:t>(open)</w:t>
+            </w:r>
+          </w:p>
+        </w:tc>
+        <w:tc>
+          <w:tcPr>
+            <w:tcW w:type="dxa" w:w="1134"/>
+          </w:tcPr>
+          <w:p>
+            <w:r>
+              <w:rPr>
+                <w:sz w:val="16"/>
+              </w:rPr>
+              <w:t>-</w:t>
+            </w:r>
+          </w:p>
+        </w:tc>
+        <w:tc>
+          <w:tcPr>
+            <w:tcW w:type="dxa" w:w="1134"/>
+          </w:tcPr>
+          <w:p>
+            <w:r>
+              <w:rPr>
+                <w:sz w:val="16"/>
+              </w:rPr>
+              <w:t>-</w:t>
+            </w:r>
+          </w:p>
+        </w:tc>
+        <w:tc>
+          <w:tcPr>
+            <w:tcW w:type="dxa" w:w="1757"/>
+          </w:tcPr>
+          <w:p>
+            <w:r>
+              <w:rPr>
+                <w:sz w:val="16"/>
+              </w:rPr>
+            </w:r>
+          </w:p>
+        </w:tc>
+      </w:tr>
+      <w:tr>
+        <w:tc>
+          <w:tcPr>
+            <w:tcW w:type="dxa" w:w="794"/>
+          </w:tcPr>
+          <w:p>
+            <w:r>
+              <w:rPr>
+                <w:sz w:val="16"/>
+              </w:rPr>
+              <w:t>TQ-029</w:t>
+            </w:r>
+          </w:p>
+        </w:tc>
+        <w:tc>
+          <w:tcPr>
+            <w:tcW w:type="dxa" w:w="624"/>
+          </w:tcPr>
+          <w:p>
+            <w:r>
+              <w:rPr>
+                <w:sz w:val="16"/>
+              </w:rPr>
+              <w:t>4</w:t>
+            </w:r>
+          </w:p>
+        </w:tc>
+        <w:tc>
+          <w:tcPr>
+            <w:tcW w:type="dxa" w:w="1701"/>
+          </w:tcPr>
+          <w:p>
+            <w:r>
+              <w:rPr>
+                <w:sz w:val="16"/>
+              </w:rPr>
+              <w:t>Scope item SC-011 still states a 60 m stack</w:t>
+            </w:r>
+          </w:p>
+        </w:tc>
+        <w:tc>
+          <w:tcPr>
+            <w:tcW w:type="dxa" w:w="3855"/>
+          </w:tcPr>
+          <w:p>
+            <w:r>
+              <w:rPr>
+                <w:sz w:val="16"/>
+              </w:rPr>
+              <w:t>TQ-007 agreed a 65 m stack and ER-06.06 was revised, but the scope split item SC-011 (Appendix D) still reads "Stack 60 m with CEMS platform and silencer". Please confirm the editorial correction before signature.</w:t>
+            </w:r>
+          </w:p>
+        </w:tc>
+        <w:tc>
+          <w:tcPr>
+            <w:tcW w:type="dxa" w:w="3628"/>
+          </w:tcPr>
+          <w:p>
+            <w:r>
+              <w:rPr>
+                <w:sz w:val="16"/>
+              </w:rPr>
+              <w:t>(open)</w:t>
+            </w:r>
+          </w:p>
+        </w:tc>
+        <w:tc>
+          <w:tcPr>
+            <w:tcW w:type="dxa" w:w="1134"/>
+          </w:tcPr>
+          <w:p>
+            <w:r>
+              <w:rPr>
+                <w:sz w:val="16"/>
+              </w:rPr>
+              <w:t>-</w:t>
+            </w:r>
+          </w:p>
+        </w:tc>
+        <w:tc>
+          <w:tcPr>
+            <w:tcW w:type="dxa" w:w="1134"/>
+          </w:tcPr>
+          <w:p>
+            <w:r>
+              <w:rPr>
+                <w:sz w:val="16"/>
+              </w:rPr>
+              <w:t>-</w:t>
+            </w:r>
+          </w:p>
+        </w:tc>
+        <w:tc>
+          <w:tcPr>
+            <w:tcW w:type="dxa" w:w="1757"/>
+          </w:tcPr>
+          <w:p>
+            <w:r>
+              <w:rPr>
+                <w:sz w:val="16"/>
+              </w:rPr>
+            </w:r>
+          </w:p>
+        </w:tc>
+      </w:tr>
     </w:tbl>
     <w:p/>
     <w:sectPr>
@@ -30810,7 +31335,7 @@
         <w:color w:val="595959"/>
         <w:sz w:val="16"/>
       </w:rPr>
-      <w:t xml:space="preserve">contract_document v1.2.0 | data 9ab7f2d7573284fc | generated 2026-09-27 by SETUP | page </w:t>
+      <w:t xml:space="preserve">contract_document v1.2.0 | data 0b39701e03bffd6f | generated 2026-09-27 by SETUP | page </w:t>
     </w:r>
     <w:r>
       <w:rPr>

--- a/output/contract_document/ALP-EPC-001_contract.docx
+++ b/output/contract_document/ALP-EPC-001_contract.docx
@@ -31335,7 +31335,7 @@
         <w:color w:val="595959"/>
         <w:sz w:val="16"/>
       </w:rPr>
-      <w:t xml:space="preserve">contract_document v1.2.0 | data 0b39701e03bffd6f | generated 2026-09-27 by SETUP | page </w:t>
+      <w:t xml:space="preserve">contract_document v1.2.0 | data 499b6662c7467600 | generated 2026-09-28 by SETUP | page </w:t>
     </w:r>
     <w:r>
       <w:rPr>

--- a/output/contract_document/ALP-EPC-001_contract.docx
+++ b/output/contract_document/ALP-EPC-001_contract.docx
@@ -17281,7 +17281,7 @@
               <w:rPr>
                 <w:sz w:val="16"/>
               </w:rPr>
-              <w:t>2027-03-01</w:t>
+              <w:t>2027-02-01</w:t>
             </w:r>
           </w:p>
         </w:tc>
@@ -17296,7 +17296,7 @@
               <w:rPr>
                 <w:sz w:val="16"/>
               </w:rPr>
-              <w:t>TP-CW1</w:t>
+              <w:t>TP-A2</w:t>
             </w:r>
           </w:p>
         </w:tc>
@@ -17309,7 +17309,7 @@
               <w:rPr>
                 <w:sz w:val="16"/>
               </w:rPr>
-              <w:t>Seawater intake head</w:t>
+              <w:t>Site (plot) handover</w:t>
             </w:r>
           </w:p>
         </w:tc>
@@ -17322,7 +17322,7 @@
               <w:rPr>
                 <w:sz w:val="16"/>
               </w:rPr>
-              <w:t>About 650 m offshore at -12 m</w:t>
+              <w:t>Plot E 0-400, N 0-300 (plant grid), levelled to +15.0 m</w:t>
             </w:r>
           </w:p>
         </w:tc>
@@ -17335,7 +17335,6 @@
               <w:rPr>
                 <w:sz w:val="16"/>
               </w:rPr>
-              <w:t>about 2 x DN2200 (Contractor to size)</w:t>
             </w:r>
           </w:p>
         </w:tc>
@@ -17348,7 +17347,7 @@
               <w:rPr>
                 <w:sz w:val="16"/>
               </w:rPr>
-              <w:t>6.9-27.0 degC</w:t>
+              <w:t>East strip E 370-400 available 2027-06-30 (needed by the Contractor 2027-09-01 for the gas station civil works).</w:t>
             </w:r>
           </w:p>
         </w:tc>
@@ -17361,7 +17360,7 @@
               <w:rPr>
                 <w:sz w:val="16"/>
               </w:rPr>
-              <w:t>Seabed survey and marine permit</w:t>
+              <w:t>Plot free of encumbrances, levelled to +15.0 m, boundary monuments; relocation of the buried 11 kV cable (E 390) by 2027-06-30</w:t>
             </w:r>
           </w:p>
         </w:tc>
@@ -17374,7 +17373,7 @@
               <w:rPr>
                 <w:sz w:val="16"/>
               </w:rPr>
-              <w:t>Intake head, pipelines, pump house</w:t>
+              <w:t>All works within the plot from the access date</w:t>
             </w:r>
           </w:p>
         </w:tc>
@@ -17387,7 +17386,7 @@
               <w:rPr>
                 <w:sz w:val="16"/>
               </w:rPr>
-              <w:t>2027-04-30</w:t>
+              <w:t>2026-11-02</w:t>
             </w:r>
           </w:p>
         </w:tc>
@@ -17402,7 +17401,7 @@
               <w:rPr>
                 <w:sz w:val="16"/>
               </w:rPr>
-              <w:t>TP-CW2</w:t>
+              <w:t>TP-CW1</w:t>
             </w:r>
           </w:p>
         </w:tc>
@@ -17415,7 +17414,7 @@
               <w:rPr>
                 <w:sz w:val="16"/>
               </w:rPr>
-              <w:t>Outfall diffuser</w:t>
+              <w:t>Seawater intake head</w:t>
             </w:r>
           </w:p>
         </w:tc>
@@ -17428,7 +17427,7 @@
               <w:rPr>
                 <w:sz w:val="16"/>
               </w:rPr>
-              <w:t>About 350 m offshore, at least 250 m from the intake</w:t>
+              <w:t>About 650 m offshore at -12 m</w:t>
             </w:r>
           </w:p>
         </w:tc>
@@ -17441,6 +17440,7 @@
               <w:rPr>
                 <w:sz w:val="16"/>
               </w:rPr>
+              <w:t>about 2 x DN2200 (Contractor to size)</w:t>
             </w:r>
           </w:p>
         </w:tc>
@@ -17453,6 +17453,7 @@
               <w:rPr>
                 <w:sz w:val="16"/>
               </w:rPr>
+              <w:t>6.9-27.0 degC</w:t>
             </w:r>
           </w:p>
         </w:tc>
@@ -17465,7 +17466,7 @@
               <w:rPr>
                 <w:sz w:val="16"/>
               </w:rPr>
-              <w:t>Marine permit</w:t>
+              <w:t>Seabed survey and marine permit</w:t>
             </w:r>
           </w:p>
         </w:tc>
@@ -17478,7 +17479,7 @@
               <w:rPr>
                 <w:sz w:val="16"/>
               </w:rPr>
-              <w:t>Outfall pipeline and diffuser</w:t>
+              <w:t>Intake head, pipelines, pump house</w:t>
             </w:r>
           </w:p>
         </w:tc>
@@ -17506,7 +17507,7 @@
               <w:rPr>
                 <w:sz w:val="16"/>
               </w:rPr>
-              <w:t>TP-D1</w:t>
+              <w:t>TP-CW2</w:t>
             </w:r>
           </w:p>
         </w:tc>
@@ -17519,7 +17520,7 @@
               <w:rPr>
                 <w:sz w:val="16"/>
               </w:rPr>
-              <w:t>Storm water discharge</w:t>
+              <w:t>Outfall diffuser</w:t>
             </w:r>
           </w:p>
         </w:tc>
@@ -17532,7 +17533,7 @@
               <w:rPr>
                 <w:sz w:val="16"/>
               </w:rPr>
-              <w:t>Western stream channel (max 2 m3/s) or to sea</w:t>
+              <w:t>About 350 m offshore, at least 250 m from the intake</w:t>
             </w:r>
           </w:p>
         </w:tc>
@@ -17569,7 +17570,7 @@
               <w:rPr>
                 <w:sz w:val="16"/>
               </w:rPr>
-              <w:t>Water authority consent</w:t>
+              <w:t>Marine permit</w:t>
             </w:r>
           </w:p>
         </w:tc>
@@ -17582,7 +17583,7 @@
               <w:rPr>
                 <w:sz w:val="16"/>
               </w:rPr>
-              <w:t>Site drainage, oil interceptors, outlet structure</w:t>
+              <w:t>Outfall pipeline and diffuser</w:t>
             </w:r>
           </w:p>
         </w:tc>
@@ -17595,7 +17596,7 @@
               <w:rPr>
                 <w:sz w:val="16"/>
               </w:rPr>
-              <w:t>2026-11-02</w:t>
+              <w:t>2027-04-30</w:t>
             </w:r>
           </w:p>
         </w:tc>
@@ -17610,7 +17611,7 @@
               <w:rPr>
                 <w:sz w:val="16"/>
               </w:rPr>
-              <w:t>TP-E1</w:t>
+              <w:t>TP-D1</w:t>
             </w:r>
           </w:p>
         </w:tc>
@@ -17623,7 +17624,7 @@
               <w:rPr>
                 <w:sz w:val="16"/>
               </w:rPr>
-              <w:t>Grid connection 380 kV</w:t>
+              <w:t>Storm water discharge</w:t>
             </w:r>
           </w:p>
         </w:tc>
@@ -17636,7 +17637,7 @@
               <w:rPr>
                 <w:sz w:val="16"/>
               </w:rPr>
-              <w:t>Line gantry at the north-west corner</w:t>
+              <w:t>Western stream channel (max 2 m3/s) or to sea</w:t>
             </w:r>
           </w:p>
         </w:tc>
@@ -17649,7 +17650,6 @@
               <w:rPr>
                 <w:sz w:val="16"/>
               </w:rPr>
-              <w:t>380 kV, 2 circuits</w:t>
             </w:r>
           </w:p>
         </w:tc>
@@ -17662,7 +17662,6 @@
               <w:rPr>
                 <w:sz w:val="16"/>
               </w:rPr>
-              <w:t>360-410 kV; SCL 12-40 kA</w:t>
             </w:r>
           </w:p>
         </w:tc>
@@ -17675,7 +17674,7 @@
               <w:rPr>
                 <w:sz w:val="16"/>
               </w:rPr>
-              <w:t>Double-circuit 380 kV OHL up to the dead-end tower, conductors to the gantry</w:t>
+              <w:t>Water authority consent</w:t>
             </w:r>
           </w:p>
         </w:tc>
@@ -17688,7 +17687,7 @@
               <w:rPr>
                 <w:sz w:val="16"/>
               </w:rPr>
-              <w:t>Gantry, GIS switchyard, protection and metering</w:t>
+              <w:t>Site drainage, oil interceptors, outlet structure</w:t>
             </w:r>
           </w:p>
         </w:tc>
@@ -17701,7 +17700,7 @@
               <w:rPr>
                 <w:sz w:val="16"/>
               </w:rPr>
-              <w:t>2028-07-15</w:t>
+              <w:t>2026-11-02</w:t>
             </w:r>
           </w:p>
         </w:tc>
@@ -17716,7 +17715,7 @@
               <w:rPr>
                 <w:sz w:val="16"/>
               </w:rPr>
-              <w:t>TP-E2</w:t>
+              <w:t>TP-E1</w:t>
             </w:r>
           </w:p>
         </w:tc>
@@ -17729,7 +17728,7 @@
               <w:rPr>
                 <w:sz w:val="16"/>
               </w:rPr>
-              <w:t>Construction power</w:t>
+              <w:t>Grid connection 380 kV</w:t>
             </w:r>
           </w:p>
         </w:tc>
@@ -17742,7 +17741,7 @@
               <w:rPr>
                 <w:sz w:val="16"/>
               </w:rPr>
-              <w:t>North gate</w:t>
+              <w:t>Line gantry at the north-west corner</w:t>
             </w:r>
           </w:p>
         </w:tc>
@@ -17755,7 +17754,7 @@
               <w:rPr>
                 <w:sz w:val="16"/>
               </w:rPr>
-              <w:t>34.5 kV / 5 MVA</w:t>
+              <w:t>380 kV, 2 circuits</w:t>
             </w:r>
           </w:p>
         </w:tc>
@@ -17768,6 +17767,7 @@
               <w:rPr>
                 <w:sz w:val="16"/>
               </w:rPr>
+              <w:t>380 kV nominal, 420 kV highest; 360-410 kV normal, 342-420 kV up to 30 min; 49.0-51.0 Hz; short-circuit 12-40 kA (2029), 50 kA (2035 planning); connection capacity 640 MW export / 40 MW import (ALP-OWN-ELE-001).</w:t>
             </w:r>
           </w:p>
         </w:tc>
@@ -17780,7 +17780,7 @@
               <w:rPr>
                 <w:sz w:val="16"/>
               </w:rPr>
-              <w:t>34.5 kV connection, 5 MVA, metering</w:t>
+              <w:t>Double-circuit 380 kV OHL up to the dead-end tower, conductors to the gantry</w:t>
             </w:r>
           </w:p>
         </w:tc>
@@ -17793,7 +17793,7 @@
               <w:rPr>
                 <w:sz w:val="16"/>
               </w:rPr>
-              <w:t>Construction substations and distribution</w:t>
+              <w:t>Gantry, GIS switchyard, protection and metering</w:t>
             </w:r>
           </w:p>
         </w:tc>
@@ -17806,7 +17806,7 @@
               <w:rPr>
                 <w:sz w:val="16"/>
               </w:rPr>
-              <w:t>2027-02-28</w:t>
+              <w:t>2028-07-15</w:t>
             </w:r>
           </w:p>
         </w:tc>
@@ -17821,7 +17821,7 @@
               <w:rPr>
                 <w:sz w:val="16"/>
               </w:rPr>
-              <w:t>TP-G1</w:t>
+              <w:t>TP-E2</w:t>
             </w:r>
           </w:p>
         </w:tc>
@@ -17834,7 +17834,7 @@
               <w:rPr>
                 <w:sz w:val="16"/>
               </w:rPr>
-              <w:t>Natural gas supply</w:t>
+              <w:t>Construction power</w:t>
             </w:r>
           </w:p>
         </w:tc>
@@ -17847,7 +17847,7 @@
               <w:rPr>
                 <w:sz w:val="16"/>
               </w:rPr>
-              <w:t>North-east plot corner, flange at EL +14.0</w:t>
+              <w:t>North gate</w:t>
             </w:r>
           </w:p>
         </w:tc>
@@ -17860,7 +17860,7 @@
               <w:rPr>
                 <w:sz w:val="16"/>
               </w:rPr>
-              <w:t>16 in (DN400), CL600</w:t>
+              <w:t>34.5 kV / 5 MVA</w:t>
             </w:r>
           </w:p>
         </w:tc>
@@ -17873,7 +17873,7 @@
               <w:rPr>
                 <w:sz w:val="16"/>
               </w:rPr>
-              <w:t>45-70 barg normal/minimum, 40 barg exceptional (72 h/year); 5-25 degC; 115,000 Sm3/h firm</w:t>
+              <w:t>34.5 kV +/- 10 %, 5 MVA, prospective short-circuit 12.5 kA (distribution company).</w:t>
             </w:r>
           </w:p>
         </w:tc>
@@ -17886,7 +17886,7 @@
               <w:rPr>
                 <w:sz w:val="16"/>
               </w:rPr>
-              <w:t>16-inch spur line (4.5 km), tap valve station, isolation valve and insulating joint</w:t>
+              <w:t>34.5 kV connection, 5 MVA, metering</w:t>
             </w:r>
           </w:p>
         </w:tc>
@@ -17899,7 +17899,7 @@
               <w:rPr>
                 <w:sz w:val="16"/>
               </w:rPr>
-              <w:t>Gas receiving and metering station from the inlet flange</w:t>
+              <w:t>Construction substations and distribution</w:t>
             </w:r>
           </w:p>
         </w:tc>
@@ -17912,7 +17912,7 @@
               <w:rPr>
                 <w:sz w:val="16"/>
               </w:rPr>
-              <w:t>2028-06-30</w:t>
+              <w:t>2027-02-28</w:t>
             </w:r>
           </w:p>
         </w:tc>
@@ -17927,7 +17927,7 @@
               <w:rPr>
                 <w:sz w:val="16"/>
               </w:rPr>
-              <w:t>TP-L1</w:t>
+              <w:t>TP-G1</w:t>
             </w:r>
           </w:p>
         </w:tc>
@@ -17940,7 +17940,7 @@
               <w:rPr>
                 <w:sz w:val="16"/>
               </w:rPr>
-              <w:t>LDO supply</w:t>
+              <w:t>Natural gas supply</w:t>
             </w:r>
           </w:p>
         </w:tc>
@@ -17953,7 +17953,7 @@
               <w:rPr>
                 <w:sz w:val="16"/>
               </w:rPr>
-              <w:t>North gate (road tankers)</w:t>
+              <w:t>North-east plot corner, flange at EL +14.0</w:t>
             </w:r>
           </w:p>
         </w:tc>
@@ -17966,6 +17966,7 @@
               <w:rPr>
                 <w:sz w:val="16"/>
               </w:rPr>
+              <w:t>16 in (DN400), CL600</w:t>
             </w:r>
           </w:p>
         </w:tc>
@@ -17978,6 +17979,7 @@
               <w:rPr>
                 <w:sz w:val="16"/>
               </w:rPr>
+              <w:t>Normal 55-65 barg; minimum 45 barg for full load; exceptional 40 barg up to 72 h/year (GT load limited, ER-03.03); MOP 70 / MAOP 75 barg; 5-25 degC; 115,000 Sm3/h firm (density 0.7325 kg/Sm3 at 15 degC, reference gas).</w:t>
             </w:r>
           </w:p>
         </w:tc>
@@ -17990,7 +17992,7 @@
               <w:rPr>
                 <w:sz w:val="16"/>
               </w:rPr>
-              <w:t>LDO supply contract (up to 25 trucks/day), first fill</w:t>
+              <w:t>16-inch spur line (4.5 km), tap valve station, isolation valve and insulating joint</w:t>
             </w:r>
           </w:p>
         </w:tc>
@@ -18003,7 +18005,7 @@
               <w:rPr>
                 <w:sz w:val="16"/>
               </w:rPr>
-              <w:t>Unloading station and storage</w:t>
+              <w:t>Gas receiving and metering station from the inlet flange</w:t>
             </w:r>
           </w:p>
         </w:tc>
@@ -18016,7 +18018,7 @@
               <w:rPr>
                 <w:sz w:val="16"/>
               </w:rPr>
-              <w:t>2028-09-01</w:t>
+              <w:t>2028-06-30</w:t>
             </w:r>
           </w:p>
         </w:tc>
@@ -18031,7 +18033,7 @@
               <w:rPr>
                 <w:sz w:val="16"/>
               </w:rPr>
-              <w:t>TP-M1</w:t>
+              <w:t>TP-L1</w:t>
             </w:r>
           </w:p>
         </w:tc>
@@ -18044,7 +18046,7 @@
               <w:rPr>
                 <w:sz w:val="16"/>
               </w:rPr>
-              <w:t>Temporary barge landing</w:t>
+              <w:t>LDO supply</w:t>
             </w:r>
           </w:p>
         </w:tc>
@@ -18057,7 +18059,7 @@
               <w:rPr>
                 <w:sz w:val="16"/>
               </w:rPr>
-              <w:t>Public coastal strip south of the plot</w:t>
+              <w:t>North gate (road tankers)</w:t>
             </w:r>
           </w:p>
         </w:tc>
@@ -18070,6 +18072,7 @@
               <w:rPr>
                 <w:sz w:val="16"/>
               </w:rPr>
+              <w:t>4 in tanker coupling (API RP 1004 bottom loading / dry-break)</w:t>
             </w:r>
           </w:p>
         </w:tc>
@@ -18082,6 +18085,7 @@
               <w:rPr>
                 <w:sz w:val="16"/>
               </w:rPr>
+              <w:t>Up to 25 trucks/day (about 30 m3 each); 4 bays at about 100 m3/h each unloading pump set; LDO per TS EN 590 based specification.</w:t>
             </w:r>
           </w:p>
         </w:tc>
@@ -18094,7 +18098,7 @@
               <w:rPr>
                 <w:sz w:val="16"/>
               </w:rPr>
-              <w:t>Coastal permit: application by 2027-04-30 if the Contractor's permit design is received by 2027-03-31; permit targeted by 2027-09-30</w:t>
+              <w:t>LDO supply contract (up to 25 trucks/day), first fill</w:t>
             </w:r>
           </w:p>
         </w:tc>
@@ -18107,7 +18111,7 @@
               <w:rPr>
                 <w:sz w:val="16"/>
               </w:rPr>
-              <w:t>Design, construction, operation and removal of the landing; marine works only 1 October - 30 April</w:t>
+              <w:t>Unloading station and storage</w:t>
             </w:r>
           </w:p>
         </w:tc>
@@ -18120,7 +18124,7 @@
               <w:rPr>
                 <w:sz w:val="16"/>
               </w:rPr>
-              <w:t>2027-09-30</w:t>
+              <w:t>2028-09-01</w:t>
             </w:r>
           </w:p>
         </w:tc>
@@ -18135,7 +18139,7 @@
               <w:rPr>
                 <w:sz w:val="16"/>
               </w:rPr>
-              <w:t>TP-R1</w:t>
+              <w:t>TP-M1</w:t>
             </w:r>
           </w:p>
         </w:tc>
@@ -18148,7 +18152,7 @@
               <w:rPr>
                 <w:sz w:val="16"/>
               </w:rPr>
-              <w:t>Road access</w:t>
+              <w:t>Temporary barge landing</w:t>
             </w:r>
           </w:p>
         </w:tc>
@@ -18161,7 +18165,7 @@
               <w:rPr>
                 <w:sz w:val="16"/>
               </w:rPr>
-              <w:t>North gate</w:t>
+              <w:t>Public coastal strip south of the plot</w:t>
             </w:r>
           </w:p>
         </w:tc>
@@ -18186,6 +18190,7 @@
               <w:rPr>
                 <w:sz w:val="16"/>
               </w:rPr>
+              <w:t>Heaviest pieces: GT generator stator 340 t, GT GSU 268 t (transport weights, IEC data).</w:t>
             </w:r>
           </w:p>
         </w:tc>
@@ -18198,7 +18203,7 @@
               <w:rPr>
                 <w:sz w:val="16"/>
               </w:rPr>
-              <w:t>Existing 6 m asphalt road to the state road</w:t>
+              <w:t>Coastal permit: application by 2027-04-30 if the Contractor's permit design is received by 2027-03-31; permit targeted by 2027-09-30</w:t>
             </w:r>
           </w:p>
         </w:tc>
@@ -18211,7 +18216,7 @@
               <w:rPr>
                 <w:sz w:val="16"/>
               </w:rPr>
-              <w:t>Site roads and gate</w:t>
+              <w:t>Design, construction, operation and removal of the landing; marine works only 1 October - 30 April</w:t>
             </w:r>
           </w:p>
         </w:tc>
@@ -18224,7 +18229,7 @@
               <w:rPr>
                 <w:sz w:val="16"/>
               </w:rPr>
-              <w:t>2026-11-02</w:t>
+              <w:t>2027-09-30</w:t>
             </w:r>
           </w:p>
         </w:tc>
@@ -18239,7 +18244,7 @@
               <w:rPr>
                 <w:sz w:val="16"/>
               </w:rPr>
-              <w:t>TP-S1</w:t>
+              <w:t>TP-R1</w:t>
             </w:r>
           </w:p>
         </w:tc>
@@ -18252,7 +18257,7 @@
               <w:rPr>
                 <w:sz w:val="16"/>
               </w:rPr>
-              <w:t>Sanitary wastewater</w:t>
+              <w:t>Road access</w:t>
             </w:r>
           </w:p>
         </w:tc>
@@ -18265,7 +18270,7 @@
               <w:rPr>
                 <w:sz w:val="16"/>
               </w:rPr>
-              <w:t>None - no municipal sewer available</w:t>
+              <w:t>North gate</w:t>
             </w:r>
           </w:p>
         </w:tc>
@@ -18290,6 +18295,7 @@
               <w:rPr>
                 <w:sz w:val="16"/>
               </w:rPr>
+              <w:t>6 m asphalt, state road bridges limited to 120 t gross vehicle weight; components above about 90 t via the barge landing TP-M1 (ALP-OWN-GEN-001 section 3).</w:t>
             </w:r>
           </w:p>
         </w:tc>
@@ -18302,7 +18308,7 @@
               <w:rPr>
                 <w:sz w:val="16"/>
               </w:rPr>
-              <w:t>Nothing (no sewer)</w:t>
+              <w:t>Existing 6 m asphalt road to the state road</w:t>
             </w:r>
           </w:p>
         </w:tc>
@@ -18315,7 +18321,7 @@
               <w:rPr>
                 <w:sz w:val="16"/>
               </w:rPr>
-              <w:t>Packaged sanitary treatment plant (SC-057); treated effluent to the outfall</w:t>
+              <w:t>Site roads and gate</w:t>
             </w:r>
           </w:p>
         </w:tc>
@@ -18328,7 +18334,7 @@
               <w:rPr>
                 <w:sz w:val="16"/>
               </w:rPr>
-              <w:t>-</w:t>
+              <w:t>2026-11-02</w:t>
             </w:r>
           </w:p>
         </w:tc>
@@ -18343,7 +18349,7 @@
               <w:rPr>
                 <w:sz w:val="16"/>
               </w:rPr>
-              <w:t>TP-T1</w:t>
+              <w:t>TP-S1</w:t>
             </w:r>
           </w:p>
         </w:tc>
@@ -18356,7 +18362,7 @@
               <w:rPr>
                 <w:sz w:val="16"/>
               </w:rPr>
-              <w:t>Telecommunication</w:t>
+              <w:t>Sanitary wastewater</w:t>
             </w:r>
           </w:p>
         </w:tc>
@@ -18369,7 +18375,7 @@
               <w:rPr>
                 <w:sz w:val="16"/>
               </w:rPr>
-              <w:t>North gate</w:t>
+              <w:t>None - no municipal sewer available</w:t>
             </w:r>
           </w:p>
         </w:tc>
@@ -18406,7 +18412,7 @@
               <w:rPr>
                 <w:sz w:val="16"/>
               </w:rPr>
-              <w:t>Fibre ducts of two operators to the plot boundary</w:t>
+              <w:t>Nothing (no sewer)</w:t>
             </w:r>
           </w:p>
         </w:tc>
@@ -18419,7 +18425,7 @@
               <w:rPr>
                 <w:sz w:val="16"/>
               </w:rPr>
-              <w:t>Site telecom network and SCADA links</w:t>
+              <w:t>Packaged sanitary treatment plant (SC-057); treated effluent to the outfall</w:t>
             </w:r>
           </w:p>
         </w:tc>
@@ -18432,7 +18438,7 @@
               <w:rPr>
                 <w:sz w:val="16"/>
               </w:rPr>
-              <w:t>2027-06-30</w:t>
+              <w:t>-</w:t>
             </w:r>
           </w:p>
         </w:tc>
@@ -18447,6 +18453,318 @@
               <w:rPr>
                 <w:sz w:val="16"/>
               </w:rPr>
+              <w:t>TP-T1</w:t>
+            </w:r>
+          </w:p>
+        </w:tc>
+        <w:tc>
+          <w:tcPr>
+            <w:tcW w:type="dxa" w:w="1701"/>
+          </w:tcPr>
+          <w:p>
+            <w:r>
+              <w:rPr>
+                <w:sz w:val="16"/>
+              </w:rPr>
+              <w:t>Telecommunication</w:t>
+            </w:r>
+          </w:p>
+        </w:tc>
+        <w:tc>
+          <w:tcPr>
+            <w:tcW w:type="dxa" w:w="2154"/>
+          </w:tcPr>
+          <w:p>
+            <w:r>
+              <w:rPr>
+                <w:sz w:val="16"/>
+              </w:rPr>
+              <w:t>North gate</w:t>
+            </w:r>
+          </w:p>
+        </w:tc>
+        <w:tc>
+          <w:tcPr>
+            <w:tcW w:type="dxa" w:w="1361"/>
+          </w:tcPr>
+          <w:p>
+            <w:r>
+              <w:rPr>
+                <w:sz w:val="16"/>
+              </w:rPr>
+            </w:r>
+          </w:p>
+        </w:tc>
+        <w:tc>
+          <w:tcPr>
+            <w:tcW w:type="dxa" w:w="2268"/>
+          </w:tcPr>
+          <w:p>
+            <w:r>
+              <w:rPr>
+                <w:sz w:val="16"/>
+              </w:rPr>
+            </w:r>
+          </w:p>
+        </w:tc>
+        <w:tc>
+          <w:tcPr>
+            <w:tcW w:type="dxa" w:w="2835"/>
+          </w:tcPr>
+          <w:p>
+            <w:r>
+              <w:rPr>
+                <w:sz w:val="16"/>
+              </w:rPr>
+              <w:t>Fibre ducts of two operators to the plot boundary</w:t>
+            </w:r>
+          </w:p>
+        </w:tc>
+        <w:tc>
+          <w:tcPr>
+            <w:tcW w:type="dxa" w:w="2608"/>
+          </w:tcPr>
+          <w:p>
+            <w:r>
+              <w:rPr>
+                <w:sz w:val="16"/>
+              </w:rPr>
+              <w:t>Site telecom network and SCADA links</w:t>
+            </w:r>
+          </w:p>
+        </w:tc>
+        <w:tc>
+          <w:tcPr>
+            <w:tcW w:type="dxa" w:w="1134"/>
+          </w:tcPr>
+          <w:p>
+            <w:r>
+              <w:rPr>
+                <w:sz w:val="16"/>
+              </w:rPr>
+              <w:t>2027-06-30</w:t>
+            </w:r>
+          </w:p>
+        </w:tc>
+      </w:tr>
+      <w:tr>
+        <w:tc>
+          <w:tcPr>
+            <w:tcW w:type="dxa" w:w="850"/>
+          </w:tcPr>
+          <w:p>
+            <w:r>
+              <w:rPr>
+                <w:sz w:val="16"/>
+              </w:rPr>
+              <w:t>TP-T2</w:t>
+            </w:r>
+          </w:p>
+        </w:tc>
+        <w:tc>
+          <w:tcPr>
+            <w:tcW w:type="dxa" w:w="1701"/>
+          </w:tcPr>
+          <w:p>
+            <w:r>
+              <w:rPr>
+                <w:sz w:val="16"/>
+              </w:rPr>
+              <w:t>Emission data link to the environmental authority</w:t>
+            </w:r>
+          </w:p>
+        </w:tc>
+        <w:tc>
+          <w:tcPr>
+            <w:tcW w:type="dxa" w:w="2154"/>
+          </w:tcPr>
+          <w:p>
+            <w:r>
+              <w:rPr>
+                <w:sz w:val="16"/>
+              </w:rPr>
+              <w:t>CEMS data logger in the control building</w:t>
+            </w:r>
+          </w:p>
+        </w:tc>
+        <w:tc>
+          <w:tcPr>
+            <w:tcW w:type="dxa" w:w="1361"/>
+          </w:tcPr>
+          <w:p>
+            <w:r>
+              <w:rPr>
+                <w:sz w:val="16"/>
+              </w:rPr>
+            </w:r>
+          </w:p>
+        </w:tc>
+        <w:tc>
+          <w:tcPr>
+            <w:tcW w:type="dxa" w:w="2268"/>
+          </w:tcPr>
+          <w:p>
+            <w:r>
+              <w:rPr>
+                <w:sz w:val="16"/>
+              </w:rPr>
+            </w:r>
+          </w:p>
+        </w:tc>
+        <w:tc>
+          <w:tcPr>
+            <w:tcW w:type="dxa" w:w="2835"/>
+          </w:tcPr>
+          <w:p>
+            <w:r>
+              <w:rPr>
+                <w:sz w:val="16"/>
+              </w:rPr>
+              <w:t>Registration of the plant with the Ministry's continuous emission monitoring centre, credentials, connection agreement</w:t>
+            </w:r>
+          </w:p>
+        </w:tc>
+        <w:tc>
+          <w:tcPr>
+            <w:tcW w:type="dxa" w:w="2608"/>
+          </w:tcPr>
+          <w:p>
+            <w:r>
+              <w:rPr>
+                <w:sz w:val="16"/>
+              </w:rPr>
+              <w:t>CEMS, data acquisition and the data link (SC-038) up to the Ministry server interface</w:t>
+            </w:r>
+          </w:p>
+        </w:tc>
+        <w:tc>
+          <w:tcPr>
+            <w:tcW w:type="dxa" w:w="1134"/>
+          </w:tcPr>
+          <w:p>
+            <w:r>
+              <w:rPr>
+                <w:sz w:val="16"/>
+              </w:rPr>
+              <w:t>2028-08-01</w:t>
+            </w:r>
+          </w:p>
+        </w:tc>
+      </w:tr>
+      <w:tr>
+        <w:tc>
+          <w:tcPr>
+            <w:tcW w:type="dxa" w:w="850"/>
+          </w:tcPr>
+          <w:p>
+            <w:r>
+              <w:rPr>
+                <w:sz w:val="16"/>
+              </w:rPr>
+              <w:t>TP-T3</w:t>
+            </w:r>
+          </w:p>
+        </w:tc>
+        <w:tc>
+          <w:tcPr>
+            <w:tcW w:type="dxa" w:w="1701"/>
+          </w:tcPr>
+          <w:p>
+            <w:r>
+              <w:rPr>
+                <w:sz w:val="16"/>
+              </w:rPr>
+              <w:t>TSO SCADA and revenue metering link</w:t>
+            </w:r>
+          </w:p>
+        </w:tc>
+        <w:tc>
+          <w:tcPr>
+            <w:tcW w:type="dxa" w:w="2154"/>
+          </w:tcPr>
+          <w:p>
+            <w:r>
+              <w:rPr>
+                <w:sz w:val="16"/>
+              </w:rPr>
+              <w:t>TSO RTU and metering cubicle in the control building</w:t>
+            </w:r>
+          </w:p>
+        </w:tc>
+        <w:tc>
+          <w:tcPr>
+            <w:tcW w:type="dxa" w:w="1361"/>
+          </w:tcPr>
+          <w:p>
+            <w:r>
+              <w:rPr>
+                <w:sz w:val="16"/>
+              </w:rPr>
+            </w:r>
+          </w:p>
+        </w:tc>
+        <w:tc>
+          <w:tcPr>
+            <w:tcW w:type="dxa" w:w="2268"/>
+          </w:tcPr>
+          <w:p>
+            <w:r>
+              <w:rPr>
+                <w:sz w:val="16"/>
+              </w:rPr>
+            </w:r>
+          </w:p>
+        </w:tc>
+        <w:tc>
+          <w:tcPr>
+            <w:tcW w:type="dxa" w:w="2835"/>
+          </w:tcPr>
+          <w:p>
+            <w:r>
+              <w:rPr>
+                <w:sz w:val="16"/>
+              </w:rPr>
+              <w:t>TSO signal list and protocol, TSO end of the link, OPGW on the Owner's line</w:t>
+            </w:r>
+          </w:p>
+        </w:tc>
+        <w:tc>
+          <w:tcPr>
+            <w:tcW w:type="dxa" w:w="2608"/>
+          </w:tcPr>
+          <w:p>
+            <w:r>
+              <w:rPr>
+                <w:sz w:val="16"/>
+              </w:rPr>
+              <w:t>RTU, revenue meters, fibre from the gantry joint box, telecom equipment (SC-035)</w:t>
+            </w:r>
+          </w:p>
+        </w:tc>
+        <w:tc>
+          <w:tcPr>
+            <w:tcW w:type="dxa" w:w="1134"/>
+          </w:tcPr>
+          <w:p>
+            <w:r>
+              <w:rPr>
+                <w:sz w:val="16"/>
+              </w:rPr>
+              <w:t>2028-05-01</w:t>
+            </w:r>
+          </w:p>
+        </w:tc>
+      </w:tr>
+      <w:tr>
+        <w:tc>
+          <w:tcPr>
+            <w:tcW w:type="dxa" w:w="850"/>
+          </w:tcPr>
+          <w:p>
+            <w:r>
+              <w:rPr>
+                <w:sz w:val="16"/>
+              </w:rPr>
               <w:t>TP-W1</w:t>
             </w:r>
           </w:p>
@@ -18499,7 +18817,7 @@
               <w:rPr>
                 <w:sz w:val="16"/>
               </w:rPr>
-              <w:t>3 barg, 20 m3/h</w:t>
+              <w:t>2.5-6.0 barg at the meter outlet, 20 m3/h (municipal supply), potable quality per the Turkish drinking water regulation.</w:t>
             </w:r>
           </w:p>
         </w:tc>
@@ -31059,7 +31377,7 @@
               <w:rPr>
                 <w:sz w:val="16"/>
               </w:rPr>
-              <w:t>(open)</w:t>
+              <w:t>The export limiter shall be set to 640 MW net at the 380 kV revenue meters. The Owner has applied to the TSO for a connection capacity of 680 MW; if granted, the Owner will instruct the new set point as a variation.</w:t>
             </w:r>
           </w:p>
         </w:tc>
@@ -31072,25 +31390,25 @@
               <w:rPr>
                 <w:sz w:val="16"/>
               </w:rPr>
+              <w:t>contractor proposal accepted</w:t>
+            </w:r>
+          </w:p>
+        </w:tc>
+        <w:tc>
+          <w:tcPr>
+            <w:tcW w:type="dxa" w:w="1134"/>
+          </w:tcPr>
+          <w:p>
+            <w:r>
+              <w:rPr>
+                <w:sz w:val="16"/>
+              </w:rPr>
               <w:t>-</w:t>
             </w:r>
           </w:p>
         </w:tc>
         <w:tc>
           <w:tcPr>
-            <w:tcW w:type="dxa" w:w="1134"/>
-          </w:tcPr>
-          <w:p>
-            <w:r>
-              <w:rPr>
-                <w:sz w:val="16"/>
-              </w:rPr>
-              <w:t>-</w:t>
-            </w:r>
-          </w:p>
-        </w:tc>
-        <w:tc>
-          <w:tcPr>
             <w:tcW w:type="dxa" w:w="1757"/>
           </w:tcPr>
           <w:p>
@@ -31098,6 +31416,7 @@
               <w:rPr>
                 <w:sz w:val="16"/>
               </w:rPr>
+              <w:t>tie_in/TP-E1</w:t>
             </w:r>
           </w:p>
         </w:tc>
@@ -31283,6 +31602,323 @@
                 <w:sz w:val="16"/>
               </w:rPr>
               <w:t>-</w:t>
+            </w:r>
+          </w:p>
+        </w:tc>
+        <w:tc>
+          <w:tcPr>
+            <w:tcW w:type="dxa" w:w="1134"/>
+          </w:tcPr>
+          <w:p>
+            <w:r>
+              <w:rPr>
+                <w:sz w:val="16"/>
+              </w:rPr>
+              <w:t>-</w:t>
+            </w:r>
+          </w:p>
+        </w:tc>
+        <w:tc>
+          <w:tcPr>
+            <w:tcW w:type="dxa" w:w="1757"/>
+          </w:tcPr>
+          <w:p>
+            <w:r>
+              <w:rPr>
+                <w:sz w:val="16"/>
+              </w:rPr>
+            </w:r>
+          </w:p>
+        </w:tc>
+      </w:tr>
+      <w:tr>
+        <w:tc>
+          <w:tcPr>
+            <w:tcW w:type="dxa" w:w="794"/>
+          </w:tcPr>
+          <w:p>
+            <w:r>
+              <w:rPr>
+                <w:sz w:val="16"/>
+              </w:rPr>
+              <w:t>TQ-030</w:t>
+            </w:r>
+          </w:p>
+        </w:tc>
+        <w:tc>
+          <w:tcPr>
+            <w:tcW w:type="dxa" w:w="624"/>
+          </w:tcPr>
+          <w:p>
+            <w:r>
+              <w:rPr>
+                <w:sz w:val="16"/>
+              </w:rPr>
+              <w:t>5</w:t>
+            </w:r>
+          </w:p>
+        </w:tc>
+        <w:tc>
+          <w:tcPr>
+            <w:tcW w:type="dxa" w:w="1701"/>
+          </w:tcPr>
+          <w:p>
+            <w:r>
+              <w:rPr>
+                <w:sz w:val="16"/>
+              </w:rPr>
+              <w:t>Tie-in register: confirmation of the terminal point conditions</w:t>
+            </w:r>
+          </w:p>
+        </w:tc>
+        <w:tc>
+          <w:tcPr>
+            <w:tcW w:type="dxa" w:w="3855"/>
+          </w:tcPr>
+          <w:p>
+            <w:r>
+              <w:rPr>
+                <w:sz w:val="16"/>
+              </w:rPr>
+              <w:t>The Consortium's tie-in register (draft) states for each terminal point the exact scope break, connection, isolation, protection, operating envelope, capacity and the dates needed from the Contractor's commissioning sequence. Please confirm, and provide the missing data: (a) TP-W1 maximum supply pressure; (b) TP-E2 prospective short-circuit current of the 34.5 kV supply; (c) SC-001 (site boundary) has no terminal point - propose TP-A2 plot handover incl. the 11 kV cable relocation by 2027-06-30; (d) SC-035 and SC-038 need Owner/TSO/authority input - propose TP-T3 (TSO SCADA and metering link) and TP-T2 (emission data link to the Ministry); (e) TP-A1 is available on 2027-03-01, the day it is needed (no float): earlier access requested.</w:t>
+            </w:r>
+          </w:p>
+        </w:tc>
+        <w:tc>
+          <w:tcPr>
+            <w:tcW w:type="dxa" w:w="3628"/>
+          </w:tcPr>
+          <w:p>
+            <w:r>
+              <w:rPr>
+                <w:sz w:val="16"/>
+              </w:rPr>
+              <w:t>Register confirmed with: (a) TP-W1 2.5-6.0 barg; (b) TP-E2 12.5 kA; (c) TP-A2 added (plot, 11 kV cable relocated by 2027-06-30, east strip E 370-400 until then not available); (d) TP-T2 and TP-T3 added; (e) TP-A1 lease from 2027-02-01. The conditions of all terminal points TP-A1..TP-W1 are agreed.</w:t>
+            </w:r>
+          </w:p>
+        </w:tc>
+        <w:tc>
+          <w:tcPr>
+            <w:tcW w:type="dxa" w:w="1134"/>
+          </w:tcPr>
+          <w:p>
+            <w:r>
+              <w:rPr>
+                <w:sz w:val="16"/>
+              </w:rPr>
+              <w:t>contractor proposal accepted</w:t>
+            </w:r>
+          </w:p>
+        </w:tc>
+        <w:tc>
+          <w:tcPr>
+            <w:tcW w:type="dxa" w:w="1134"/>
+          </w:tcPr>
+          <w:p>
+            <w:r>
+              <w:rPr>
+                <w:sz w:val="16"/>
+              </w:rPr>
+              <w:t>-</w:t>
+            </w:r>
+          </w:p>
+        </w:tc>
+        <w:tc>
+          <w:tcPr>
+            <w:tcW w:type="dxa" w:w="1757"/>
+          </w:tcPr>
+          <w:p>
+            <w:r>
+              <w:rPr>
+                <w:sz w:val="16"/>
+              </w:rPr>
+              <w:t>tie_in/TP-A1, tie_in/TP-A2, tie_in/TP-CW1, tie_in/TP-CW2, tie_in/TP-D1, tie_in/TP-E1, tie_in/TP-E2, tie_in/TP-G1, tie_in/TP-L1, tie_in/TP-M1, tie_in/TP-R1, tie_in/TP-S1, tie_in/TP-T1, tie_in/TP-T2, tie_in/TP-T3, tie_in/TP-W1</w:t>
+            </w:r>
+          </w:p>
+        </w:tc>
+      </w:tr>
+      <w:tr>
+        <w:tc>
+          <w:tcPr>
+            <w:tcW w:type="dxa" w:w="794"/>
+          </w:tcPr>
+          <w:p>
+            <w:r>
+              <w:rPr>
+                <w:sz w:val="16"/>
+              </w:rPr>
+              <w:t>TQ-031</w:t>
+            </w:r>
+          </w:p>
+        </w:tc>
+        <w:tc>
+          <w:tcPr>
+            <w:tcW w:type="dxa" w:w="624"/>
+          </w:tcPr>
+          <w:p>
+            <w:r>
+              <w:rPr>
+                <w:sz w:val="16"/>
+              </w:rPr>
+              <w:t>5</w:t>
+            </w:r>
+          </w:p>
+        </w:tc>
+        <w:tc>
+          <w:tcPr>
+            <w:tcW w:type="dxa" w:w="1701"/>
+          </w:tcPr>
+          <w:p>
+            <w:r>
+              <w:rPr>
+                <w:sz w:val="16"/>
+              </w:rPr>
+              <w:t>Short-circuit level at TP-E1: plant contribution</w:t>
+            </w:r>
+          </w:p>
+        </w:tc>
+        <w:tc>
+          <w:tcPr>
+            <w:tcW w:type="dxa" w:w="3855"/>
+          </w:tcPr>
+          <w:p>
+            <w:r>
+              <w:rPr>
+                <w:sz w:val="16"/>
+              </w:rPr>
+              <w:t>ALP-OWN-ELE-001 gives 40 kA (2029) and 50 kA (2035 planning) at the plant 380 kV busbar; the GIS is specified for 50 kA (ER-11.01). The Alpilla generators add about 3.7 kA (GT 2.4 kA, ST 1.3 kA). Please confirm whether the TSO values include the Alpilla contribution; if not, 50 kA would be exceeded in 2035.</w:t>
+            </w:r>
+          </w:p>
+        </w:tc>
+        <w:tc>
+          <w:tcPr>
+            <w:tcW w:type="dxa" w:w="3628"/>
+          </w:tcPr>
+          <w:p>
+            <w:r>
+              <w:rPr>
+                <w:sz w:val="16"/>
+              </w:rPr>
+              <w:t>The TSO confirms (letter of 2026-09-25) that 40 kA (2029) and 50 kA (2035) include the contribution of the Alpilla units. The GIS rating of 50 kA stands.</w:t>
+            </w:r>
+          </w:p>
+        </w:tc>
+        <w:tc>
+          <w:tcPr>
+            <w:tcW w:type="dxa" w:w="1134"/>
+          </w:tcPr>
+          <w:p>
+            <w:r>
+              <w:rPr>
+                <w:sz w:val="16"/>
+              </w:rPr>
+              <w:t>confirmed as is</w:t>
+            </w:r>
+          </w:p>
+        </w:tc>
+        <w:tc>
+          <w:tcPr>
+            <w:tcW w:type="dxa" w:w="1134"/>
+          </w:tcPr>
+          <w:p>
+            <w:r>
+              <w:rPr>
+                <w:sz w:val="16"/>
+              </w:rPr>
+              <w:t>-</w:t>
+            </w:r>
+          </w:p>
+        </w:tc>
+        <w:tc>
+          <w:tcPr>
+            <w:tcW w:type="dxa" w:w="1757"/>
+          </w:tcPr>
+          <w:p>
+            <w:r>
+              <w:rPr>
+                <w:sz w:val="16"/>
+              </w:rPr>
+              <w:t>tie_in/TP-E1</w:t>
+            </w:r>
+          </w:p>
+        </w:tc>
+      </w:tr>
+      <w:tr>
+        <w:tc>
+          <w:tcPr>
+            <w:tcW w:type="dxa" w:w="794"/>
+          </w:tcPr>
+          <w:p>
+            <w:r>
+              <w:rPr>
+                <w:sz w:val="16"/>
+              </w:rPr>
+              <w:t>TQ-032</w:t>
+            </w:r>
+          </w:p>
+        </w:tc>
+        <w:tc>
+          <w:tcPr>
+            <w:tcW w:type="dxa" w:w="624"/>
+          </w:tcPr>
+          <w:p>
+            <w:r>
+              <w:rPr>
+                <w:sz w:val="16"/>
+              </w:rPr>
+              <w:t>5</w:t>
+            </w:r>
+          </w:p>
+        </w:tc>
+        <w:tc>
+          <w:tcPr>
+            <w:tcW w:type="dxa" w:w="1701"/>
+          </w:tcPr>
+          <w:p>
+            <w:r>
+              <w:rPr>
+                <w:sz w:val="16"/>
+              </w:rPr>
+              <w:t>Reactive capability: generator terminals (ER-04.08) or connection point (ELE-001)</w:t>
+            </w:r>
+          </w:p>
+        </w:tc>
+        <w:tc>
+          <w:tcPr>
+            <w:tcW w:type="dxa" w:w="3855"/>
+          </w:tcPr>
+          <w:p>
+            <w:r>
+              <w:rPr>
+                <w:sz w:val="16"/>
+              </w:rPr>
+              <w:t>ER-04.08 requires 0.85 lagging / 0.95 leading at rated active power at the generator terminals; ALP-OWN-ELE-001 section 3 states the same at the connection point. At the connection point, at the winter GT output of 470 MW, the GT generator and GSU would need about 600 MVA instead of 560 MVA (GSU reactive losses). Please confirm that ER-04.08 governs.</w:t>
+            </w:r>
+          </w:p>
+        </w:tc>
+        <w:tc>
+          <w:tcPr>
+            <w:tcW w:type="dxa" w:w="3628"/>
+          </w:tcPr>
+          <w:p>
+            <w:r>
+              <w:rPr>
+                <w:sz w:val="16"/>
+              </w:rPr>
+              <w:t>ER-04.08 governs: 0.85 lagging / 0.95 leading at rated active power at the generator terminals. The TSO accepts the Grid Code compliance demonstration on that basis; ALP-OWN-ELE-001 will be corrected in its next revision.</w:t>
+            </w:r>
+          </w:p>
+        </w:tc>
+        <w:tc>
+          <w:tcPr>
+            <w:tcW w:type="dxa" w:w="1134"/>
+          </w:tcPr>
+          <w:p>
+            <w:r>
+              <w:rPr>
+                <w:sz w:val="16"/>
+              </w:rPr>
+              <w:t>confirmed as is</w:t>
             </w:r>
           </w:p>
         </w:tc>
@@ -31335,7 +31971,7 @@
         <w:color w:val="595959"/>
         <w:sz w:val="16"/>
       </w:rPr>
-      <w:t xml:space="preserve">contract_document v1.2.0 | data 499b6662c7467600 | generated 2026-09-28 by SETUP | page </w:t>
+      <w:t xml:space="preserve">contract_document v1.2.0 | data 2b0cd27d5ea51094 | generated 2026-09-28 by SETUP | page </w:t>
     </w:r>
     <w:r>
       <w:rPr>

--- a/output/contract_document/ALP-EPC-001_contract.docx
+++ b/output/contract_document/ALP-EPC-001_contract.docx
@@ -26799,7 +26799,7 @@
               <w:rPr>
                 <w:sz w:val="16"/>
               </w:rPr>
-              <w:t>IEC</w:t>
+              <w:t>DISCO</w:t>
             </w:r>
           </w:p>
         </w:tc>
@@ -26812,7 +26812,7 @@
               <w:rPr>
                 <w:sz w:val="16"/>
               </w:rPr>
-              <w:t>Imaginary Electric Company</w:t>
+              <w:t>Regional electricity distribution company (construction power)</w:t>
             </w:r>
           </w:p>
         </w:tc>
@@ -26825,7 +26825,7 @@
               <w:rPr>
                 <w:sz w:val="16"/>
               </w:rPr>
-              <w:t>consortium member</w:t>
+              <w:t>authority</w:t>
             </w:r>
           </w:p>
         </w:tc>
@@ -26838,7 +26838,7 @@
               <w:rPr>
                 <w:sz w:val="16"/>
               </w:rPr>
-              <w:t>Germany</w:t>
+              <w:t>Turkiye</w:t>
             </w:r>
           </w:p>
         </w:tc>
@@ -26851,7 +26851,6 @@
               <w:rPr>
                 <w:sz w:val="16"/>
               </w:rPr>
-              <w:t>Power Island Package Manager</w:t>
             </w:r>
           </w:p>
         </w:tc>
@@ -26864,7 +26863,6 @@
               <w:rPr>
                 <w:sz w:val="16"/>
               </w:rPr>
-              <w:t>Fictional power-equipment manufacturer</w:t>
             </w:r>
           </w:p>
         </w:tc>
@@ -26892,7 +26890,7 @@
               <w:rPr>
                 <w:sz w:val="16"/>
               </w:rPr>
-              <w:t>IEPC</w:t>
+              <w:t>DSI</w:t>
             </w:r>
           </w:p>
         </w:tc>
@@ -26905,7 +26903,7 @@
               <w:rPr>
                 <w:sz w:val="16"/>
               </w:rPr>
-              <w:t>Istanbul EPC Mühendislik ve Taahhüt A.Ş.</w:t>
+              <w:t>General Directorate of State Hydraulic Works (surface and groundwater)</w:t>
             </w:r>
           </w:p>
         </w:tc>
@@ -26918,7 +26916,7 @@
               <w:rPr>
                 <w:sz w:val="16"/>
               </w:rPr>
-              <w:t>consortium leader</w:t>
+              <w:t>authority</w:t>
             </w:r>
           </w:p>
         </w:tc>
@@ -26931,7 +26929,7 @@
               <w:rPr>
                 <w:sz w:val="16"/>
               </w:rPr>
-              <w:t>Türkiye</w:t>
+              <w:t>Turkiye</w:t>
             </w:r>
           </w:p>
         </w:tc>
@@ -26944,7 +26942,6 @@
               <w:rPr>
                 <w:sz w:val="16"/>
               </w:rPr>
-              <w:t>Consortium Project Director</w:t>
             </w:r>
           </w:p>
         </w:tc>
@@ -26957,7 +26954,6 @@
               <w:rPr>
                 <w:sz w:val="16"/>
               </w:rPr>
-              <w:t>Istanbul, Türkiye</w:t>
             </w:r>
           </w:p>
         </w:tc>
@@ -26970,7 +26966,7 @@
               <w:rPr>
                 <w:sz w:val="16"/>
               </w:rPr>
-              <w:t>yes</w:t>
+              <w:t>no</w:t>
             </w:r>
           </w:p>
         </w:tc>
@@ -26985,7 +26981,7 @@
               <w:rPr>
                 <w:sz w:val="16"/>
               </w:rPr>
-              <w:t>OE</w:t>
+              <w:t>EMRA</w:t>
             </w:r>
           </w:p>
         </w:tc>
@@ -26998,7 +26994,7 @@
               <w:rPr>
                 <w:sz w:val="16"/>
               </w:rPr>
-              <w:t>Owner's Engineer (to be appointed)</w:t>
+              <w:t>Energy Market Regulatory Authority (EPDK)</w:t>
             </w:r>
           </w:p>
         </w:tc>
@@ -27011,7 +27007,7 @@
               <w:rPr>
                 <w:sz w:val="16"/>
               </w:rPr>
-              <w:t>owners engineer</w:t>
+              <w:t>authority</w:t>
             </w:r>
           </w:p>
         </w:tc>
@@ -27024,7 +27020,7 @@
               <w:rPr>
                 <w:sz w:val="16"/>
               </w:rPr>
-              <w:t>Türkiye</w:t>
+              <w:t>Turkiye</w:t>
             </w:r>
           </w:p>
         </w:tc>
@@ -27061,7 +27057,7 @@
               <w:rPr>
                 <w:sz w:val="16"/>
               </w:rPr>
-              <w:t>yes</w:t>
+              <w:t>no</w:t>
             </w:r>
           </w:p>
         </w:tc>
@@ -27076,6 +27072,1193 @@
               <w:rPr>
                 <w:sz w:val="16"/>
               </w:rPr>
+              <w:t>GASNO</w:t>
+            </w:r>
+          </w:p>
+        </w:tc>
+        <w:tc>
+          <w:tcPr>
+            <w:tcW w:type="dxa" w:w="3402"/>
+          </w:tcPr>
+          <w:p>
+            <w:r>
+              <w:rPr>
+                <w:sz w:val="16"/>
+              </w:rPr>
+              <w:t>Natural gas transmission network operator (connection and station approval)</w:t>
+            </w:r>
+          </w:p>
+        </w:tc>
+        <w:tc>
+          <w:tcPr>
+            <w:tcW w:type="dxa" w:w="1701"/>
+          </w:tcPr>
+          <w:p>
+            <w:r>
+              <w:rPr>
+                <w:sz w:val="16"/>
+              </w:rPr>
+              <w:t>authority</w:t>
+            </w:r>
+          </w:p>
+        </w:tc>
+        <w:tc>
+          <w:tcPr>
+            <w:tcW w:type="dxa" w:w="1134"/>
+          </w:tcPr>
+          <w:p>
+            <w:r>
+              <w:rPr>
+                <w:sz w:val="16"/>
+              </w:rPr>
+              <w:t>Turkiye</w:t>
+            </w:r>
+          </w:p>
+        </w:tc>
+        <w:tc>
+          <w:tcPr>
+            <w:tcW w:type="dxa" w:w="2268"/>
+          </w:tcPr>
+          <w:p>
+            <w:r>
+              <w:rPr>
+                <w:sz w:val="16"/>
+              </w:rPr>
+            </w:r>
+          </w:p>
+        </w:tc>
+        <w:tc>
+          <w:tcPr>
+            <w:tcW w:type="dxa" w:w="3402"/>
+          </w:tcPr>
+          <w:p>
+            <w:r>
+              <w:rPr>
+                <w:sz w:val="16"/>
+              </w:rPr>
+            </w:r>
+          </w:p>
+        </w:tc>
+        <w:tc>
+          <w:tcPr>
+            <w:tcW w:type="dxa" w:w="907"/>
+          </w:tcPr>
+          <w:p>
+            <w:r>
+              <w:rPr>
+                <w:sz w:val="16"/>
+              </w:rPr>
+              <w:t>yes</w:t>
+            </w:r>
+          </w:p>
+        </w:tc>
+      </w:tr>
+      <w:tr>
+        <w:tc>
+          <w:tcPr>
+            <w:tcW w:type="dxa" w:w="907"/>
+          </w:tcPr>
+          <w:p>
+            <w:r>
+              <w:rPr>
+                <w:sz w:val="16"/>
+              </w:rPr>
+              <w:t>IEC</w:t>
+            </w:r>
+          </w:p>
+        </w:tc>
+        <w:tc>
+          <w:tcPr>
+            <w:tcW w:type="dxa" w:w="3402"/>
+          </w:tcPr>
+          <w:p>
+            <w:r>
+              <w:rPr>
+                <w:sz w:val="16"/>
+              </w:rPr>
+              <w:t>Imaginary Electric Company</w:t>
+            </w:r>
+          </w:p>
+        </w:tc>
+        <w:tc>
+          <w:tcPr>
+            <w:tcW w:type="dxa" w:w="1701"/>
+          </w:tcPr>
+          <w:p>
+            <w:r>
+              <w:rPr>
+                <w:sz w:val="16"/>
+              </w:rPr>
+              <w:t>consortium member</w:t>
+            </w:r>
+          </w:p>
+        </w:tc>
+        <w:tc>
+          <w:tcPr>
+            <w:tcW w:type="dxa" w:w="1134"/>
+          </w:tcPr>
+          <w:p>
+            <w:r>
+              <w:rPr>
+                <w:sz w:val="16"/>
+              </w:rPr>
+              <w:t>Germany</w:t>
+            </w:r>
+          </w:p>
+        </w:tc>
+        <w:tc>
+          <w:tcPr>
+            <w:tcW w:type="dxa" w:w="2268"/>
+          </w:tcPr>
+          <w:p>
+            <w:r>
+              <w:rPr>
+                <w:sz w:val="16"/>
+              </w:rPr>
+              <w:t>Power Island Package Manager</w:t>
+            </w:r>
+          </w:p>
+        </w:tc>
+        <w:tc>
+          <w:tcPr>
+            <w:tcW w:type="dxa" w:w="3402"/>
+          </w:tcPr>
+          <w:p>
+            <w:r>
+              <w:rPr>
+                <w:sz w:val="16"/>
+              </w:rPr>
+              <w:t>Fictional power-equipment manufacturer</w:t>
+            </w:r>
+          </w:p>
+        </w:tc>
+        <w:tc>
+          <w:tcPr>
+            <w:tcW w:type="dxa" w:w="907"/>
+          </w:tcPr>
+          <w:p>
+            <w:r>
+              <w:rPr>
+                <w:sz w:val="16"/>
+              </w:rPr>
+              <w:t>yes</w:t>
+            </w:r>
+          </w:p>
+        </w:tc>
+      </w:tr>
+      <w:tr>
+        <w:tc>
+          <w:tcPr>
+            <w:tcW w:type="dxa" w:w="907"/>
+          </w:tcPr>
+          <w:p>
+            <w:r>
+              <w:rPr>
+                <w:sz w:val="16"/>
+              </w:rPr>
+              <w:t>IEPC</w:t>
+            </w:r>
+          </w:p>
+        </w:tc>
+        <w:tc>
+          <w:tcPr>
+            <w:tcW w:type="dxa" w:w="3402"/>
+          </w:tcPr>
+          <w:p>
+            <w:r>
+              <w:rPr>
+                <w:sz w:val="16"/>
+              </w:rPr>
+              <w:t>Istanbul EPC Mühendislik ve Taahhüt A.Ş.</w:t>
+            </w:r>
+          </w:p>
+        </w:tc>
+        <w:tc>
+          <w:tcPr>
+            <w:tcW w:type="dxa" w:w="1701"/>
+          </w:tcPr>
+          <w:p>
+            <w:r>
+              <w:rPr>
+                <w:sz w:val="16"/>
+              </w:rPr>
+              <w:t>consortium leader</w:t>
+            </w:r>
+          </w:p>
+        </w:tc>
+        <w:tc>
+          <w:tcPr>
+            <w:tcW w:type="dxa" w:w="1134"/>
+          </w:tcPr>
+          <w:p>
+            <w:r>
+              <w:rPr>
+                <w:sz w:val="16"/>
+              </w:rPr>
+              <w:t>Türkiye</w:t>
+            </w:r>
+          </w:p>
+        </w:tc>
+        <w:tc>
+          <w:tcPr>
+            <w:tcW w:type="dxa" w:w="2268"/>
+          </w:tcPr>
+          <w:p>
+            <w:r>
+              <w:rPr>
+                <w:sz w:val="16"/>
+              </w:rPr>
+              <w:t>Consortium Project Director</w:t>
+            </w:r>
+          </w:p>
+        </w:tc>
+        <w:tc>
+          <w:tcPr>
+            <w:tcW w:type="dxa" w:w="3402"/>
+          </w:tcPr>
+          <w:p>
+            <w:r>
+              <w:rPr>
+                <w:sz w:val="16"/>
+              </w:rPr>
+              <w:t>Istanbul, Türkiye</w:t>
+            </w:r>
+          </w:p>
+        </w:tc>
+        <w:tc>
+          <w:tcPr>
+            <w:tcW w:type="dxa" w:w="907"/>
+          </w:tcPr>
+          <w:p>
+            <w:r>
+              <w:rPr>
+                <w:sz w:val="16"/>
+              </w:rPr>
+              <w:t>yes</w:t>
+            </w:r>
+          </w:p>
+        </w:tc>
+      </w:tr>
+      <w:tr>
+        <w:tc>
+          <w:tcPr>
+            <w:tcW w:type="dxa" w:w="907"/>
+          </w:tcPr>
+          <w:p>
+            <w:r>
+              <w:rPr>
+                <w:sz w:val="16"/>
+              </w:rPr>
+              <w:t>KGM</w:t>
+            </w:r>
+          </w:p>
+        </w:tc>
+        <w:tc>
+          <w:tcPr>
+            <w:tcW w:type="dxa" w:w="3402"/>
+          </w:tcPr>
+          <w:p>
+            <w:r>
+              <w:rPr>
+                <w:sz w:val="16"/>
+              </w:rPr>
+              <w:t>General Directorate of Highways (abnormal load permits)</w:t>
+            </w:r>
+          </w:p>
+        </w:tc>
+        <w:tc>
+          <w:tcPr>
+            <w:tcW w:type="dxa" w:w="1701"/>
+          </w:tcPr>
+          <w:p>
+            <w:r>
+              <w:rPr>
+                <w:sz w:val="16"/>
+              </w:rPr>
+              <w:t>authority</w:t>
+            </w:r>
+          </w:p>
+        </w:tc>
+        <w:tc>
+          <w:tcPr>
+            <w:tcW w:type="dxa" w:w="1134"/>
+          </w:tcPr>
+          <w:p>
+            <w:r>
+              <w:rPr>
+                <w:sz w:val="16"/>
+              </w:rPr>
+              <w:t>Turkiye</w:t>
+            </w:r>
+          </w:p>
+        </w:tc>
+        <w:tc>
+          <w:tcPr>
+            <w:tcW w:type="dxa" w:w="2268"/>
+          </w:tcPr>
+          <w:p>
+            <w:r>
+              <w:rPr>
+                <w:sz w:val="16"/>
+              </w:rPr>
+            </w:r>
+          </w:p>
+        </w:tc>
+        <w:tc>
+          <w:tcPr>
+            <w:tcW w:type="dxa" w:w="3402"/>
+          </w:tcPr>
+          <w:p>
+            <w:r>
+              <w:rPr>
+                <w:sz w:val="16"/>
+              </w:rPr>
+            </w:r>
+          </w:p>
+        </w:tc>
+        <w:tc>
+          <w:tcPr>
+            <w:tcW w:type="dxa" w:w="907"/>
+          </w:tcPr>
+          <w:p>
+            <w:r>
+              <w:rPr>
+                <w:sz w:val="16"/>
+              </w:rPr>
+              <w:t>no</w:t>
+            </w:r>
+          </w:p>
+        </w:tc>
+      </w:tr>
+      <w:tr>
+        <w:tc>
+          <w:tcPr>
+            <w:tcW w:type="dxa" w:w="907"/>
+          </w:tcPr>
+          <w:p>
+            <w:r>
+              <w:rPr>
+                <w:sz w:val="16"/>
+              </w:rPr>
+              <w:t>MENR</w:t>
+            </w:r>
+          </w:p>
+        </w:tc>
+        <w:tc>
+          <w:tcPr>
+            <w:tcW w:type="dxa" w:w="3402"/>
+          </w:tcPr>
+          <w:p>
+            <w:r>
+              <w:rPr>
+                <w:sz w:val="16"/>
+              </w:rPr>
+              <w:t>Ministry of Energy and Natural Resources</w:t>
+            </w:r>
+          </w:p>
+        </w:tc>
+        <w:tc>
+          <w:tcPr>
+            <w:tcW w:type="dxa" w:w="1701"/>
+          </w:tcPr>
+          <w:p>
+            <w:r>
+              <w:rPr>
+                <w:sz w:val="16"/>
+              </w:rPr>
+              <w:t>authority</w:t>
+            </w:r>
+          </w:p>
+        </w:tc>
+        <w:tc>
+          <w:tcPr>
+            <w:tcW w:type="dxa" w:w="1134"/>
+          </w:tcPr>
+          <w:p>
+            <w:r>
+              <w:rPr>
+                <w:sz w:val="16"/>
+              </w:rPr>
+              <w:t>Turkiye</w:t>
+            </w:r>
+          </w:p>
+        </w:tc>
+        <w:tc>
+          <w:tcPr>
+            <w:tcW w:type="dxa" w:w="2268"/>
+          </w:tcPr>
+          <w:p>
+            <w:r>
+              <w:rPr>
+                <w:sz w:val="16"/>
+              </w:rPr>
+            </w:r>
+          </w:p>
+        </w:tc>
+        <w:tc>
+          <w:tcPr>
+            <w:tcW w:type="dxa" w:w="3402"/>
+          </w:tcPr>
+          <w:p>
+            <w:r>
+              <w:rPr>
+                <w:sz w:val="16"/>
+              </w:rPr>
+            </w:r>
+          </w:p>
+        </w:tc>
+        <w:tc>
+          <w:tcPr>
+            <w:tcW w:type="dxa" w:w="907"/>
+          </w:tcPr>
+          <w:p>
+            <w:r>
+              <w:rPr>
+                <w:sz w:val="16"/>
+              </w:rPr>
+              <w:t>no</w:t>
+            </w:r>
+          </w:p>
+        </w:tc>
+      </w:tr>
+      <w:tr>
+        <w:tc>
+          <w:tcPr>
+            <w:tcW w:type="dxa" w:w="907"/>
+          </w:tcPr>
+          <w:p>
+            <w:r>
+              <w:rPr>
+                <w:sz w:val="16"/>
+              </w:rPr>
+              <w:t>MOCT</w:t>
+            </w:r>
+          </w:p>
+        </w:tc>
+        <w:tc>
+          <w:tcPr>
+            <w:tcW w:type="dxa" w:w="3402"/>
+          </w:tcPr>
+          <w:p>
+            <w:r>
+              <w:rPr>
+                <w:sz w:val="16"/>
+              </w:rPr>
+              <w:t>Ministry of Culture and Tourism (regional museum directorate)</w:t>
+            </w:r>
+          </w:p>
+        </w:tc>
+        <w:tc>
+          <w:tcPr>
+            <w:tcW w:type="dxa" w:w="1701"/>
+          </w:tcPr>
+          <w:p>
+            <w:r>
+              <w:rPr>
+                <w:sz w:val="16"/>
+              </w:rPr>
+              <w:t>authority</w:t>
+            </w:r>
+          </w:p>
+        </w:tc>
+        <w:tc>
+          <w:tcPr>
+            <w:tcW w:type="dxa" w:w="1134"/>
+          </w:tcPr>
+          <w:p>
+            <w:r>
+              <w:rPr>
+                <w:sz w:val="16"/>
+              </w:rPr>
+              <w:t>Turkiye</w:t>
+            </w:r>
+          </w:p>
+        </w:tc>
+        <w:tc>
+          <w:tcPr>
+            <w:tcW w:type="dxa" w:w="2268"/>
+          </w:tcPr>
+          <w:p>
+            <w:r>
+              <w:rPr>
+                <w:sz w:val="16"/>
+              </w:rPr>
+            </w:r>
+          </w:p>
+        </w:tc>
+        <w:tc>
+          <w:tcPr>
+            <w:tcW w:type="dxa" w:w="3402"/>
+          </w:tcPr>
+          <w:p>
+            <w:r>
+              <w:rPr>
+                <w:sz w:val="16"/>
+              </w:rPr>
+            </w:r>
+          </w:p>
+        </w:tc>
+        <w:tc>
+          <w:tcPr>
+            <w:tcW w:type="dxa" w:w="907"/>
+          </w:tcPr>
+          <w:p>
+            <w:r>
+              <w:rPr>
+                <w:sz w:val="16"/>
+              </w:rPr>
+              <w:t>no</w:t>
+            </w:r>
+          </w:p>
+        </w:tc>
+      </w:tr>
+      <w:tr>
+        <w:tc>
+          <w:tcPr>
+            <w:tcW w:type="dxa" w:w="907"/>
+          </w:tcPr>
+          <w:p>
+            <w:r>
+              <w:rPr>
+                <w:sz w:val="16"/>
+              </w:rPr>
+              <w:t>MOEUCC</w:t>
+            </w:r>
+          </w:p>
+        </w:tc>
+        <w:tc>
+          <w:tcPr>
+            <w:tcW w:type="dxa" w:w="3402"/>
+          </w:tcPr>
+          <w:p>
+            <w:r>
+              <w:rPr>
+                <w:sz w:val="16"/>
+              </w:rPr>
+              <w:t>Ministry of Environment, Urbanisation and Climate Change (and its Provincial Directorate)</w:t>
+            </w:r>
+          </w:p>
+        </w:tc>
+        <w:tc>
+          <w:tcPr>
+            <w:tcW w:type="dxa" w:w="1701"/>
+          </w:tcPr>
+          <w:p>
+            <w:r>
+              <w:rPr>
+                <w:sz w:val="16"/>
+              </w:rPr>
+              <w:t>authority</w:t>
+            </w:r>
+          </w:p>
+        </w:tc>
+        <w:tc>
+          <w:tcPr>
+            <w:tcW w:type="dxa" w:w="1134"/>
+          </w:tcPr>
+          <w:p>
+            <w:r>
+              <w:rPr>
+                <w:sz w:val="16"/>
+              </w:rPr>
+              <w:t>Turkiye</w:t>
+            </w:r>
+          </w:p>
+        </w:tc>
+        <w:tc>
+          <w:tcPr>
+            <w:tcW w:type="dxa" w:w="2268"/>
+          </w:tcPr>
+          <w:p>
+            <w:r>
+              <w:rPr>
+                <w:sz w:val="16"/>
+              </w:rPr>
+            </w:r>
+          </w:p>
+        </w:tc>
+        <w:tc>
+          <w:tcPr>
+            <w:tcW w:type="dxa" w:w="3402"/>
+          </w:tcPr>
+          <w:p>
+            <w:r>
+              <w:rPr>
+                <w:sz w:val="16"/>
+              </w:rPr>
+            </w:r>
+          </w:p>
+        </w:tc>
+        <w:tc>
+          <w:tcPr>
+            <w:tcW w:type="dxa" w:w="907"/>
+          </w:tcPr>
+          <w:p>
+            <w:r>
+              <w:rPr>
+                <w:sz w:val="16"/>
+              </w:rPr>
+              <w:t>no</w:t>
+            </w:r>
+          </w:p>
+        </w:tc>
+      </w:tr>
+      <w:tr>
+        <w:tc>
+          <w:tcPr>
+            <w:tcW w:type="dxa" w:w="907"/>
+          </w:tcPr>
+          <w:p>
+            <w:r>
+              <w:rPr>
+                <w:sz w:val="16"/>
+              </w:rPr>
+              <w:t>MOIT</w:t>
+            </w:r>
+          </w:p>
+        </w:tc>
+        <w:tc>
+          <w:tcPr>
+            <w:tcW w:type="dxa" w:w="3402"/>
+          </w:tcPr>
+          <w:p>
+            <w:r>
+              <w:rPr>
+                <w:sz w:val="16"/>
+              </w:rPr>
+              <w:t>Ministry of Industry and Technology (market surveillance of products)</w:t>
+            </w:r>
+          </w:p>
+        </w:tc>
+        <w:tc>
+          <w:tcPr>
+            <w:tcW w:type="dxa" w:w="1701"/>
+          </w:tcPr>
+          <w:p>
+            <w:r>
+              <w:rPr>
+                <w:sz w:val="16"/>
+              </w:rPr>
+              <w:t>authority</w:t>
+            </w:r>
+          </w:p>
+        </w:tc>
+        <w:tc>
+          <w:tcPr>
+            <w:tcW w:type="dxa" w:w="1134"/>
+          </w:tcPr>
+          <w:p>
+            <w:r>
+              <w:rPr>
+                <w:sz w:val="16"/>
+              </w:rPr>
+              <w:t>Turkiye</w:t>
+            </w:r>
+          </w:p>
+        </w:tc>
+        <w:tc>
+          <w:tcPr>
+            <w:tcW w:type="dxa" w:w="2268"/>
+          </w:tcPr>
+          <w:p>
+            <w:r>
+              <w:rPr>
+                <w:sz w:val="16"/>
+              </w:rPr>
+            </w:r>
+          </w:p>
+        </w:tc>
+        <w:tc>
+          <w:tcPr>
+            <w:tcW w:type="dxa" w:w="3402"/>
+          </w:tcPr>
+          <w:p>
+            <w:r>
+              <w:rPr>
+                <w:sz w:val="16"/>
+              </w:rPr>
+            </w:r>
+          </w:p>
+        </w:tc>
+        <w:tc>
+          <w:tcPr>
+            <w:tcW w:type="dxa" w:w="907"/>
+          </w:tcPr>
+          <w:p>
+            <w:r>
+              <w:rPr>
+                <w:sz w:val="16"/>
+              </w:rPr>
+              <w:t>no</w:t>
+            </w:r>
+          </w:p>
+        </w:tc>
+      </w:tr>
+      <w:tr>
+        <w:tc>
+          <w:tcPr>
+            <w:tcW w:type="dxa" w:w="907"/>
+          </w:tcPr>
+          <w:p>
+            <w:r>
+              <w:rPr>
+                <w:sz w:val="16"/>
+              </w:rPr>
+              <w:t>MOLSS</w:t>
+            </w:r>
+          </w:p>
+        </w:tc>
+        <w:tc>
+          <w:tcPr>
+            <w:tcW w:type="dxa" w:w="3402"/>
+          </w:tcPr>
+          <w:p>
+            <w:r>
+              <w:rPr>
+                <w:sz w:val="16"/>
+              </w:rPr>
+              <w:t>Ministry of Labour and Social Security (OHS inspection)</w:t>
+            </w:r>
+          </w:p>
+        </w:tc>
+        <w:tc>
+          <w:tcPr>
+            <w:tcW w:type="dxa" w:w="1701"/>
+          </w:tcPr>
+          <w:p>
+            <w:r>
+              <w:rPr>
+                <w:sz w:val="16"/>
+              </w:rPr>
+              <w:t>authority</w:t>
+            </w:r>
+          </w:p>
+        </w:tc>
+        <w:tc>
+          <w:tcPr>
+            <w:tcW w:type="dxa" w:w="1134"/>
+          </w:tcPr>
+          <w:p>
+            <w:r>
+              <w:rPr>
+                <w:sz w:val="16"/>
+              </w:rPr>
+              <w:t>Turkiye</w:t>
+            </w:r>
+          </w:p>
+        </w:tc>
+        <w:tc>
+          <w:tcPr>
+            <w:tcW w:type="dxa" w:w="2268"/>
+          </w:tcPr>
+          <w:p>
+            <w:r>
+              <w:rPr>
+                <w:sz w:val="16"/>
+              </w:rPr>
+            </w:r>
+          </w:p>
+        </w:tc>
+        <w:tc>
+          <w:tcPr>
+            <w:tcW w:type="dxa" w:w="3402"/>
+          </w:tcPr>
+          <w:p>
+            <w:r>
+              <w:rPr>
+                <w:sz w:val="16"/>
+              </w:rPr>
+            </w:r>
+          </w:p>
+        </w:tc>
+        <w:tc>
+          <w:tcPr>
+            <w:tcW w:type="dxa" w:w="907"/>
+          </w:tcPr>
+          <w:p>
+            <w:r>
+              <w:rPr>
+                <w:sz w:val="16"/>
+              </w:rPr>
+              <w:t>no</w:t>
+            </w:r>
+          </w:p>
+        </w:tc>
+      </w:tr>
+      <w:tr>
+        <w:tc>
+          <w:tcPr>
+            <w:tcW w:type="dxa" w:w="907"/>
+          </w:tcPr>
+          <w:p>
+            <w:r>
+              <w:rPr>
+                <w:sz w:val="16"/>
+              </w:rPr>
+              <w:t>MOTI</w:t>
+            </w:r>
+          </w:p>
+        </w:tc>
+        <w:tc>
+          <w:tcPr>
+            <w:tcW w:type="dxa" w:w="3402"/>
+          </w:tcPr>
+          <w:p>
+            <w:r>
+              <w:rPr>
+                <w:sz w:val="16"/>
+              </w:rPr>
+              <w:t>Ministry of Transport and Infrastructure (Harbour Master, coastal structures)</w:t>
+            </w:r>
+          </w:p>
+        </w:tc>
+        <w:tc>
+          <w:tcPr>
+            <w:tcW w:type="dxa" w:w="1701"/>
+          </w:tcPr>
+          <w:p>
+            <w:r>
+              <w:rPr>
+                <w:sz w:val="16"/>
+              </w:rPr>
+              <w:t>authority</w:t>
+            </w:r>
+          </w:p>
+        </w:tc>
+        <w:tc>
+          <w:tcPr>
+            <w:tcW w:type="dxa" w:w="1134"/>
+          </w:tcPr>
+          <w:p>
+            <w:r>
+              <w:rPr>
+                <w:sz w:val="16"/>
+              </w:rPr>
+              <w:t>Turkiye</w:t>
+            </w:r>
+          </w:p>
+        </w:tc>
+        <w:tc>
+          <w:tcPr>
+            <w:tcW w:type="dxa" w:w="2268"/>
+          </w:tcPr>
+          <w:p>
+            <w:r>
+              <w:rPr>
+                <w:sz w:val="16"/>
+              </w:rPr>
+            </w:r>
+          </w:p>
+        </w:tc>
+        <w:tc>
+          <w:tcPr>
+            <w:tcW w:type="dxa" w:w="3402"/>
+          </w:tcPr>
+          <w:p>
+            <w:r>
+              <w:rPr>
+                <w:sz w:val="16"/>
+              </w:rPr>
+            </w:r>
+          </w:p>
+        </w:tc>
+        <w:tc>
+          <w:tcPr>
+            <w:tcW w:type="dxa" w:w="907"/>
+          </w:tcPr>
+          <w:p>
+            <w:r>
+              <w:rPr>
+                <w:sz w:val="16"/>
+              </w:rPr>
+              <w:t>no</w:t>
+            </w:r>
+          </w:p>
+        </w:tc>
+      </w:tr>
+      <w:tr>
+        <w:tc>
+          <w:tcPr>
+            <w:tcW w:type="dxa" w:w="907"/>
+          </w:tcPr>
+          <w:p>
+            <w:r>
+              <w:rPr>
+                <w:sz w:val="16"/>
+              </w:rPr>
+              <w:t>MUNI</w:t>
+            </w:r>
+          </w:p>
+        </w:tc>
+        <w:tc>
+          <w:tcPr>
+            <w:tcW w:type="dxa" w:w="3402"/>
+          </w:tcPr>
+          <w:p>
+            <w:r>
+              <w:rPr>
+                <w:sz w:val="16"/>
+              </w:rPr>
+              <w:t>District municipality / provincial special administration (building, occupancy, fire approval, water)</w:t>
+            </w:r>
+          </w:p>
+        </w:tc>
+        <w:tc>
+          <w:tcPr>
+            <w:tcW w:type="dxa" w:w="1701"/>
+          </w:tcPr>
+          <w:p>
+            <w:r>
+              <w:rPr>
+                <w:sz w:val="16"/>
+              </w:rPr>
+              <w:t>authority</w:t>
+            </w:r>
+          </w:p>
+        </w:tc>
+        <w:tc>
+          <w:tcPr>
+            <w:tcW w:type="dxa" w:w="1134"/>
+          </w:tcPr>
+          <w:p>
+            <w:r>
+              <w:rPr>
+                <w:sz w:val="16"/>
+              </w:rPr>
+              <w:t>Turkiye</w:t>
+            </w:r>
+          </w:p>
+        </w:tc>
+        <w:tc>
+          <w:tcPr>
+            <w:tcW w:type="dxa" w:w="2268"/>
+          </w:tcPr>
+          <w:p>
+            <w:r>
+              <w:rPr>
+                <w:sz w:val="16"/>
+              </w:rPr>
+            </w:r>
+          </w:p>
+        </w:tc>
+        <w:tc>
+          <w:tcPr>
+            <w:tcW w:type="dxa" w:w="3402"/>
+          </w:tcPr>
+          <w:p>
+            <w:r>
+              <w:rPr>
+                <w:sz w:val="16"/>
+              </w:rPr>
+            </w:r>
+          </w:p>
+        </w:tc>
+        <w:tc>
+          <w:tcPr>
+            <w:tcW w:type="dxa" w:w="907"/>
+          </w:tcPr>
+          <w:p>
+            <w:r>
+              <w:rPr>
+                <w:sz w:val="16"/>
+              </w:rPr>
+              <w:t>no</w:t>
+            </w:r>
+          </w:p>
+        </w:tc>
+      </w:tr>
+      <w:tr>
+        <w:tc>
+          <w:tcPr>
+            <w:tcW w:type="dxa" w:w="907"/>
+          </w:tcPr>
+          <w:p>
+            <w:r>
+              <w:rPr>
+                <w:sz w:val="16"/>
+              </w:rPr>
+              <w:t>NDK</w:t>
+            </w:r>
+          </w:p>
+        </w:tc>
+        <w:tc>
+          <w:tcPr>
+            <w:tcW w:type="dxa" w:w="3402"/>
+          </w:tcPr>
+          <w:p>
+            <w:r>
+              <w:rPr>
+                <w:sz w:val="16"/>
+              </w:rPr>
+              <w:t>Nuclear Regulatory Authority (radiation sources for NDT)</w:t>
+            </w:r>
+          </w:p>
+        </w:tc>
+        <w:tc>
+          <w:tcPr>
+            <w:tcW w:type="dxa" w:w="1701"/>
+          </w:tcPr>
+          <w:p>
+            <w:r>
+              <w:rPr>
+                <w:sz w:val="16"/>
+              </w:rPr>
+              <w:t>authority</w:t>
+            </w:r>
+          </w:p>
+        </w:tc>
+        <w:tc>
+          <w:tcPr>
+            <w:tcW w:type="dxa" w:w="1134"/>
+          </w:tcPr>
+          <w:p>
+            <w:r>
+              <w:rPr>
+                <w:sz w:val="16"/>
+              </w:rPr>
+              <w:t>Turkiye</w:t>
+            </w:r>
+          </w:p>
+        </w:tc>
+        <w:tc>
+          <w:tcPr>
+            <w:tcW w:type="dxa" w:w="2268"/>
+          </w:tcPr>
+          <w:p>
+            <w:r>
+              <w:rPr>
+                <w:sz w:val="16"/>
+              </w:rPr>
+            </w:r>
+          </w:p>
+        </w:tc>
+        <w:tc>
+          <w:tcPr>
+            <w:tcW w:type="dxa" w:w="3402"/>
+          </w:tcPr>
+          <w:p>
+            <w:r>
+              <w:rPr>
+                <w:sz w:val="16"/>
+              </w:rPr>
+            </w:r>
+          </w:p>
+        </w:tc>
+        <w:tc>
+          <w:tcPr>
+            <w:tcW w:type="dxa" w:w="907"/>
+          </w:tcPr>
+          <w:p>
+            <w:r>
+              <w:rPr>
+                <w:sz w:val="16"/>
+              </w:rPr>
+              <w:t>no</w:t>
+            </w:r>
+          </w:p>
+        </w:tc>
+      </w:tr>
+      <w:tr>
+        <w:tc>
+          <w:tcPr>
+            <w:tcW w:type="dxa" w:w="907"/>
+          </w:tcPr>
+          <w:p>
+            <w:r>
+              <w:rPr>
+                <w:sz w:val="16"/>
+              </w:rPr>
+              <w:t>OE</w:t>
+            </w:r>
+          </w:p>
+        </w:tc>
+        <w:tc>
+          <w:tcPr>
+            <w:tcW w:type="dxa" w:w="3402"/>
+          </w:tcPr>
+          <w:p>
+            <w:r>
+              <w:rPr>
+                <w:sz w:val="16"/>
+              </w:rPr>
+              <w:t>Owner's Engineer (to be appointed)</w:t>
+            </w:r>
+          </w:p>
+        </w:tc>
+        <w:tc>
+          <w:tcPr>
+            <w:tcW w:type="dxa" w:w="1701"/>
+          </w:tcPr>
+          <w:p>
+            <w:r>
+              <w:rPr>
+                <w:sz w:val="16"/>
+              </w:rPr>
+              <w:t>owners engineer</w:t>
+            </w:r>
+          </w:p>
+        </w:tc>
+        <w:tc>
+          <w:tcPr>
+            <w:tcW w:type="dxa" w:w="1134"/>
+          </w:tcPr>
+          <w:p>
+            <w:r>
+              <w:rPr>
+                <w:sz w:val="16"/>
+              </w:rPr>
+              <w:t>Türkiye</w:t>
+            </w:r>
+          </w:p>
+        </w:tc>
+        <w:tc>
+          <w:tcPr>
+            <w:tcW w:type="dxa" w:w="2268"/>
+          </w:tcPr>
+          <w:p>
+            <w:r>
+              <w:rPr>
+                <w:sz w:val="16"/>
+              </w:rPr>
+            </w:r>
+          </w:p>
+        </w:tc>
+        <w:tc>
+          <w:tcPr>
+            <w:tcW w:type="dxa" w:w="3402"/>
+          </w:tcPr>
+          <w:p>
+            <w:r>
+              <w:rPr>
+                <w:sz w:val="16"/>
+              </w:rPr>
+            </w:r>
+          </w:p>
+        </w:tc>
+        <w:tc>
+          <w:tcPr>
+            <w:tcW w:type="dxa" w:w="907"/>
+          </w:tcPr>
+          <w:p>
+            <w:r>
+              <w:rPr>
+                <w:sz w:val="16"/>
+              </w:rPr>
+              <w:t>yes</w:t>
+            </w:r>
+          </w:p>
+        </w:tc>
+      </w:tr>
+      <w:tr>
+        <w:tc>
+          <w:tcPr>
+            <w:tcW w:type="dxa" w:w="907"/>
+          </w:tcPr>
+          <w:p>
+            <w:r>
+              <w:rPr>
+                <w:sz w:val="16"/>
+              </w:rPr>
               <w:t>OWNER</w:t>
             </w:r>
           </w:p>
@@ -27155,6 +28338,97 @@
                 <w:sz w:val="16"/>
               </w:rPr>
               <w:t>yes</w:t>
+            </w:r>
+          </w:p>
+        </w:tc>
+      </w:tr>
+      <w:tr>
+        <w:tc>
+          <w:tcPr>
+            <w:tcW w:type="dxa" w:w="907"/>
+          </w:tcPr>
+          <w:p>
+            <w:r>
+              <w:rPr>
+                <w:sz w:val="16"/>
+              </w:rPr>
+              <w:t>SGK</w:t>
+            </w:r>
+          </w:p>
+        </w:tc>
+        <w:tc>
+          <w:tcPr>
+            <w:tcW w:type="dxa" w:w="3402"/>
+          </w:tcPr>
+          <w:p>
+            <w:r>
+              <w:rPr>
+                <w:sz w:val="16"/>
+              </w:rPr>
+              <w:t>Social Security Institution (workplace registration)</w:t>
+            </w:r>
+          </w:p>
+        </w:tc>
+        <w:tc>
+          <w:tcPr>
+            <w:tcW w:type="dxa" w:w="1701"/>
+          </w:tcPr>
+          <w:p>
+            <w:r>
+              <w:rPr>
+                <w:sz w:val="16"/>
+              </w:rPr>
+              <w:t>authority</w:t>
+            </w:r>
+          </w:p>
+        </w:tc>
+        <w:tc>
+          <w:tcPr>
+            <w:tcW w:type="dxa" w:w="1134"/>
+          </w:tcPr>
+          <w:p>
+            <w:r>
+              <w:rPr>
+                <w:sz w:val="16"/>
+              </w:rPr>
+              <w:t>Turkiye</w:t>
+            </w:r>
+          </w:p>
+        </w:tc>
+        <w:tc>
+          <w:tcPr>
+            <w:tcW w:type="dxa" w:w="2268"/>
+          </w:tcPr>
+          <w:p>
+            <w:r>
+              <w:rPr>
+                <w:sz w:val="16"/>
+              </w:rPr>
+            </w:r>
+          </w:p>
+        </w:tc>
+        <w:tc>
+          <w:tcPr>
+            <w:tcW w:type="dxa" w:w="3402"/>
+          </w:tcPr>
+          <w:p>
+            <w:r>
+              <w:rPr>
+                <w:sz w:val="16"/>
+              </w:rPr>
+            </w:r>
+          </w:p>
+        </w:tc>
+        <w:tc>
+          <w:tcPr>
+            <w:tcW w:type="dxa" w:w="907"/>
+          </w:tcPr>
+          <w:p>
+            <w:r>
+              <w:rPr>
+                <w:sz w:val="16"/>
+              </w:rPr>
+              <w:t>no</w:t>
             </w:r>
           </w:p>
         </w:tc>
@@ -31948,6 +33222,112 @@
           </w:p>
         </w:tc>
       </w:tr>
+      <w:tr>
+        <w:tc>
+          <w:tcPr>
+            <w:tcW w:type="dxa" w:w="794"/>
+          </w:tcPr>
+          <w:p>
+            <w:r>
+              <w:rPr>
+                <w:sz w:val="16"/>
+              </w:rPr>
+              <w:t>TQ-033</w:t>
+            </w:r>
+          </w:p>
+        </w:tc>
+        <w:tc>
+          <w:tcPr>
+            <w:tcW w:type="dxa" w:w="624"/>
+          </w:tcPr>
+          <w:p>
+            <w:r>
+              <w:rPr>
+                <w:sz w:val="16"/>
+              </w:rPr>
+              <w:t>5</w:t>
+            </w:r>
+          </w:p>
+        </w:tc>
+        <w:tc>
+          <w:tcPr>
+            <w:tcW w:type="dxa" w:w="1701"/>
+          </w:tcPr>
+          <w:p>
+            <w:r>
+              <w:rPr>
+                <w:sz w:val="16"/>
+              </w:rPr>
+              <w:t>Appendix A.19 (codes and standards) and the permits register</w:t>
+            </w:r>
+          </w:p>
+        </w:tc>
+        <w:tc>
+          <w:tcPr>
+            <w:tcW w:type="dxa" w:w="3855"/>
+          </w:tcPr>
+          <w:p>
+            <w:r>
+              <w:rPr>
+                <w:sz w:val="16"/>
+              </w:rPr>
+              <w:t>ER-01.07 sets the order of precedence and refers to 'the codes and standards listed in Appendix A.19', but the Contract has no Appendix A.19. The Consortium proposes the attached register (Turkish laws and regulations, Grid Code, codes and standards, each with edition, responsible party and the ER it serves) as Appendix A.19, and the permits register with applicant, supporting deliverables, lead times and need dates. Please confirm: (a) the register as Appendix A.19, editions at the Base Date; (b) the EIA limits (ER-14.02) govern over the Large Combustion Plants Regulation where stricter; (c) the permit split: the Owner applies for and holds the development, permanent-works and operating permits (SC-003), the Contractor for its construction permits; (d) permits PMT-005, PMT-007, PMT-014 have less than 14 days float between approval and need - earlier applications requested; (e) dates of PMT-001 and PMT-002.</w:t>
+            </w:r>
+          </w:p>
+        </w:tc>
+        <w:tc>
+          <w:tcPr>
+            <w:tcW w:type="dxa" w:w="3628"/>
+          </w:tcPr>
+          <w:p>
+            <w:r>
+              <w:rPr>
+                <w:sz w:val="16"/>
+              </w:rPr>
+              <w:t>(a) Agreed: the register (with ISO 14001 added by the Owner) is Appendix A.19; editions at the Base Date. (b) Confirmed: the stricter EIA limits of ER-14.02 govern. (c) Confirmed. (d) The Owner applies for PMT-005 on 2026-11-16, PMT-007 on 2027-04-01 (Contractor's design by 2027-03-31) and PMT-014 on 2028-03-15; the Contractor advances its own applications likewise. (e) PMT-001 granted 2026-03-12, PMT-002 granted 2026-05-28.</w:t>
+            </w:r>
+          </w:p>
+        </w:tc>
+        <w:tc>
+          <w:tcPr>
+            <w:tcW w:type="dxa" w:w="1134"/>
+          </w:tcPr>
+          <w:p>
+            <w:r>
+              <w:rPr>
+                <w:sz w:val="16"/>
+              </w:rPr>
+              <w:t>contractor proposal accepted</w:t>
+            </w:r>
+          </w:p>
+        </w:tc>
+        <w:tc>
+          <w:tcPr>
+            <w:tcW w:type="dxa" w:w="1134"/>
+          </w:tcPr>
+          <w:p>
+            <w:r>
+              <w:rPr>
+                <w:sz w:val="16"/>
+              </w:rPr>
+              <w:t>-</w:t>
+            </w:r>
+          </w:p>
+        </w:tc>
+        <w:tc>
+          <w:tcPr>
+            <w:tcW w:type="dxa" w:w="1757"/>
+          </w:tcPr>
+          <w:p>
+            <w:r>
+              <w:rPr>
+                <w:sz w:val="16"/>
+              </w:rPr>
+              <w:t>permit/PMT-001, permit/PMT-002, permit/PMT-005, permit/PMT-007, permit/PMT-014</w:t>
+            </w:r>
+          </w:p>
+        </w:tc>
+      </w:tr>
     </w:tbl>
     <w:p/>
     <w:sectPr>
@@ -31971,7 +33351,7 @@
         <w:color w:val="595959"/>
         <w:sz w:val="16"/>
       </w:rPr>
-      <w:t xml:space="preserve">contract_document v1.2.0 | data 2b0cd27d5ea51094 | generated 2026-09-28 by SETUP | page </w:t>
+      <w:t xml:space="preserve">contract_document v1.2.0 | data af4120cfb0108468 | generated 2026-09-28 by SETUP | page </w:t>
     </w:r>
     <w:r>
       <w:rPr>

--- a/output/contract_document/ALP-EPC-001_contract.docx
+++ b/output/contract_document/ALP-EPC-001_contract.docx
@@ -18190,7 +18190,7 @@
               <w:rPr>
                 <w:sz w:val="16"/>
               </w:rPr>
-              <w:t>Heaviest pieces: GT generator stator 340 t, GT GSU 268 t (transport weights, IEC data).</w:t>
+              <w:t>Heaviest pieces (IEC-ALP-REQ-001 section 10): GT core engine 405 t (13.2 x 5.9 x 5.6 m, about 480 t gross on SPMT), GT generator stator 340 t, GT GSU 268 t; landing and haul road designed for 480 t gross SPMT loads.</w:t>
             </w:r>
           </w:p>
         </w:tc>
@@ -33351,7 +33351,7 @@
         <w:color w:val="595959"/>
         <w:sz w:val="16"/>
       </w:rPr>
-      <w:t xml:space="preserve">contract_document v1.2.0 | data af4120cfb0108468 | generated 2026-09-28 by SETUP | page </w:t>
+      <w:t xml:space="preserve">contract_document v1.2.0 | data a4834a64b95c21d8 | generated 2026-09-28 by SETUP | page </w:t>
     </w:r>
     <w:r>
       <w:rPr>

--- a/output/contract_document/ALP-EPC-001_contract.docx
+++ b/output/contract_document/ALP-EPC-001_contract.docx
@@ -4192,7 +4192,7 @@
     </w:p>
     <w:p>
       <w:r>
-        <w:t>The plant shall operate on the full natural gas range of ALP-OWN-FUL-001 sections 2 to 4: CH4 85.0 to 98.5 mol %, C2H6 up to 7.0 %, C3H8 up to 2.5 %, C4 up to 1.0 %, C5+ up to 0.2 %, N2 up to 4.0 %, CO2 up to 2.5 %, O2 up to 0.02 %; LHV 44.2 MJ/kg to 50.0 MJ/kg (emission limits apply over the whole range; performance guarantees at the reference gas); Wobbe index (GCV) 47.2 MJ/Sm3 to 51.8 MJ/Sm3 with rate of change up to 1 %/min. Hydrogen admixture up to 5 vol % without modification and with all guarantees; provisions for 10 vol % by future OEM retrofit (fuel system materials, gas detection, control system capacity). Reference composition for guarantees: CH4 93.0, C2H6 3.5, C3H8 0.8, i-C4 0.15, n-C4 0.15, C5+ 0.05, N2 1.55, CO2 0.8 mol %; LHV 48.4 MJ/kg.</w:t>
+        <w:t>The plant shall operate on the full natural gas range of ALP-OWN-FUL-001 sections 2 to 4: CH4 85.0 to 98.5 mol %, C2H6 up to 7.0 %, C3H8 up to 2.5 %, C4 up to 1.0 %, C5+ up to 0.2 %, N2 up to 4.0 %, CO2 up to 2.5 %, O2 up to 0.02 %; LHV 44.2 MJ/kg to 50.0 MJ/kg (emission limits apply over the whole range; performance guarantees at the reference gas); Wobbe index (GCV) 47.2 MJ/Sm3 to 51.8 MJ/Sm3 with rate of change up to 1 %/min. Hydrogen admixture up to 5 vol % without modification and with all guarantees; provisions for 10 vol % by future OEM retrofit (fuel system materials, gas detection, control system capacity). Reference composition for guarantees: CH4 93.0, C2H6 3.5, C3H8 0.8, i-C4 0.15, n-C4 0.15, C5+ 0.05, N2 1.55, CO2 0.8 mol %; LHV 47.48 MJ/kg (ISO 6976, combustion reference 25 degC, from the reference composition; 34.78 MJ/Sm3 at 15 degC).</w:t>
       </w:r>
     </w:p>
     <w:p>
@@ -4964,7 +4964,7 @@
     </w:p>
     <w:p>
       <w:r>
-        <w:t>Hot gas path inspection interval shall be not less than 25,000 EOH and major inspection not less than 50,000 EOH at the operating regime of ER-01.03.</w:t>
+        <w:t>Hot gas path inspection interval shall be not less than 25,000 EOH and major inspection not less than 50,000 EOH at the operating regime of ER-01.03. Intervals are counted in equivalent operating hours with the OEM start and trip factors (TQ-IEC-010); no calendar interval applies.</w:t>
       </w:r>
     </w:p>
     <w:p>
@@ -5080,7 +5080,7 @@
     </w:p>
     <w:p>
       <w:r>
-        <w:t>Aqueous ammonia storage (2x7 days at base load), unloading, vaporisation and dosing with leak detection and bunding.</w:t>
+        <w:t>Aqueous ammonia (24.5 %) storage in 2 tanks, each for 7 days at base load on natural gas, together covering 72 h of LDO operation (2 x 30 m3), unloading from road tankers, vaporisation and dosing with leak detection and bunding (TQ-034).</w:t>
       </w:r>
     </w:p>
     <w:p>
@@ -7355,7 +7355,7 @@
     </w:p>
     <w:p>
       <w:r>
-        <w:t>Documents submitted electronically with the Owner's numbering and a master document register; review period 14 days (21 days for the Basic Design Package).</w:t>
+        <w:t>Documents submitted electronically with the project numbering (consortium proposal adopted by the Owner in TQ-035: ALP-&lt;ORG&gt;-&lt;KKS&gt;-&lt;DISC&gt;-&lt;TYPE&gt;-&lt;NNNN&gt;) and a master document register; review period 14 days (21 days for the Basic Design Package).</w:t>
       </w:r>
     </w:p>
     <w:p>
@@ -12104,7 +12104,7 @@
               <w:rPr>
                 <w:sz w:val="16"/>
               </w:rPr>
-              <w:t>Stack 60 m with CEMS platform and silencer</w:t>
+              <w:t>Stack 65 m with CEMS platform and silencer</w:t>
             </w:r>
           </w:p>
         </w:tc>
@@ -12315,7 +12315,7 @@
               <w:rPr>
                 <w:sz w:val="16"/>
               </w:rPr>
-              <w:t>Power island control system (TCS/ST controls) integrated in plant DCS</w:t>
+              <w:t>Power island control system (TCS) by IEC, integrated with the plant DCS: native graphics and alarms on the DCS operator stations, one KKS tag database, common time synchronisation, separate IEC 62443 zone (IF-40)</w:t>
             </w:r>
           </w:p>
         </w:tc>
@@ -21419,7 +21419,7 @@
               <w:rPr>
                 <w:sz w:val="16"/>
               </w:rPr>
-              <w:t>48.4</w:t>
+              <w:t>47.48</w:t>
             </w:r>
           </w:p>
         </w:tc>
@@ -21445,7 +21445,7 @@
               <w:rPr>
                 <w:sz w:val="16"/>
               </w:rPr>
-              <w:t>reference composition</w:t>
+              <w:t>reference composition, ISO 6976, combustion reference 25 degC</w:t>
             </w:r>
           </w:p>
         </w:tc>
@@ -32441,7 +32441,7 @@
               <w:rPr>
                 <w:sz w:val="16"/>
               </w:rPr>
-              <w:t>(open)</w:t>
+              <w:t>Agreed. The 48.4 MJ/kg was a rounded network operator figure on another reference basis. ER-03.02 and DP-CASE-0018 are corrected to 47.48 MJ/kg (ISO 6976, 25 degC combustion reference); guarantees remain on heat input at the reference composition.</w:t>
             </w:r>
           </w:p>
         </w:tc>
@@ -32454,25 +32454,25 @@
               <w:rPr>
                 <w:sz w:val="16"/>
               </w:rPr>
+              <w:t>requirement changed</w:t>
+            </w:r>
+          </w:p>
+        </w:tc>
+        <w:tc>
+          <w:tcPr>
+            <w:tcW w:type="dxa" w:w="1134"/>
+          </w:tcPr>
+          <w:p>
+            <w:r>
+              <w:rPr>
+                <w:sz w:val="16"/>
+              </w:rPr>
               <w:t>-</w:t>
             </w:r>
           </w:p>
         </w:tc>
         <w:tc>
           <w:tcPr>
-            <w:tcW w:type="dxa" w:w="1134"/>
-          </w:tcPr>
-          <w:p>
-            <w:r>
-              <w:rPr>
-                <w:sz w:val="16"/>
-              </w:rPr>
-              <w:t>-</w:t>
-            </w:r>
-          </w:p>
-        </w:tc>
-        <w:tc>
-          <w:tcPr>
             <w:tcW w:type="dxa" w:w="1757"/>
           </w:tcPr>
           <w:p>
@@ -32480,6 +32480,7 @@
               <w:rPr>
                 <w:sz w:val="16"/>
               </w:rPr>
+              <w:t>requirement/ER-03.02, design_parameter/DP-CASE-0018</w:t>
             </w:r>
           </w:p>
         </w:tc>
@@ -32546,7 +32547,7 @@
               <w:rPr>
                 <w:sz w:val="16"/>
               </w:rPr>
-              <w:t>(open)</w:t>
+              <w:t>Accepted as compliant with SC-013 and ER-12.01 on condition that (1) all power island operation, alarms and trends are available on the DCS operator stations with the DCS look and feel (no separate operator HMI needed in normal operation), (2) alarm management follows the plant alarm philosophy (EEMUA 191 / IEC 62682), (3) all TCS signals are archived in the plant historian. SC-013 is reworded accordingly.</w:t>
             </w:r>
           </w:p>
         </w:tc>
@@ -32559,25 +32560,25 @@
               <w:rPr>
                 <w:sz w:val="16"/>
               </w:rPr>
+              <w:t>contractor proposal accepted</w:t>
+            </w:r>
+          </w:p>
+        </w:tc>
+        <w:tc>
+          <w:tcPr>
+            <w:tcW w:type="dxa" w:w="1134"/>
+          </w:tcPr>
+          <w:p>
+            <w:r>
+              <w:rPr>
+                <w:sz w:val="16"/>
+              </w:rPr>
               <w:t>-</w:t>
             </w:r>
           </w:p>
         </w:tc>
         <w:tc>
           <w:tcPr>
-            <w:tcW w:type="dxa" w:w="1134"/>
-          </w:tcPr>
-          <w:p>
-            <w:r>
-              <w:rPr>
-                <w:sz w:val="16"/>
-              </w:rPr>
-              <w:t>-</w:t>
-            </w:r>
-          </w:p>
-        </w:tc>
-        <w:tc>
-          <w:tcPr>
             <w:tcW w:type="dxa" w:w="1757"/>
           </w:tcPr>
           <w:p>
@@ -32585,6 +32586,7 @@
               <w:rPr>
                 <w:sz w:val="16"/>
               </w:rPr>
+              <w:t>scope_item/SC-013</w:t>
             </w:r>
           </w:p>
         </w:tc>
@@ -32757,7 +32759,7 @@
               <w:rPr>
                 <w:sz w:val="16"/>
               </w:rPr>
-              <w:t>(open)</w:t>
+              <w:t>Confirmed: ER-05.07 is EOH-based with the OEM start factors (hot 10, warm 15, cold 20 EOH, trips per TQ-IEC-010). The Owner accepts about 2.3 calendar years at the ER-01.03 regime; ER-05.07 is clarified.</w:t>
             </w:r>
           </w:p>
         </w:tc>
@@ -32770,25 +32772,25 @@
               <w:rPr>
                 <w:sz w:val="16"/>
               </w:rPr>
+              <w:t>confirmed as is</w:t>
+            </w:r>
+          </w:p>
+        </w:tc>
+        <w:tc>
+          <w:tcPr>
+            <w:tcW w:type="dxa" w:w="1134"/>
+          </w:tcPr>
+          <w:p>
+            <w:r>
+              <w:rPr>
+                <w:sz w:val="16"/>
+              </w:rPr>
               <w:t>-</w:t>
             </w:r>
           </w:p>
         </w:tc>
         <w:tc>
           <w:tcPr>
-            <w:tcW w:type="dxa" w:w="1134"/>
-          </w:tcPr>
-          <w:p>
-            <w:r>
-              <w:rPr>
-                <w:sz w:val="16"/>
-              </w:rPr>
-              <w:t>-</w:t>
-            </w:r>
-          </w:p>
-        </w:tc>
-        <w:tc>
-          <w:tcPr>
             <w:tcW w:type="dxa" w:w="1757"/>
           </w:tcPr>
           <w:p>
@@ -32796,6 +32798,7 @@
               <w:rPr>
                 <w:sz w:val="16"/>
               </w:rPr>
+              <w:t>requirement/ER-05.07</w:t>
             </w:r>
           </w:p>
         </w:tc>
@@ -32862,7 +32865,7 @@
               <w:rPr>
                 <w:sz w:val="16"/>
               </w:rPr>
-              <w:t>(open)</w:t>
+              <w:t>Confirmed: SC-011 corrected to a 65 m stack (TQ-007, ER-06.06).</w:t>
             </w:r>
           </w:p>
         </w:tc>
@@ -32875,25 +32878,25 @@
               <w:rPr>
                 <w:sz w:val="16"/>
               </w:rPr>
+              <w:t>requirement changed</w:t>
+            </w:r>
+          </w:p>
+        </w:tc>
+        <w:tc>
+          <w:tcPr>
+            <w:tcW w:type="dxa" w:w="1134"/>
+          </w:tcPr>
+          <w:p>
+            <w:r>
+              <w:rPr>
+                <w:sz w:val="16"/>
+              </w:rPr>
               <w:t>-</w:t>
             </w:r>
           </w:p>
         </w:tc>
         <w:tc>
           <w:tcPr>
-            <w:tcW w:type="dxa" w:w="1134"/>
-          </w:tcPr>
-          <w:p>
-            <w:r>
-              <w:rPr>
-                <w:sz w:val="16"/>
-              </w:rPr>
-              <w:t>-</w:t>
-            </w:r>
-          </w:p>
-        </w:tc>
-        <w:tc>
-          <w:tcPr>
             <w:tcW w:type="dxa" w:w="1757"/>
           </w:tcPr>
           <w:p>
@@ -32901,6 +32904,7 @@
               <w:rPr>
                 <w:sz w:val="16"/>
               </w:rPr>
+              <w:t>scope_item/SC-011</w:t>
             </w:r>
           </w:p>
         </w:tc>
@@ -33324,6 +33328,218 @@
                 <w:sz w:val="16"/>
               </w:rPr>
               <w:t>permit/PMT-001, permit/PMT-002, permit/PMT-005, permit/PMT-007, permit/PMT-014</w:t>
+            </w:r>
+          </w:p>
+        </w:tc>
+      </w:tr>
+      <w:tr>
+        <w:tc>
+          <w:tcPr>
+            <w:tcW w:type="dxa" w:w="794"/>
+          </w:tcPr>
+          <w:p>
+            <w:r>
+              <w:rPr>
+                <w:sz w:val="16"/>
+              </w:rPr>
+              <w:t>TQ-034</w:t>
+            </w:r>
+          </w:p>
+        </w:tc>
+        <w:tc>
+          <w:tcPr>
+            <w:tcW w:type="dxa" w:w="624"/>
+          </w:tcPr>
+          <w:p>
+            <w:r>
+              <w:rPr>
+                <w:sz w:val="16"/>
+              </w:rPr>
+              <w:t>6</w:t>
+            </w:r>
+          </w:p>
+        </w:tc>
+        <w:tc>
+          <w:tcPr>
+            <w:tcW w:type="dxa" w:w="1701"/>
+          </w:tcPr>
+          <w:p>
+            <w:r>
+              <w:rPr>
+                <w:sz w:val="16"/>
+              </w:rPr>
+              <w:t>Aqueous ammonia storage basis (ER-06.04)</w:t>
+            </w:r>
+          </w:p>
+        </w:tc>
+        <w:tc>
+          <w:tcPr>
+            <w:tcW w:type="dxa" w:w="3855"/>
+          </w:tcPr>
+          <w:p>
+            <w:r>
+              <w:rPr>
+                <w:sz w:val="16"/>
+              </w:rPr>
+              <w:t>ER-06.04 requires aqueous ammonia storage for 2 x 7 days at base load. SCR consumption is 125 kg/h on gas and 480 kg/h on LDO (TQ-IEC-018). 7 days on gas is 21 t per tank; 72 h on LDO (the LDO storage autonomy, ER-03.08) needs 34.6 t. Please confirm the basis: 2 x 7 days on gas, and the total also covering 72 h of LDO operation.</w:t>
+            </w:r>
+          </w:p>
+        </w:tc>
+        <w:tc>
+          <w:tcPr>
+            <w:tcW w:type="dxa" w:w="3628"/>
+          </w:tcPr>
+          <w:p>
+            <w:r>
+              <w:rPr>
+                <w:sz w:val="16"/>
+              </w:rPr>
+              <w:t>Accepted: 2 x 30 m3 as proposed; ER-06.04 clarified. The ammonia inventory (about 54 t) is added to the major accident notification (PMT-015).</w:t>
+            </w:r>
+          </w:p>
+        </w:tc>
+        <w:tc>
+          <w:tcPr>
+            <w:tcW w:type="dxa" w:w="1134"/>
+          </w:tcPr>
+          <w:p>
+            <w:r>
+              <w:rPr>
+                <w:sz w:val="16"/>
+              </w:rPr>
+              <w:t>contractor proposal accepted</w:t>
+            </w:r>
+          </w:p>
+        </w:tc>
+        <w:tc>
+          <w:tcPr>
+            <w:tcW w:type="dxa" w:w="1134"/>
+          </w:tcPr>
+          <w:p>
+            <w:r>
+              <w:rPr>
+                <w:sz w:val="16"/>
+              </w:rPr>
+              <w:t>-</w:t>
+            </w:r>
+          </w:p>
+        </w:tc>
+        <w:tc>
+          <w:tcPr>
+            <w:tcW w:type="dxa" w:w="1757"/>
+          </w:tcPr>
+          <w:p>
+            <w:r>
+              <w:rPr>
+                <w:sz w:val="16"/>
+              </w:rPr>
+              <w:t>requirement/ER-06.04</w:t>
+            </w:r>
+          </w:p>
+        </w:tc>
+      </w:tr>
+      <w:tr>
+        <w:tc>
+          <w:tcPr>
+            <w:tcW w:type="dxa" w:w="794"/>
+          </w:tcPr>
+          <w:p>
+            <w:r>
+              <w:rPr>
+                <w:sz w:val="16"/>
+              </w:rPr>
+              <w:t>TQ-035</w:t>
+            </w:r>
+          </w:p>
+        </w:tc>
+        <w:tc>
+          <w:tcPr>
+            <w:tcW w:type="dxa" w:w="624"/>
+          </w:tcPr>
+          <w:p>
+            <w:r>
+              <w:rPr>
+                <w:sz w:val="16"/>
+              </w:rPr>
+              <w:t>7</w:t>
+            </w:r>
+          </w:p>
+        </w:tc>
+        <w:tc>
+          <w:tcPr>
+            <w:tcW w:type="dxa" w:w="1701"/>
+          </w:tcPr>
+          <w:p>
+            <w:r>
+              <w:rPr>
+                <w:sz w:val="16"/>
+              </w:rPr>
+              <w:t>Engineering start-up: KKS key list, document numbering, MDL, review classes and AWP definitions</w:t>
+            </w:r>
+          </w:p>
+        </w:tc>
+        <w:tc>
+          <w:tcPr>
+            <w:tcW w:type="dxa" w:w="3855"/>
+          </w:tcPr>
+          <w:p>
+            <w:r>
+              <w:rPr>
+                <w:sz w:val="16"/>
+              </w:rPr>
+              <w:t>(1) ER-17.01 requires the Owner's document numbering, which has not been provided. The consortium proposes ALP-&lt;ORG&gt;-&lt;KKS system or 00000&gt;-&lt;DISC&gt;-&lt;TYPE&gt;-&lt;NNNN&gt; (procedure ALP-EPC-00000-GE-PRC-0002), with the IEC 61355 document class on every document type. Does the Owner accept it as the project numbering? (2) Please approve the project KKS key list (125 function, equipment-unit and component keys, 0 = common / 1 = GT+HRSG / 2 = ST unit numbering) for use in engineering. (3) Please accept the MDL (623 documents incl. the IEC VDRL) as the document baseline, the review classes per document type (approval / review / information / internal) and the Basic Design Package flag (21-day review). (4) Please accept the AWP definitions: 12 CWAs in path-of-construction order, one CWP per CWA and discipline, one EWP per CWP needed 20 working days before the CWP starts, MRs as PWPs (ROS at the first CWP start); IWPs are prepared by the construction contractors from the CWPs.</w:t>
+            </w:r>
+          </w:p>
+        </w:tc>
+        <w:tc>
+          <w:tcPr>
+            <w:tcW w:type="dxa" w:w="3628"/>
+          </w:tcPr>
+          <w:p>
+            <w:r>
+              <w:rPr>
+                <w:sz w:val="16"/>
+              </w:rPr>
+              <w:t>(1) Accepted: the consortium numbering is the project numbering under ER-17.01; the Owner's EDMS will use it unchanged. (2) The KKS key list is approved for engineering. The Owner's Engineer verifies each key title against the VGB-S-811 key catalogue with the KKS manual review; until then keys stay flagged 'not verified'. (3) MDL accepted as baseline for the Basic Design Package. Review classes accepted with one change: logic diagrams (LOG) incl. cause and effect are safety relevant and are for approval. The MDL is updated monthly with the progress report. (4) AWP definitions accepted. The Owner requires every CWP to be released for construction only when its EWP is complete (all IFC) and its PWP materials are on site or have a confirmed delivery before the planned installation.</w:t>
+            </w:r>
+          </w:p>
+        </w:tc>
+        <w:tc>
+          <w:tcPr>
+            <w:tcW w:type="dxa" w:w="1134"/>
+          </w:tcPr>
+          <w:p>
+            <w:r>
+              <w:rPr>
+                <w:sz w:val="16"/>
+              </w:rPr>
+              <w:t>requirement changed</w:t>
+            </w:r>
+          </w:p>
+        </w:tc>
+        <w:tc>
+          <w:tcPr>
+            <w:tcW w:type="dxa" w:w="1134"/>
+          </w:tcPr>
+          <w:p>
+            <w:r>
+              <w:rPr>
+                <w:sz w:val="16"/>
+              </w:rPr>
+              <w:t>-</w:t>
+            </w:r>
+          </w:p>
+        </w:tc>
+        <w:tc>
+          <w:tcPr>
+            <w:tcW w:type="dxa" w:w="1757"/>
+          </w:tcPr>
+          <w:p>
+            <w:r>
+              <w:rPr>
+                <w:sz w:val="16"/>
+              </w:rPr>
+              <w:t>doc_type/LOG</w:t>
             </w:r>
           </w:p>
         </w:tc>
@@ -33351,7 +33567,7 @@
         <w:color w:val="595959"/>
         <w:sz w:val="16"/>
       </w:rPr>
-      <w:t xml:space="preserve">contract_document v1.2.0 | data a4834a64b95c21d8 | generated 2026-09-28 by SETUP | page </w:t>
+      <w:t xml:space="preserve">contract_document v1.2.0 | data 8920d1e24c1f20e3 | generated 2026-09-28 by SETUP | page </w:t>
     </w:r>
     <w:r>
       <w:rPr>

--- a/output/contract_document/ALP-EPC-001_contract.docx
+++ b/output/contract_document/ALP-EPC-001_contract.docx
@@ -33567,7 +33567,7 @@
         <w:color w:val="595959"/>
         <w:sz w:val="16"/>
       </w:rPr>
-      <w:t xml:space="preserve">contract_document v1.2.0 | data 8920d1e24c1f20e3 | generated 2026-09-28 by SETUP | page </w:t>
+      <w:t xml:space="preserve">contract_document v1.2.0 | data 96422cea6e1d6e3b | generated 2026-09-28 by SETUP | page </w:t>
     </w:r>
     <w:r>
       <w:rPr>

--- a/output/contract_document/ALP-EPC-001_contract.docx
+++ b/output/contract_document/ALP-EPC-001_contract.docx
@@ -33544,6 +33544,217 @@
           </w:p>
         </w:tc>
       </w:tr>
+      <w:tr>
+        <w:tc>
+          <w:tcPr>
+            <w:tcW w:type="dxa" w:w="794"/>
+          </w:tcPr>
+          <w:p>
+            <w:r>
+              <w:rPr>
+                <w:sz w:val="16"/>
+              </w:rPr>
+              <w:t>TQ-036</w:t>
+            </w:r>
+          </w:p>
+        </w:tc>
+        <w:tc>
+          <w:tcPr>
+            <w:tcW w:type="dxa" w:w="624"/>
+          </w:tcPr>
+          <w:p>
+            <w:r>
+              <w:rPr>
+                <w:sz w:val="16"/>
+              </w:rPr>
+              <w:t>8</w:t>
+            </w:r>
+          </w:p>
+        </w:tc>
+        <w:tc>
+          <w:tcPr>
+            <w:tcW w:type="dxa" w:w="1701"/>
+          </w:tcPr>
+          <w:p>
+            <w:r>
+              <w:rPr>
+                <w:sz w:val="16"/>
+              </w:rPr>
+              <w:t>MDL Rev B baseline: document quantities, new document types, structures and packages</w:t>
+            </w:r>
+          </w:p>
+        </w:tc>
+        <w:tc>
+          <w:tcPr>
+            <w:tcW w:type="dxa" w:w="3855"/>
+          </w:tcPr>
+          <w:p>
+            <w:r>
+              <w:rPr>
+                <w:sz w:val="16"/>
+              </w:rPr>
+              <w:t>The consortium re-issues the MDL as Rev B: 2205 documents (1455 EPC, 120 IEC, 630 other suppliers), 21,362 sheets. Rev A (623 documents) missed the per-tag deliverables, the supplier documents of the BOP packages, factory and site tests, system-based commissioning and O&amp;M documents and several permit dossiers. Document quantities now follow rules per system / structure / area / package with estimated quantities until the registers exist. Please accept (1) the MDL Rev B as the document baseline, (2) the new document types TST, TRP, WIR, HUP, SUP, RBR, EFD, MOS, MDB, CEM, HMI with their review classes, (3) the structure keys UZD (pipe racks), UZE (cable trenches), UZF (temporary barge landing), (4) the 14 added procurement packages, (5) the review of supplier documents: EPC reviews all; transmitted to the Owner for approval: supplier P&amp;IDs, ITPs and FAT procedures; for review: GA, datasheets, calculations, schematics, manuals; for information: manufacturing record books.</w:t>
+            </w:r>
+          </w:p>
+        </w:tc>
+        <w:tc>
+          <w:tcPr>
+            <w:tcW w:type="dxa" w:w="3628"/>
+          </w:tcPr>
+          <w:p>
+            <w:r>
+              <w:rPr>
+                <w:sz w:val="16"/>
+              </w:rPr>
+              <w:t>(1)-(5) accepted with one change and one condition. Change: fire fighting, escape route and safety signage drawings are submitted to the fire brigade (occupancy permit PMT-020) and are for Owner approval. Condition: the Owner's Engineer review load must be planned; the consortium issues a monthly document issue forecast (from the engineering plan) and transmits in batches of at most 150 documents per week. The new structure keys are approved for engineering (verification with the KKS key list).</w:t>
+            </w:r>
+          </w:p>
+        </w:tc>
+        <w:tc>
+          <w:tcPr>
+            <w:tcW w:type="dxa" w:w="1134"/>
+          </w:tcPr>
+          <w:p>
+            <w:r>
+              <w:rPr>
+                <w:sz w:val="16"/>
+              </w:rPr>
+              <w:t>requirement changed</w:t>
+            </w:r>
+          </w:p>
+        </w:tc>
+        <w:tc>
+          <w:tcPr>
+            <w:tcW w:type="dxa" w:w="1134"/>
+          </w:tcPr>
+          <w:p>
+            <w:r>
+              <w:rPr>
+                <w:sz w:val="16"/>
+              </w:rPr>
+              <w:t>-</w:t>
+            </w:r>
+          </w:p>
+        </w:tc>
+        <w:tc>
+          <w:tcPr>
+            <w:tcW w:type="dxa" w:w="1757"/>
+          </w:tcPr>
+          <w:p>
+            <w:r>
+              <w:rPr>
+                <w:sz w:val="16"/>
+              </w:rPr>
+              <w:t>mdl_rule/DL-HS-ESC</w:t>
+            </w:r>
+          </w:p>
+        </w:tc>
+      </w:tr>
+      <w:tr>
+        <w:tc>
+          <w:tcPr>
+            <w:tcW w:type="dxa" w:w="794"/>
+          </w:tcPr>
+          <w:p>
+            <w:r>
+              <w:rPr>
+                <w:sz w:val="16"/>
+              </w:rPr>
+              <w:t>TQ-037</w:t>
+            </w:r>
+          </w:p>
+        </w:tc>
+        <w:tc>
+          <w:tcPr>
+            <w:tcW w:type="dxa" w:w="624"/>
+          </w:tcPr>
+          <w:p>
+            <w:r>
+              <w:rPr>
+                <w:sz w:val="16"/>
+              </w:rPr>
+              <w:t>8</w:t>
+            </w:r>
+          </w:p>
+        </w:tc>
+        <w:tc>
+          <w:tcPr>
+            <w:tcW w:type="dxa" w:w="1701"/>
+          </w:tcPr>
+          <w:p>
+            <w:r>
+              <w:rPr>
+                <w:sz w:val="16"/>
+              </w:rPr>
+              <w:t>AWP release rule: progressive EWP release to the IWPs of a CWP</w:t>
+            </w:r>
+          </w:p>
+        </w:tc>
+        <w:tc>
+          <w:tcPr>
+            <w:tcW w:type="dxa" w:w="3855"/>
+          </w:tcPr>
+          <w:p>
+            <w:r>
+              <w:rPr>
+                <w:sz w:val="16"/>
+              </w:rPr>
+              <w:t>TQ-035 requires a CWP to be released only when its EWP is complete (all documents IFC). With the Rev B MDL a piping CWP carries up to 2,800 isometric sheets and a civil CWP the reinforcement of every pour; requiring all of them IFC before the first IWP would delay construction by 3-9 months or require engineering staff far above a realistic peak. The consortium proposes: (a) a CWP is released when the documents of its first IWPs are IFC (layouts, GA, foundations, plans: 100 % at release) and its materials for those IWPs are on site or confirmed; (b) progressive documents (isometrics, supports, schematics, loop diagrams, reinforcement, equipment foundations) are released per IWP, planned at CWP start - lead + share x CWP duration per document type; (c) no IWP is issued to the field unless all its documents are IFC and its constraints removed; (d) the EWP completeness per CWP is reported monthly.</w:t>
+            </w:r>
+          </w:p>
+        </w:tc>
+        <w:tc>
+          <w:tcPr>
+            <w:tcW w:type="dxa" w:w="3628"/>
+          </w:tcPr>
+          <w:p>
+            <w:r>
+              <w:rPr>
+                <w:sz w:val="16"/>
+              </w:rPr>
+              <w:t>Accepted as proposed, with the condition that the monthly report shows per CWP the IFC status of the documents needed for the next 8 weeks of IWPs, and that a CWP whose first-IWP documents are not IFC is not started. TQ-035 item (4) is amended accordingly.</w:t>
+            </w:r>
+          </w:p>
+        </w:tc>
+        <w:tc>
+          <w:tcPr>
+            <w:tcW w:type="dxa" w:w="1134"/>
+          </w:tcPr>
+          <w:p>
+            <w:r>
+              <w:rPr>
+                <w:sz w:val="16"/>
+              </w:rPr>
+              <w:t>contractor proposal accepted</w:t>
+            </w:r>
+          </w:p>
+        </w:tc>
+        <w:tc>
+          <w:tcPr>
+            <w:tcW w:type="dxa" w:w="1134"/>
+          </w:tcPr>
+          <w:p>
+            <w:r>
+              <w:rPr>
+                <w:sz w:val="16"/>
+              </w:rPr>
+              <w:t>-</w:t>
+            </w:r>
+          </w:p>
+        </w:tc>
+        <w:tc>
+          <w:tcPr>
+            <w:tcW w:type="dxa" w:w="1757"/>
+          </w:tcPr>
+          <w:p>
+            <w:r>
+              <w:rPr>
+                <w:sz w:val="16"/>
+              </w:rPr>
+            </w:r>
+          </w:p>
+        </w:tc>
+      </w:tr>
     </w:tbl>
     <w:p/>
     <w:sectPr>
@@ -33567,7 +33778,7 @@
         <w:color w:val="595959"/>
         <w:sz w:val="16"/>
       </w:rPr>
-      <w:t xml:space="preserve">contract_document v1.2.0 | data 96422cea6e1d6e3b | generated 2026-09-28 by SETUP | page </w:t>
+      <w:t xml:space="preserve">contract_document v1.2.0 | data 851473163827e6c4 | generated 2026-09-28 by SETUP | page </w:t>
     </w:r>
     <w:r>
       <w:rPr>

--- a/output/contract_document/ALP-EPC-001_contract.docx
+++ b/output/contract_document/ALP-EPC-001_contract.docx
@@ -33755,6 +33755,111 @@
           </w:p>
         </w:tc>
       </w:tr>
+      <w:tr>
+        <w:tc>
+          <w:tcPr>
+            <w:tcW w:type="dxa" w:w="794"/>
+          </w:tcPr>
+          <w:p>
+            <w:r>
+              <w:rPr>
+                <w:sz w:val="16"/>
+              </w:rPr>
+              <w:t>TQ-038</w:t>
+            </w:r>
+          </w:p>
+        </w:tc>
+        <w:tc>
+          <w:tcPr>
+            <w:tcW w:type="dxa" w:w="624"/>
+          </w:tcPr>
+          <w:p>
+            <w:r>
+              <w:rPr>
+                <w:sz w:val="16"/>
+              </w:rPr>
+              <w:t>9</w:t>
+            </w:r>
+          </w:p>
+        </w:tc>
+        <w:tc>
+          <w:tcPr>
+            <w:tcW w:type="dxa" w:w="1701"/>
+          </w:tcPr>
+          <w:p>
+            <w:r>
+              <w:rPr>
+                <w:sz w:val="16"/>
+              </w:rPr>
+              <w:t>Payment milestone MS-02 (Basic Design Package approved, month 3) cannot be met</w:t>
+            </w:r>
+          </w:p>
+        </w:tc>
+        <w:tc>
+          <w:tcPr>
+            <w:tcW w:type="dxa" w:w="3855"/>
+          </w:tcPr>
+          <w:p>
+            <w:r>
+              <w:rPr>
+                <w:sz w:val="16"/>
+              </w:rPr>
+              <w:t>Release gate G-OWN-BDP: The Basic Design Package (25 documents, of them 10 P&amp;IDs) must be approved for MS-02 at month 3 (2027-02-02). With the Owner review period for the BDP (21 days, ER-17.01) and the input chain design basis -&gt; system design specification -&gt; P&amp;ID, the earliest possible approval is 2027-03-08 even with unlimited staff; with the planned process team (12 FTE, 9,000 h of P&amp;IDs needed before May 2027 for the long-lead requisitions and the first EWPs) the BDP is approved on 2027-07-21. Please confirm one of: (a) MS-02 split into MS-02a 'BDP batch 1 approved' (design bases, PFDs, HMB, plot plan, SLD, power island P&amp;IDs; month 5) and MS-02b 'BDP batch 2 approved' (BOP P&amp;IDs; month 9), same total percentage; (b) MS-02 at month 9; (c) approval on the tender-stage P&amp;IDs at IFR with the IFC review later. The consortium recommends (a).</w:t>
+            </w:r>
+          </w:p>
+        </w:tc>
+        <w:tc>
+          <w:tcPr>
+            <w:tcW w:type="dxa" w:w="3628"/>
+          </w:tcPr>
+          <w:p>
+            <w:r>
+              <w:rPr>
+                <w:sz w:val="16"/>
+              </w:rPr>
+              <w:t>(open)</w:t>
+            </w:r>
+          </w:p>
+        </w:tc>
+        <w:tc>
+          <w:tcPr>
+            <w:tcW w:type="dxa" w:w="1134"/>
+          </w:tcPr>
+          <w:p>
+            <w:r>
+              <w:rPr>
+                <w:sz w:val="16"/>
+              </w:rPr>
+              <w:t>-</w:t>
+            </w:r>
+          </w:p>
+        </w:tc>
+        <w:tc>
+          <w:tcPr>
+            <w:tcW w:type="dxa" w:w="1134"/>
+          </w:tcPr>
+          <w:p>
+            <w:r>
+              <w:rPr>
+                <w:sz w:val="16"/>
+              </w:rPr>
+              <w:t>-</w:t>
+            </w:r>
+          </w:p>
+        </w:tc>
+        <w:tc>
+          <w:tcPr>
+            <w:tcW w:type="dxa" w:w="1757"/>
+          </w:tcPr>
+          <w:p>
+            <w:r>
+              <w:rPr>
+                <w:sz w:val="16"/>
+              </w:rPr>
+            </w:r>
+          </w:p>
+        </w:tc>
+      </w:tr>
     </w:tbl>
     <w:p/>
     <w:sectPr>
@@ -33778,7 +33883,7 @@
         <w:color w:val="595959"/>
         <w:sz w:val="16"/>
       </w:rPr>
-      <w:t xml:space="preserve">contract_document v1.2.0 | data 851473163827e6c4 | generated 2026-09-28 by SETUP | page </w:t>
+      <w:t xml:space="preserve">contract_document v1.2.0 | data 006de892606286a1 | generated 2026-09-28 by SETUP | page </w:t>
     </w:r>
     <w:r>
       <w:rPr>

--- a/output/contract_document/ALP-EPC-001_contract.docx
+++ b/output/contract_document/ALP-EPC-001_contract.docx
@@ -24834,6 +24834,324 @@
               <w:rPr>
                 <w:sz w:val="16"/>
               </w:rPr>
+              <w:t>Plant grid origin in UTM zone 35N (E 0 / N 0)</w:t>
+            </w:r>
+          </w:p>
+        </w:tc>
+        <w:tc>
+          <w:tcPr>
+            <w:tcW w:type="dxa" w:w="1701"/>
+          </w:tcPr>
+          <w:p>
+            <w:r>
+              <w:rPr>
+                <w:sz w:val="16"/>
+              </w:rPr>
+              <w:t>E 541,250.000 m / N 4,532,480.000 m</w:t>
+            </w:r>
+          </w:p>
+        </w:tc>
+        <w:tc>
+          <w:tcPr>
+            <w:tcW w:type="dxa" w:w="1361"/>
+          </w:tcPr>
+          <w:p>
+            <w:r>
+              <w:rPr>
+                <w:sz w:val="16"/>
+              </w:rPr>
+              <w:t>m</w:t>
+            </w:r>
+          </w:p>
+        </w:tc>
+        <w:tc>
+          <w:tcPr>
+            <w:tcW w:type="dxa" w:w="3969"/>
+          </w:tcPr>
+          <w:p>
+            <w:r>
+              <w:rPr>
+                <w:sz w:val="16"/>
+              </w:rPr>
+              <w:t>TUREF (ITRF96), south-west plot corner</w:t>
+            </w:r>
+          </w:p>
+        </w:tc>
+        <w:tc>
+          <w:tcPr>
+            <w:tcW w:type="dxa" w:w="1701"/>
+          </w:tcPr>
+          <w:p>
+            <w:r>
+              <w:rPr>
+                <w:sz w:val="16"/>
+              </w:rPr>
+              <w:t>SRC-EPCE-0011</w:t>
+            </w:r>
+          </w:p>
+        </w:tc>
+      </w:tr>
+      <w:tr>
+        <w:tc>
+          <w:tcPr>
+            <w:tcW w:type="dxa" w:w="1361"/>
+          </w:tcPr>
+          <w:p>
+            <w:r>
+              <w:rPr>
+                <w:sz w:val="16"/>
+              </w:rPr>
+              <w:t>site</w:t>
+            </w:r>
+          </w:p>
+        </w:tc>
+        <w:tc>
+          <w:tcPr>
+            <w:tcW w:type="dxa" w:w="4252"/>
+          </w:tcPr>
+          <w:p>
+            <w:r>
+              <w:rPr>
+                <w:sz w:val="16"/>
+              </w:rPr>
+              <w:t>Rotation plant grid to UTM grid</w:t>
+            </w:r>
+          </w:p>
+        </w:tc>
+        <w:tc>
+          <w:tcPr>
+            <w:tcW w:type="dxa" w:w="1701"/>
+          </w:tcPr>
+          <w:p>
+            <w:r>
+              <w:rPr>
+                <w:sz w:val="16"/>
+              </w:rPr>
+              <w:t>-0.3281</w:t>
+            </w:r>
+          </w:p>
+        </w:tc>
+        <w:tc>
+          <w:tcPr>
+            <w:tcW w:type="dxa" w:w="1361"/>
+          </w:tcPr>
+          <w:p>
+            <w:r>
+              <w:rPr>
+                <w:sz w:val="16"/>
+              </w:rPr>
+              <w:t>deg</w:t>
+            </w:r>
+          </w:p>
+        </w:tc>
+        <w:tc>
+          <w:tcPr>
+            <w:tcW w:type="dxa" w:w="3969"/>
+          </w:tcPr>
+          <w:p>
+            <w:r>
+              <w:rPr>
+                <w:sz w:val="16"/>
+              </w:rPr>
+              <w:t>plant north = true north; grid convergence at site</w:t>
+            </w:r>
+          </w:p>
+        </w:tc>
+        <w:tc>
+          <w:tcPr>
+            <w:tcW w:type="dxa" w:w="1701"/>
+          </w:tcPr>
+          <w:p>
+            <w:r>
+              <w:rPr>
+                <w:sz w:val="16"/>
+              </w:rPr>
+              <w:t>SRC-EPCE-0011</w:t>
+            </w:r>
+          </w:p>
+        </w:tc>
+      </w:tr>
+      <w:tr>
+        <w:tc>
+          <w:tcPr>
+            <w:tcW w:type="dxa" w:w="1361"/>
+          </w:tcPr>
+          <w:p>
+            <w:r>
+              <w:rPr>
+                <w:sz w:val="16"/>
+              </w:rPr>
+              <w:t>site</w:t>
+            </w:r>
+          </w:p>
+        </w:tc>
+        <w:tc>
+          <w:tcPr>
+            <w:tcW w:type="dxa" w:w="4252"/>
+          </w:tcPr>
+          <w:p>
+            <w:r>
+              <w:rPr>
+                <w:sz w:val="16"/>
+              </w:rPr>
+              <w:t>Scale factor plant grid to UTM</w:t>
+            </w:r>
+          </w:p>
+        </w:tc>
+        <w:tc>
+          <w:tcPr>
+            <w:tcW w:type="dxa" w:w="1701"/>
+          </w:tcPr>
+          <w:p>
+            <w:r>
+              <w:rPr>
+                <w:sz w:val="16"/>
+              </w:rPr>
+              <w:t>0.999612</w:t>
+            </w:r>
+          </w:p>
+        </w:tc>
+        <w:tc>
+          <w:tcPr>
+            <w:tcW w:type="dxa" w:w="1361"/>
+          </w:tcPr>
+          <w:p>
+            <w:r>
+              <w:rPr>
+                <w:sz w:val="16"/>
+              </w:rPr>
+              <w:t>-</w:t>
+            </w:r>
+          </w:p>
+        </w:tc>
+        <w:tc>
+          <w:tcPr>
+            <w:tcW w:type="dxa" w:w="3969"/>
+          </w:tcPr>
+          <w:p>
+            <w:r>
+              <w:rPr>
+                <w:sz w:val="16"/>
+              </w:rPr>
+              <w:t>combined UTM point scale and height factor</w:t>
+            </w:r>
+          </w:p>
+        </w:tc>
+        <w:tc>
+          <w:tcPr>
+            <w:tcW w:type="dxa" w:w="1701"/>
+          </w:tcPr>
+          <w:p>
+            <w:r>
+              <w:rPr>
+                <w:sz w:val="16"/>
+              </w:rPr>
+              <w:t>SRC-EPCE-0011</w:t>
+            </w:r>
+          </w:p>
+        </w:tc>
+      </w:tr>
+      <w:tr>
+        <w:tc>
+          <w:tcPr>
+            <w:tcW w:type="dxa" w:w="1361"/>
+          </w:tcPr>
+          <w:p>
+            <w:r>
+              <w:rPr>
+                <w:sz w:val="16"/>
+              </w:rPr>
+              <w:t>site</w:t>
+            </w:r>
+          </w:p>
+        </w:tc>
+        <w:tc>
+          <w:tcPr>
+            <w:tcW w:type="dxa" w:w="4252"/>
+          </w:tcPr>
+          <w:p>
+            <w:r>
+              <w:rPr>
+                <w:sz w:val="16"/>
+              </w:rPr>
+              <w:t>Height datum</w:t>
+            </w:r>
+          </w:p>
+        </w:tc>
+        <w:tc>
+          <w:tcPr>
+            <w:tcW w:type="dxa" w:w="1701"/>
+          </w:tcPr>
+          <w:p>
+            <w:r>
+              <w:rPr>
+                <w:sz w:val="16"/>
+              </w:rPr>
+              <w:t>TUDKA-99 orthometric heights (m a.s.l.)</w:t>
+            </w:r>
+          </w:p>
+        </w:tc>
+        <w:tc>
+          <w:tcPr>
+            <w:tcW w:type="dxa" w:w="1361"/>
+          </w:tcPr>
+          <w:p>
+            <w:r>
+              <w:rPr>
+                <w:sz w:val="16"/>
+              </w:rPr>
+            </w:r>
+          </w:p>
+        </w:tc>
+        <w:tc>
+          <w:tcPr>
+            <w:tcW w:type="dxa" w:w="3969"/>
+          </w:tcPr>
+          <w:p>
+            <w:r>
+              <w:rPr>
+                <w:sz w:val="16"/>
+              </w:rPr>
+            </w:r>
+          </w:p>
+        </w:tc>
+        <w:tc>
+          <w:tcPr>
+            <w:tcW w:type="dxa" w:w="1701"/>
+          </w:tcPr>
+          <w:p>
+            <w:r>
+              <w:rPr>
+                <w:sz w:val="16"/>
+              </w:rPr>
+              <w:t>SRC-EPCE-0011</w:t>
+            </w:r>
+          </w:p>
+        </w:tc>
+      </w:tr>
+      <w:tr>
+        <w:tc>
+          <w:tcPr>
+            <w:tcW w:type="dxa" w:w="1361"/>
+          </w:tcPr>
+          <w:p>
+            <w:r>
+              <w:rPr>
+                <w:sz w:val="16"/>
+              </w:rPr>
+              <w:t>site</w:t>
+            </w:r>
+          </w:p>
+        </w:tc>
+        <w:tc>
+          <w:tcPr>
+            <w:tcW w:type="dxa" w:w="4252"/>
+          </w:tcPr>
+          <w:p>
+            <w:r>
+              <w:rPr>
+                <w:sz w:val="16"/>
+              </w:rPr>
               <w:t>Plot dimensions</w:t>
             </w:r>
           </w:p>
@@ -28429,6 +28747,97 @@
                 <w:sz w:val="16"/>
               </w:rPr>
               <w:t>no</w:t>
+            </w:r>
+          </w:p>
+        </w:tc>
+      </w:tr>
+      <w:tr>
+        <w:tc>
+          <w:tcPr>
+            <w:tcW w:type="dxa" w:w="907"/>
+          </w:tcPr>
+          <w:p>
+            <w:r>
+              <w:rPr>
+                <w:sz w:val="16"/>
+              </w:rPr>
+              <w:t>SURV</w:t>
+            </w:r>
+          </w:p>
+        </w:tc>
+        <w:tc>
+          <w:tcPr>
+            <w:tcW w:type="dxa" w:w="3402"/>
+          </w:tcPr>
+          <w:p>
+            <w:r>
+              <w:rPr>
+                <w:sz w:val="16"/>
+              </w:rPr>
+              <w:t>Land survey subcontractor (role-play)</w:t>
+            </w:r>
+          </w:p>
+        </w:tc>
+        <w:tc>
+          <w:tcPr>
+            <w:tcW w:type="dxa" w:w="1701"/>
+          </w:tcPr>
+          <w:p>
+            <w:r>
+              <w:rPr>
+                <w:sz w:val="16"/>
+              </w:rPr>
+              <w:t>subcontractor</w:t>
+            </w:r>
+          </w:p>
+        </w:tc>
+        <w:tc>
+          <w:tcPr>
+            <w:tcW w:type="dxa" w:w="1134"/>
+          </w:tcPr>
+          <w:p>
+            <w:r>
+              <w:rPr>
+                <w:sz w:val="16"/>
+              </w:rPr>
+              <w:t>Turkey</w:t>
+            </w:r>
+          </w:p>
+        </w:tc>
+        <w:tc>
+          <w:tcPr>
+            <w:tcW w:type="dxa" w:w="2268"/>
+          </w:tcPr>
+          <w:p>
+            <w:r>
+              <w:rPr>
+                <w:sz w:val="16"/>
+              </w:rPr>
+            </w:r>
+          </w:p>
+        </w:tc>
+        <w:tc>
+          <w:tcPr>
+            <w:tcW w:type="dxa" w:w="3402"/>
+          </w:tcPr>
+          <w:p>
+            <w:r>
+              <w:rPr>
+                <w:sz w:val="16"/>
+              </w:rPr>
+            </w:r>
+          </w:p>
+        </w:tc>
+        <w:tc>
+          <w:tcPr>
+            <w:tcW w:type="dxa" w:w="907"/>
+          </w:tcPr>
+          <w:p>
+            <w:r>
+              <w:rPr>
+                <w:sz w:val="16"/>
+              </w:rPr>
+              <w:t>yes</w:t>
             </w:r>
           </w:p>
         </w:tc>
@@ -33860,6 +34269,111 @@
           </w:p>
         </w:tc>
       </w:tr>
+      <w:tr>
+        <w:tc>
+          <w:tcPr>
+            <w:tcW w:type="dxa" w:w="794"/>
+          </w:tcPr>
+          <w:p>
+            <w:r>
+              <w:rPr>
+                <w:sz w:val="16"/>
+              </w:rPr>
+              <w:t>TQ-039</w:t>
+            </w:r>
+          </w:p>
+        </w:tc>
+        <w:tc>
+          <w:tcPr>
+            <w:tcW w:type="dxa" w:w="624"/>
+          </w:tcPr>
+          <w:p>
+            <w:r>
+              <w:rPr>
+                <w:sz w:val="16"/>
+              </w:rPr>
+              <w:t>9</w:t>
+            </w:r>
+          </w:p>
+        </w:tc>
+        <w:tc>
+          <w:tcPr>
+            <w:tcW w:type="dxa" w:w="1701"/>
+          </w:tcPr>
+          <w:p>
+            <w:r>
+              <w:rPr>
+                <w:sz w:val="16"/>
+              </w:rPr>
+              <w:t>Owner platform levels below +15.00 m (survey ALP-SUR-TOP-001)</w:t>
+            </w:r>
+          </w:p>
+        </w:tc>
+        <w:tc>
+          <w:tcPr>
+            <w:tcW w:type="dxa" w:w="3855"/>
+          </w:tcPr>
+          <w:p>
+            <w:r>
+              <w:rPr>
+                <w:sz w:val="16"/>
+              </w:rPr>
+              <w:t>The topographic survey (ALP-EPC-00000-CV-RPT-0003) shows the Owner-levelled platform on average 66 mm below the +15.00 m stated in ER-02.01 / ALP-OWN-GEN-001, with 51 of 208 grid points outside +-0.10 m (systematic fall to the south, old warehouse foundations up to +0.25 m). Trimming to +15.00 m needs about 9,300 m3 of structural fill. Please confirm (a) the acceptance tolerance of the Owner platform and whether the fill below -0.10 m is at the Owner cost, or (b) that the Contractor may set the finished floor and road levels on the as-surveyed platform with local trimming only.</w:t>
+            </w:r>
+          </w:p>
+        </w:tc>
+        <w:tc>
+          <w:tcPr>
+            <w:tcW w:type="dxa" w:w="3628"/>
+          </w:tcPr>
+          <w:p>
+            <w:r>
+              <w:rPr>
+                <w:sz w:val="16"/>
+              </w:rPr>
+              <w:t>(open)</w:t>
+            </w:r>
+          </w:p>
+        </w:tc>
+        <w:tc>
+          <w:tcPr>
+            <w:tcW w:type="dxa" w:w="1134"/>
+          </w:tcPr>
+          <w:p>
+            <w:r>
+              <w:rPr>
+                <w:sz w:val="16"/>
+              </w:rPr>
+              <w:t>-</w:t>
+            </w:r>
+          </w:p>
+        </w:tc>
+        <w:tc>
+          <w:tcPr>
+            <w:tcW w:type="dxa" w:w="1134"/>
+          </w:tcPr>
+          <w:p>
+            <w:r>
+              <w:rPr>
+                <w:sz w:val="16"/>
+              </w:rPr>
+              <w:t>-</w:t>
+            </w:r>
+          </w:p>
+        </w:tc>
+        <w:tc>
+          <w:tcPr>
+            <w:tcW w:type="dxa" w:w="1757"/>
+          </w:tcPr>
+          <w:p>
+            <w:r>
+              <w:rPr>
+                <w:sz w:val="16"/>
+              </w:rPr>
+            </w:r>
+          </w:p>
+        </w:tc>
+      </w:tr>
     </w:tbl>
     <w:p/>
     <w:sectPr>
@@ -33883,7 +34397,7 @@
         <w:color w:val="595959"/>
         <w:sz w:val="16"/>
       </w:rPr>
-      <w:t xml:space="preserve">contract_document v1.2.0 | data 006de892606286a1 | generated 2026-09-28 by SETUP | page </w:t>
+      <w:t xml:space="preserve">contract_document v1.2.0 | data 7d05c4eb26bd0325 | generated 2026-09-28 by EPCE | page </w:t>
     </w:r>
     <w:r>
       <w:rPr>

--- a/output/contract_document/ALP-EPC-001_contract.docx
+++ b/output/contract_document/ALP-EPC-001_contract.docx
@@ -9764,7 +9764,7 @@
               <w:rPr>
                 <w:sz w:val="16"/>
               </w:rPr>
-              <w:t>Approval of basic design and power island order</w:t>
+              <w:t>Basic Design Package batch 1 approved and power island order</w:t>
             </w:r>
           </w:p>
         </w:tc>
@@ -9777,7 +9777,7 @@
               <w:rPr>
                 <w:sz w:val="16"/>
               </w:rPr>
-              <w:t>Owner approval of the Basic Design Package and evidence of firm power island sub-orders</w:t>
+              <w:t>Owner approval of the Basic Design Package batch 1 (design bases, heat balances, PFDs, key SLD, plot plan, layouts, DCS architecture) and evidence of firm power island sub-orders</w:t>
             </w:r>
           </w:p>
         </w:tc>
@@ -9790,7 +9790,7 @@
               <w:rPr>
                 <w:sz w:val="16"/>
               </w:rPr>
-              <w:t>3</w:t>
+              <w:t>5</w:t>
             </w:r>
           </w:p>
         </w:tc>
@@ -9803,7 +9803,7 @@
               <w:rPr>
                 <w:sz w:val="16"/>
               </w:rPr>
-              <w:t>8 %</w:t>
+              <w:t>4 %</w:t>
             </w:r>
           </w:p>
         </w:tc>
@@ -9816,7 +9816,7 @@
               <w:rPr>
                 <w:sz w:val="16"/>
               </w:rPr>
-              <w:t>EUR 42,598,400</w:t>
+              <w:t>EUR 21,299,200</w:t>
             </w:r>
           </w:p>
         </w:tc>
@@ -10738,6 +10738,98 @@
                 <w:sz w:val="16"/>
               </w:rPr>
               <w:t>EUR 26,624,000</w:t>
+            </w:r>
+          </w:p>
+        </w:tc>
+        <w:tc>
+          <w:tcPr>
+            <w:tcW w:type="dxa" w:w="1984"/>
+          </w:tcPr>
+          <w:p>
+            <w:r>
+              <w:rPr>
+                <w:sz w:val="16"/>
+              </w:rPr>
+            </w:r>
+          </w:p>
+        </w:tc>
+      </w:tr>
+      <w:tr>
+        <w:tc>
+          <w:tcPr>
+            <w:tcW w:type="dxa" w:w="737"/>
+          </w:tcPr>
+          <w:p>
+            <w:r>
+              <w:rPr>
+                <w:sz w:val="16"/>
+              </w:rPr>
+              <w:t>MS-13</w:t>
+            </w:r>
+          </w:p>
+        </w:tc>
+        <w:tc>
+          <w:tcPr>
+            <w:tcW w:type="dxa" w:w="2835"/>
+          </w:tcPr>
+          <w:p>
+            <w:r>
+              <w:rPr>
+                <w:sz w:val="16"/>
+              </w:rPr>
+              <w:t>Basic Design Package batch 2 approved</w:t>
+            </w:r>
+          </w:p>
+        </w:tc>
+        <w:tc>
+          <w:tcPr>
+            <w:tcW w:type="dxa" w:w="4819"/>
+          </w:tcPr>
+          <w:p>
+            <w:r>
+              <w:rPr>
+                <w:sz w:val="16"/>
+              </w:rPr>
+              <w:t>Owner approval of the Basic Design Package batch 2 (BOP P&amp;IDs)</w:t>
+            </w:r>
+          </w:p>
+        </w:tc>
+        <w:tc>
+          <w:tcPr>
+            <w:tcW w:type="dxa" w:w="1247"/>
+          </w:tcPr>
+          <w:p>
+            <w:r>
+              <w:rPr>
+                <w:sz w:val="16"/>
+              </w:rPr>
+              <w:t>9</w:t>
+            </w:r>
+          </w:p>
+        </w:tc>
+        <w:tc>
+          <w:tcPr>
+            <w:tcW w:type="dxa" w:w="907"/>
+          </w:tcPr>
+          <w:p>
+            <w:r>
+              <w:rPr>
+                <w:sz w:val="16"/>
+              </w:rPr>
+              <w:t>4 %</w:t>
+            </w:r>
+          </w:p>
+        </w:tc>
+        <w:tc>
+          <w:tcPr>
+            <w:tcW w:type="dxa" w:w="1984"/>
+          </w:tcPr>
+          <w:p>
+            <w:r>
+              <w:rPr>
+                <w:sz w:val="16"/>
+              </w:rPr>
+              <w:t>EUR 21,299,200</w:t>
             </w:r>
           </w:p>
         </w:tc>
@@ -20286,7 +20378,7 @@
               <w:rPr>
                 <w:sz w:val="16"/>
               </w:rPr>
-              <w:t>LDO LHV</w:t>
+              <w:t>LDO density at 15 degC</w:t>
             </w:r>
           </w:p>
         </w:tc>
@@ -20299,7 +20391,7 @@
               <w:rPr>
                 <w:sz w:val="16"/>
               </w:rPr>
-              <w:t>42.9</w:t>
+              <w:t>820 to 845 (840 for sizing)</w:t>
             </w:r>
           </w:p>
         </w:tc>
@@ -20312,7 +20404,7 @@
               <w:rPr>
                 <w:sz w:val="16"/>
               </w:rPr>
-              <w:t>MJ/kg</w:t>
+              <w:t>kg/m3</w:t>
             </w:r>
           </w:p>
         </w:tc>
@@ -20325,7 +20417,6 @@
               <w:rPr>
                 <w:sz w:val="16"/>
               </w:rPr>
-              <w:t>range 42.6-43.2</w:t>
             </w:r>
           </w:p>
         </w:tc>
@@ -20338,7 +20429,7 @@
               <w:rPr>
                 <w:sz w:val="16"/>
               </w:rPr>
-              <w:t>SRC-OWNR-0004, ER-03.07</w:t>
+              <w:t>REF-CONS-0096, SRC-OWNR-0004</w:t>
             </w:r>
           </w:p>
         </w:tc>
@@ -20366,7 +20457,7 @@
               <w:rPr>
                 <w:sz w:val="16"/>
               </w:rPr>
-              <w:t>LDO sulphur</w:t>
+              <w:t>LDO LHV</w:t>
             </w:r>
           </w:p>
         </w:tc>
@@ -20379,7 +20470,7 @@
               <w:rPr>
                 <w:sz w:val="16"/>
               </w:rPr>
-              <w:t>10</w:t>
+              <w:t>42.9</w:t>
             </w:r>
           </w:p>
         </w:tc>
@@ -20392,7 +20483,7 @@
               <w:rPr>
                 <w:sz w:val="16"/>
               </w:rPr>
-              <w:t>mg/kg</w:t>
+              <w:t>MJ/kg</w:t>
             </w:r>
           </w:p>
         </w:tc>
@@ -20405,7 +20496,7 @@
               <w:rPr>
                 <w:sz w:val="16"/>
               </w:rPr>
-              <w:t>maximum</w:t>
+              <w:t>range 42.6-43.2</w:t>
             </w:r>
           </w:p>
         </w:tc>
@@ -20446,7 +20537,7 @@
               <w:rPr>
                 <w:sz w:val="16"/>
               </w:rPr>
-              <w:t>LDO Na + K at GT inlet</w:t>
+              <w:t>LDO sulphur</w:t>
             </w:r>
           </w:p>
         </w:tc>
@@ -20459,7 +20550,7 @@
               <w:rPr>
                 <w:sz w:val="16"/>
               </w:rPr>
-              <w:t>0.5</w:t>
+              <w:t>10</w:t>
             </w:r>
           </w:p>
         </w:tc>
@@ -20485,7 +20576,7 @@
               <w:rPr>
                 <w:sz w:val="16"/>
               </w:rPr>
-              <w:t>maximum; as delivered up to 1.0 (history 1.8)</w:t>
+              <w:t>maximum</w:t>
             </w:r>
           </w:p>
         </w:tc>
@@ -20526,7 +20617,7 @@
               <w:rPr>
                 <w:sz w:val="16"/>
               </w:rPr>
-              <w:t>LDO vanadium / lead / calcium at GT inlet</w:t>
+              <w:t>LDO Na + K at GT inlet</w:t>
             </w:r>
           </w:p>
         </w:tc>
@@ -20539,7 +20630,7 @@
               <w:rPr>
                 <w:sz w:val="16"/>
               </w:rPr>
-              <w:t>0.5 / 1.0 / 2.0</w:t>
+              <w:t>0.5</w:t>
             </w:r>
           </w:p>
         </w:tc>
@@ -20565,7 +20656,7 @@
               <w:rPr>
                 <w:sz w:val="16"/>
               </w:rPr>
-              <w:t>maximum</w:t>
+              <w:t>maximum; as delivered up to 1.0 (history 1.8)</w:t>
             </w:r>
           </w:p>
         </w:tc>
@@ -20606,7 +20697,7 @@
               <w:rPr>
                 <w:sz w:val="16"/>
               </w:rPr>
-              <w:t>LDO autonomy at base load</w:t>
+              <w:t>LDO vanadium / lead / calcium at GT inlet</w:t>
             </w:r>
           </w:p>
         </w:tc>
@@ -20619,7 +20710,7 @@
               <w:rPr>
                 <w:sz w:val="16"/>
               </w:rPr>
-              <w:t>72</w:t>
+              <w:t>0.5 / 1.0 / 2.0</w:t>
             </w:r>
           </w:p>
         </w:tc>
@@ -20632,7 +20723,7 @@
               <w:rPr>
                 <w:sz w:val="16"/>
               </w:rPr>
-              <w:t>h</w:t>
+              <w:t>mg/kg</w:t>
             </w:r>
           </w:p>
         </w:tc>
@@ -20645,7 +20736,7 @@
               <w:rPr>
                 <w:sz w:val="16"/>
               </w:rPr>
-              <w:t>two tanks of 50 %</w:t>
+              <w:t>maximum</w:t>
             </w:r>
           </w:p>
         </w:tc>
@@ -20658,7 +20749,7 @@
               <w:rPr>
                 <w:sz w:val="16"/>
               </w:rPr>
-              <w:t>SRC-OWNR-0004, ER-03.08</w:t>
+              <w:t>SRC-OWNR-0004, ER-03.07</w:t>
             </w:r>
           </w:p>
         </w:tc>
@@ -20686,7 +20777,7 @@
               <w:rPr>
                 <w:sz w:val="16"/>
               </w:rPr>
-              <w:t>LDO annual operating limit</w:t>
+              <w:t>LDO autonomy at base load</w:t>
             </w:r>
           </w:p>
         </w:tc>
@@ -20699,7 +20790,7 @@
               <w:rPr>
                 <w:sz w:val="16"/>
               </w:rPr>
-              <w:t>500</w:t>
+              <w:t>72</w:t>
             </w:r>
           </w:p>
         </w:tc>
@@ -20712,7 +20803,7 @@
               <w:rPr>
                 <w:sz w:val="16"/>
               </w:rPr>
-              <w:t>h/year</w:t>
+              <w:t>h</w:t>
             </w:r>
           </w:p>
         </w:tc>
@@ -20725,7 +20816,7 @@
               <w:rPr>
                 <w:sz w:val="16"/>
               </w:rPr>
-              <w:t>back-up fuel status</w:t>
+              <w:t>two tanks of 50 %</w:t>
             </w:r>
           </w:p>
         </w:tc>
@@ -20738,7 +20829,7 @@
               <w:rPr>
                 <w:sz w:val="16"/>
               </w:rPr>
-              <w:t>SRC-OWNR-0004, SRC-OWNR-0007</w:t>
+              <w:t>SRC-OWNR-0004, ER-03.08</w:t>
             </w:r>
           </w:p>
         </w:tc>
@@ -20766,7 +20857,7 @@
               <w:rPr>
                 <w:sz w:val="16"/>
               </w:rPr>
-              <w:t>LDO resupply capacity</w:t>
+              <w:t>LDO annual operating limit</w:t>
             </w:r>
           </w:p>
         </w:tc>
@@ -20779,7 +20870,7 @@
               <w:rPr>
                 <w:sz w:val="16"/>
               </w:rPr>
-              <w:t>25</w:t>
+              <w:t>500</w:t>
             </w:r>
           </w:p>
         </w:tc>
@@ -20792,7 +20883,7 @@
               <w:rPr>
                 <w:sz w:val="16"/>
               </w:rPr>
-              <w:t>trucks/day</w:t>
+              <w:t>h/year</w:t>
             </w:r>
           </w:p>
         </w:tc>
@@ -20805,7 +20896,7 @@
               <w:rPr>
                 <w:sz w:val="16"/>
               </w:rPr>
-              <w:t>30-36 m3 each</w:t>
+              <w:t>back-up fuel status</w:t>
             </w:r>
           </w:p>
         </w:tc>
@@ -20818,7 +20909,7 @@
               <w:rPr>
                 <w:sz w:val="16"/>
               </w:rPr>
-              <w:t>SRC-OWNR-0004</w:t>
+              <w:t>SRC-OWNR-0004, SRC-OWNR-0007</w:t>
             </w:r>
           </w:p>
         </w:tc>
@@ -20833,7 +20924,7 @@
               <w:rPr>
                 <w:sz w:val="16"/>
               </w:rPr>
-              <w:t>emissions</w:t>
+              <w:t>backup fuel</w:t>
             </w:r>
           </w:p>
         </w:tc>
@@ -20846,7 +20937,7 @@
               <w:rPr>
                 <w:sz w:val="16"/>
               </w:rPr>
-              <w:t>NOx (as NO2)</w:t>
+              <w:t>LDO resupply capacity</w:t>
             </w:r>
           </w:p>
         </w:tc>
@@ -20859,7 +20950,7 @@
               <w:rPr>
                 <w:sz w:val="16"/>
               </w:rPr>
-              <w:t>30</w:t>
+              <w:t>25</w:t>
             </w:r>
           </w:p>
         </w:tc>
@@ -20872,7 +20963,7 @@
               <w:rPr>
                 <w:sz w:val="16"/>
               </w:rPr>
-              <w:t>mg/Nm3</w:t>
+              <w:t>trucks/day</w:t>
             </w:r>
           </w:p>
         </w:tc>
@@ -20885,7 +20976,7 @@
               <w:rPr>
                 <w:sz w:val="16"/>
               </w:rPr>
-              <w:t>dry, 15 % O2, 50-100 % GT load</w:t>
+              <w:t>30-36 m3 each</w:t>
             </w:r>
           </w:p>
         </w:tc>
@@ -20898,7 +20989,7 @@
               <w:rPr>
                 <w:sz w:val="16"/>
               </w:rPr>
-              <w:t>ER-14.02</w:t>
+              <w:t>SRC-OWNR-0004</w:t>
             </w:r>
           </w:p>
         </w:tc>
@@ -20926,7 +21017,7 @@
               <w:rPr>
                 <w:sz w:val="16"/>
               </w:rPr>
-              <w:t>CO</w:t>
+              <w:t>NOx (as NO2)</w:t>
             </w:r>
           </w:p>
         </w:tc>
@@ -21006,7 +21097,7 @@
               <w:rPr>
                 <w:sz w:val="16"/>
               </w:rPr>
-              <w:t>NH3 slip</w:t>
+              <w:t>CO</w:t>
             </w:r>
           </w:p>
         </w:tc>
@@ -21019,7 +21110,7 @@
               <w:rPr>
                 <w:sz w:val="16"/>
               </w:rPr>
-              <w:t>5</w:t>
+              <w:t>30</w:t>
             </w:r>
           </w:p>
         </w:tc>
@@ -21045,7 +21136,7 @@
               <w:rPr>
                 <w:sz w:val="16"/>
               </w:rPr>
-              <w:t>dry, 15 % O2</w:t>
+              <w:t>dry, 15 % O2, 50-100 % GT load</w:t>
             </w:r>
           </w:p>
         </w:tc>
@@ -21086,7 +21177,7 @@
               <w:rPr>
                 <w:sz w:val="16"/>
               </w:rPr>
-              <w:t>Stack height</w:t>
+              <w:t>NH3 slip</w:t>
             </w:r>
           </w:p>
         </w:tc>
@@ -21099,7 +21190,7 @@
               <w:rPr>
                 <w:sz w:val="16"/>
               </w:rPr>
-              <w:t>65</w:t>
+              <w:t>5</w:t>
             </w:r>
           </w:p>
         </w:tc>
@@ -21112,7 +21203,7 @@
               <w:rPr>
                 <w:sz w:val="16"/>
               </w:rPr>
-              <w:t>m</w:t>
+              <w:t>mg/Nm3</w:t>
             </w:r>
           </w:p>
         </w:tc>
@@ -21125,7 +21216,7 @@
               <w:rPr>
                 <w:sz w:val="16"/>
               </w:rPr>
-              <w:t>EIA decision (approved dispersion study)</w:t>
+              <w:t>dry, 15 % O2</w:t>
             </w:r>
           </w:p>
         </w:tc>
@@ -21138,7 +21229,7 @@
               <w:rPr>
                 <w:sz w:val="16"/>
               </w:rPr>
-              <w:t>ER-06.06, SRC-OWNR-0007</w:t>
+              <w:t>ER-14.02</w:t>
             </w:r>
           </w:p>
         </w:tc>
@@ -21166,7 +21257,7 @@
               <w:rPr>
                 <w:sz w:val="16"/>
               </w:rPr>
-              <w:t>NOx on LDO</w:t>
+              <w:t>Stack height</w:t>
             </w:r>
           </w:p>
         </w:tc>
@@ -21179,7 +21270,7 @@
               <w:rPr>
                 <w:sz w:val="16"/>
               </w:rPr>
-              <w:t>50</w:t>
+              <w:t>65</w:t>
             </w:r>
           </w:p>
         </w:tc>
@@ -21192,7 +21283,7 @@
               <w:rPr>
                 <w:sz w:val="16"/>
               </w:rPr>
-              <w:t>mg/Nm3</w:t>
+              <w:t>m</w:t>
             </w:r>
           </w:p>
         </w:tc>
@@ -21205,7 +21296,7 @@
               <w:rPr>
                 <w:sz w:val="16"/>
               </w:rPr>
-              <w:t>dry, 15 % O2</w:t>
+              <w:t>EIA decision (approved dispersion study)</w:t>
             </w:r>
           </w:p>
         </w:tc>
@@ -21218,7 +21309,7 @@
               <w:rPr>
                 <w:sz w:val="16"/>
               </w:rPr>
-              <w:t>SRC-OWNR-0007, ER-14.02</w:t>
+              <w:t>ER-06.06, SRC-OWNR-0007</w:t>
             </w:r>
           </w:p>
         </w:tc>
@@ -21246,7 +21337,7 @@
               <w:rPr>
                 <w:sz w:val="16"/>
               </w:rPr>
-              <w:t>SO2 on LDO</w:t>
+              <w:t>NOx on LDO</w:t>
             </w:r>
           </w:p>
         </w:tc>
@@ -21259,7 +21350,7 @@
               <w:rPr>
                 <w:sz w:val="16"/>
               </w:rPr>
-              <w:t>10</w:t>
+              <w:t>50</w:t>
             </w:r>
           </w:p>
         </w:tc>
@@ -21326,7 +21417,7 @@
               <w:rPr>
                 <w:sz w:val="16"/>
               </w:rPr>
-              <w:t>Dust on LDO</w:t>
+              <w:t>SO2 on LDO</w:t>
             </w:r>
           </w:p>
         </w:tc>
@@ -21339,7 +21430,7 @@
               <w:rPr>
                 <w:sz w:val="16"/>
               </w:rPr>
-              <w:t>5</w:t>
+              <w:t>10</w:t>
             </w:r>
           </w:p>
         </w:tc>
@@ -21393,7 +21484,7 @@
               <w:rPr>
                 <w:sz w:val="16"/>
               </w:rPr>
-              <w:t>fuel gas</w:t>
+              <w:t>emissions</w:t>
             </w:r>
           </w:p>
         </w:tc>
@@ -21406,7 +21497,7 @@
               <w:rPr>
                 <w:sz w:val="16"/>
               </w:rPr>
-              <w:t>Reference fuel LHV</w:t>
+              <w:t>Dust on LDO</w:t>
             </w:r>
           </w:p>
         </w:tc>
@@ -21419,7 +21510,7 @@
               <w:rPr>
                 <w:sz w:val="16"/>
               </w:rPr>
-              <w:t>47.48</w:t>
+              <w:t>5</w:t>
             </w:r>
           </w:p>
         </w:tc>
@@ -21432,7 +21523,7 @@
               <w:rPr>
                 <w:sz w:val="16"/>
               </w:rPr>
-              <w:t>MJ/kg</w:t>
+              <w:t>mg/Nm3</w:t>
             </w:r>
           </w:p>
         </w:tc>
@@ -21445,7 +21536,7 @@
               <w:rPr>
                 <w:sz w:val="16"/>
               </w:rPr>
-              <w:t>reference composition, ISO 6976, combustion reference 25 degC</w:t>
+              <w:t>dry, 15 % O2</w:t>
             </w:r>
           </w:p>
         </w:tc>
@@ -21458,7 +21549,7 @@
               <w:rPr>
                 <w:sz w:val="16"/>
               </w:rPr>
-              <w:t>ER-03.02</w:t>
+              <w:t>SRC-OWNR-0007, ER-14.02</w:t>
             </w:r>
           </w:p>
         </w:tc>
@@ -21486,7 +21577,7 @@
               <w:rPr>
                 <w:sz w:val="16"/>
               </w:rPr>
-              <w:t>Fuel LHV range</w:t>
+              <w:t>Reference fuel LHV</w:t>
             </w:r>
           </w:p>
         </w:tc>
@@ -21499,7 +21590,7 @@
               <w:rPr>
                 <w:sz w:val="16"/>
               </w:rPr>
-              <w:t>44.2 to 50.0</w:t>
+              <w:t>47.48</w:t>
             </w:r>
           </w:p>
         </w:tc>
@@ -21525,6 +21616,7 @@
               <w:rPr>
                 <w:sz w:val="16"/>
               </w:rPr>
+              <w:t>reference composition, ISO 6976, combustion reference 25 degC</w:t>
             </w:r>
           </w:p>
         </w:tc>
@@ -21565,7 +21657,7 @@
               <w:rPr>
                 <w:sz w:val="16"/>
               </w:rPr>
-              <w:t>Wobbe index range</w:t>
+              <w:t>Fuel LHV range</w:t>
             </w:r>
           </w:p>
         </w:tc>
@@ -21578,7 +21670,7 @@
               <w:rPr>
                 <w:sz w:val="16"/>
               </w:rPr>
-              <w:t>47 to 52</w:t>
+              <w:t>44.2 to 50.0</w:t>
             </w:r>
           </w:p>
         </w:tc>
@@ -21591,7 +21683,7 @@
               <w:rPr>
                 <w:sz w:val="16"/>
               </w:rPr>
-              <w:t>MJ/Nm3</w:t>
+              <w:t>MJ/kg</w:t>
             </w:r>
           </w:p>
         </w:tc>
@@ -21644,7 +21736,7 @@
               <w:rPr>
                 <w:sz w:val="16"/>
               </w:rPr>
-              <w:t>Hydrogen admixture capability</w:t>
+              <w:t>Wobbe index range</w:t>
             </w:r>
           </w:p>
         </w:tc>
@@ -21657,7 +21749,7 @@
               <w:rPr>
                 <w:sz w:val="16"/>
               </w:rPr>
-              <w:t>5</w:t>
+              <w:t>47 to 52</w:t>
             </w:r>
           </w:p>
         </w:tc>
@@ -21670,7 +21762,7 @@
               <w:rPr>
                 <w:sz w:val="16"/>
               </w:rPr>
-              <w:t>vol %</w:t>
+              <w:t>MJ/Nm3</w:t>
             </w:r>
           </w:p>
         </w:tc>
@@ -21683,7 +21775,6 @@
               <w:rPr>
                 <w:sz w:val="16"/>
               </w:rPr>
-              <w:t>without modification; 10 vol % by future OEM retrofit (provisions included)</w:t>
             </w:r>
           </w:p>
         </w:tc>
@@ -21724,7 +21815,7 @@
               <w:rPr>
                 <w:sz w:val="16"/>
               </w:rPr>
-              <w:t>Gas supply pressure at terminal point</w:t>
+              <w:t>Hydrogen admixture capability</w:t>
             </w:r>
           </w:p>
         </w:tc>
@@ -21737,7 +21828,7 @@
               <w:rPr>
                 <w:sz w:val="16"/>
               </w:rPr>
-              <w:t>45 to 70</w:t>
+              <w:t>5</w:t>
             </w:r>
           </w:p>
         </w:tc>
@@ -21750,7 +21841,7 @@
               <w:rPr>
                 <w:sz w:val="16"/>
               </w:rPr>
-              <w:t>barg</w:t>
+              <w:t>vol %</w:t>
             </w:r>
           </w:p>
         </w:tc>
@@ -21763,6 +21854,7 @@
               <w:rPr>
                 <w:sz w:val="16"/>
               </w:rPr>
+              <w:t>without modification; 10 vol % by future OEM retrofit (provisions included)</w:t>
             </w:r>
           </w:p>
         </w:tc>
@@ -21775,7 +21867,7 @@
               <w:rPr>
                 <w:sz w:val="16"/>
               </w:rPr>
-              <w:t>ER-03.03</w:t>
+              <w:t>ER-03.02</w:t>
             </w:r>
           </w:p>
         </w:tc>
@@ -21803,7 +21895,7 @@
               <w:rPr>
                 <w:sz w:val="16"/>
               </w:rPr>
-              <w:t>Gas supply temperature at terminal point</w:t>
+              <w:t>Gas supply pressure at terminal point</w:t>
             </w:r>
           </w:p>
         </w:tc>
@@ -21816,7 +21908,7 @@
               <w:rPr>
                 <w:sz w:val="16"/>
               </w:rPr>
-              <w:t>5 to 25</w:t>
+              <w:t>45 to 70</w:t>
             </w:r>
           </w:p>
         </w:tc>
@@ -21829,7 +21921,7 @@
               <w:rPr>
                 <w:sz w:val="16"/>
               </w:rPr>
-              <w:t>degC</w:t>
+              <w:t>barg</w:t>
             </w:r>
           </w:p>
         </w:tc>
@@ -21882,7 +21974,7 @@
               <w:rPr>
                 <w:sz w:val="16"/>
               </w:rPr>
-              <w:t>Methane content range</w:t>
+              <w:t>Gas supply temperature at terminal point</w:t>
             </w:r>
           </w:p>
         </w:tc>
@@ -21895,7 +21987,7 @@
               <w:rPr>
                 <w:sz w:val="16"/>
               </w:rPr>
-              <w:t>85.0 to 98.5</w:t>
+              <w:t>5 to 25</w:t>
             </w:r>
           </w:p>
         </w:tc>
@@ -21908,7 +22000,7 @@
               <w:rPr>
                 <w:sz w:val="16"/>
               </w:rPr>
-              <w:t>mol %</w:t>
+              <w:t>degC</w:t>
             </w:r>
           </w:p>
         </w:tc>
@@ -21933,7 +22025,7 @@
               <w:rPr>
                 <w:sz w:val="16"/>
               </w:rPr>
-              <w:t>SRC-OWNR-0003, ER-03.02</w:t>
+              <w:t>ER-03.03</w:t>
             </w:r>
           </w:p>
         </w:tc>
@@ -21961,7 +22053,7 @@
               <w:rPr>
                 <w:sz w:val="16"/>
               </w:rPr>
-              <w:t>Total sulphur limit</w:t>
+              <w:t>Methane content range</w:t>
             </w:r>
           </w:p>
         </w:tc>
@@ -21974,7 +22066,7 @@
               <w:rPr>
                 <w:sz w:val="16"/>
               </w:rPr>
-              <w:t>30</w:t>
+              <w:t>85.0 to 98.5</w:t>
             </w:r>
           </w:p>
         </w:tc>
@@ -21987,7 +22079,7 @@
               <w:rPr>
                 <w:sz w:val="16"/>
               </w:rPr>
-              <w:t>mg S/Sm3</w:t>
+              <w:t>mol %</w:t>
             </w:r>
           </w:p>
         </w:tc>
@@ -22000,7 +22092,6 @@
               <w:rPr>
                 <w:sz w:val="16"/>
               </w:rPr>
-              <w:t>measured typical 4, max 17</w:t>
             </w:r>
           </w:p>
         </w:tc>
@@ -22013,7 +22104,7 @@
               <w:rPr>
                 <w:sz w:val="16"/>
               </w:rPr>
-              <w:t>SRC-OWNR-0003, ER-03.06</w:t>
+              <w:t>SRC-OWNR-0003, ER-03.02</w:t>
             </w:r>
           </w:p>
         </w:tc>
@@ -22041,7 +22132,7 @@
               <w:rPr>
                 <w:sz w:val="16"/>
               </w:rPr>
-              <w:t>H2S + COS limit</w:t>
+              <w:t>Total sulphur limit</w:t>
             </w:r>
           </w:p>
         </w:tc>
@@ -22054,7 +22145,7 @@
               <w:rPr>
                 <w:sz w:val="16"/>
               </w:rPr>
-              <w:t>5</w:t>
+              <w:t>30</w:t>
             </w:r>
           </w:p>
         </w:tc>
@@ -22067,7 +22158,7 @@
               <w:rPr>
                 <w:sz w:val="16"/>
               </w:rPr>
-              <w:t>mg/Sm3</w:t>
+              <w:t>mg S/Sm3</w:t>
             </w:r>
           </w:p>
         </w:tc>
@@ -22080,6 +22171,7 @@
               <w:rPr>
                 <w:sz w:val="16"/>
               </w:rPr>
+              <w:t>measured typical 4, max 17</w:t>
             </w:r>
           </w:p>
         </w:tc>
@@ -22120,7 +22212,7 @@
               <w:rPr>
                 <w:sz w:val="16"/>
               </w:rPr>
-              <w:t>Mercury limit</w:t>
+              <w:t>H2S + COS limit</w:t>
             </w:r>
           </w:p>
         </w:tc>
@@ -22133,7 +22225,7 @@
               <w:rPr>
                 <w:sz w:val="16"/>
               </w:rPr>
-              <w:t>1</w:t>
+              <w:t>5</w:t>
             </w:r>
           </w:p>
         </w:tc>
@@ -22146,7 +22238,7 @@
               <w:rPr>
                 <w:sz w:val="16"/>
               </w:rPr>
-              <w:t>ug/Sm3</w:t>
+              <w:t>mg/Sm3</w:t>
             </w:r>
           </w:p>
         </w:tc>
@@ -22159,7 +22251,6 @@
               <w:rPr>
                 <w:sz w:val="16"/>
               </w:rPr>
-              <w:t>measured &lt; 0.01</w:t>
             </w:r>
           </w:p>
         </w:tc>
@@ -22200,7 +22291,7 @@
               <w:rPr>
                 <w:sz w:val="16"/>
               </w:rPr>
-              <w:t>Na + K, Pb, V in gas (network data)</w:t>
+              <w:t>Mercury limit</w:t>
             </w:r>
           </w:p>
         </w:tc>
@@ -22213,7 +22304,7 @@
               <w:rPr>
                 <w:sz w:val="16"/>
               </w:rPr>
-              <w:t>&lt; 0.005 (detection limit)</w:t>
+              <w:t>1</w:t>
             </w:r>
           </w:p>
         </w:tc>
@@ -22226,7 +22317,7 @@
               <w:rPr>
                 <w:sz w:val="16"/>
               </w:rPr>
-              <w:t>mg/Sm3</w:t>
+              <w:t>ug/Sm3</w:t>
             </w:r>
           </w:p>
         </w:tc>
@@ -22239,7 +22330,7 @@
               <w:rPr>
                 <w:sz w:val="16"/>
               </w:rPr>
-              <w:t>not guaranteed by network operator</w:t>
+              <w:t>measured &lt; 0.01</w:t>
             </w:r>
           </w:p>
         </w:tc>
@@ -22280,7 +22371,7 @@
               <w:rPr>
                 <w:sz w:val="16"/>
               </w:rPr>
-              <w:t>Fuel gas superheat above dew points at GT skid</w:t>
+              <w:t>Na + K, Pb, V in gas (network data)</w:t>
             </w:r>
           </w:p>
         </w:tc>
@@ -22293,7 +22384,7 @@
               <w:rPr>
                 <w:sz w:val="16"/>
               </w:rPr>
-              <w:t>28</w:t>
+              <w:t>&lt; 0.005 (detection limit)</w:t>
             </w:r>
           </w:p>
         </w:tc>
@@ -22306,7 +22397,7 @@
               <w:rPr>
                 <w:sz w:val="16"/>
               </w:rPr>
-              <w:t>K</w:t>
+              <w:t>mg/Sm3</w:t>
             </w:r>
           </w:p>
         </w:tc>
@@ -22319,7 +22410,7 @@
               <w:rPr>
                 <w:sz w:val="16"/>
               </w:rPr>
-              <w:t>minimum</w:t>
+              <w:t>not guaranteed by network operator</w:t>
             </w:r>
           </w:p>
         </w:tc>
@@ -22332,7 +22423,7 @@
               <w:rPr>
                 <w:sz w:val="16"/>
               </w:rPr>
-              <w:t>ER-03.06</w:t>
+              <w:t>SRC-OWNR-0003, ER-03.06</w:t>
             </w:r>
           </w:p>
         </w:tc>
@@ -22360,7 +22451,7 @@
               <w:rPr>
                 <w:sz w:val="16"/>
               </w:rPr>
-              <w:t>Water dew point</w:t>
+              <w:t>Fuel gas superheat above dew points at GT skid</w:t>
             </w:r>
           </w:p>
         </w:tc>
@@ -22373,7 +22464,7 @@
               <w:rPr>
                 <w:sz w:val="16"/>
               </w:rPr>
-              <w:t>-8</w:t>
+              <w:t>28</w:t>
             </w:r>
           </w:p>
         </w:tc>
@@ -22386,7 +22477,7 @@
               <w:rPr>
                 <w:sz w:val="16"/>
               </w:rPr>
-              <w:t>degC at 70 barg</w:t>
+              <w:t>K</w:t>
             </w:r>
           </w:p>
         </w:tc>
@@ -22399,7 +22490,7 @@
               <w:rPr>
                 <w:sz w:val="16"/>
               </w:rPr>
-              <w:t>maximum</w:t>
+              <w:t>minimum</w:t>
             </w:r>
           </w:p>
         </w:tc>
@@ -22412,7 +22503,7 @@
               <w:rPr>
                 <w:sz w:val="16"/>
               </w:rPr>
-              <w:t>SRC-OWNR-0003</w:t>
+              <w:t>ER-03.06</w:t>
             </w:r>
           </w:p>
         </w:tc>
@@ -22440,7 +22531,7 @@
               <w:rPr>
                 <w:sz w:val="16"/>
               </w:rPr>
-              <w:t>Hydrocarbon dew point</w:t>
+              <w:t>Water dew point</w:t>
             </w:r>
           </w:p>
         </w:tc>
@@ -22453,7 +22544,7 @@
               <w:rPr>
                 <w:sz w:val="16"/>
               </w:rPr>
-              <w:t>-2</w:t>
+              <w:t>-8</w:t>
             </w:r>
           </w:p>
         </w:tc>
@@ -22466,7 +22557,7 @@
               <w:rPr>
                 <w:sz w:val="16"/>
               </w:rPr>
-              <w:t>degC (1-70 barg)</w:t>
+              <w:t>degC at 70 barg</w:t>
             </w:r>
           </w:p>
         </w:tc>
@@ -22520,7 +22611,7 @@
               <w:rPr>
                 <w:sz w:val="16"/>
               </w:rPr>
-              <w:t>Exceptional minimum supply pressure</w:t>
+              <w:t>Hydrocarbon dew point</w:t>
             </w:r>
           </w:p>
         </w:tc>
@@ -22533,7 +22624,7 @@
               <w:rPr>
                 <w:sz w:val="16"/>
               </w:rPr>
-              <w:t>40</w:t>
+              <w:t>-2</w:t>
             </w:r>
           </w:p>
         </w:tc>
@@ -22546,7 +22637,7 @@
               <w:rPr>
                 <w:sz w:val="16"/>
               </w:rPr>
-              <w:t>barg</w:t>
+              <w:t>degC (1-70 barg)</w:t>
             </w:r>
           </w:p>
         </w:tc>
@@ -22559,7 +22650,7 @@
               <w:rPr>
                 <w:sz w:val="16"/>
               </w:rPr>
-              <w:t>max 72 h/year, 24 h notice</w:t>
+              <w:t>maximum</w:t>
             </w:r>
           </w:p>
         </w:tc>
@@ -22600,7 +22691,7 @@
               <w:rPr>
                 <w:sz w:val="16"/>
               </w:rPr>
-              <w:t>Booked gas capacity (firm)</w:t>
+              <w:t>Exceptional minimum supply pressure</w:t>
             </w:r>
           </w:p>
         </w:tc>
@@ -22613,7 +22704,7 @@
               <w:rPr>
                 <w:sz w:val="16"/>
               </w:rPr>
-              <w:t>115000</w:t>
+              <w:t>40</w:t>
             </w:r>
           </w:p>
         </w:tc>
@@ -22626,7 +22717,7 @@
               <w:rPr>
                 <w:sz w:val="16"/>
               </w:rPr>
-              <w:t>Sm3/h</w:t>
+              <w:t>barg</w:t>
             </w:r>
           </w:p>
         </w:tc>
@@ -22639,7 +22730,7 @@
               <w:rPr>
                 <w:sz w:val="16"/>
               </w:rPr>
-              <w:t>130,000 interruptible</w:t>
+              <w:t>max 72 h/year, 24 h notice</w:t>
             </w:r>
           </w:p>
         </w:tc>
@@ -22667,7 +22758,7 @@
               <w:rPr>
                 <w:sz w:val="16"/>
               </w:rPr>
-              <w:t>grid</w:t>
+              <w:t>fuel gas</w:t>
             </w:r>
           </w:p>
         </w:tc>
@@ -22680,7 +22771,7 @@
               <w:rPr>
                 <w:sz w:val="16"/>
               </w:rPr>
-              <w:t>Grid connection voltage</w:t>
+              <w:t>Booked gas capacity (firm)</w:t>
             </w:r>
           </w:p>
         </w:tc>
@@ -22693,7 +22784,7 @@
               <w:rPr>
                 <w:sz w:val="16"/>
               </w:rPr>
-              <w:t>380</w:t>
+              <w:t>120000</w:t>
             </w:r>
           </w:p>
         </w:tc>
@@ -22706,7 +22797,7 @@
               <w:rPr>
                 <w:sz w:val="16"/>
               </w:rPr>
-              <w:t>kV</w:t>
+              <w:t>Sm3/h</w:t>
             </w:r>
           </w:p>
         </w:tc>
@@ -22719,7 +22810,7 @@
               <w:rPr>
                 <w:sz w:val="16"/>
               </w:rPr>
-              <w:t>nominal</w:t>
+              <w:t>firm from the first gas date (TQ-040), 130,000 interruptible</w:t>
             </w:r>
           </w:p>
         </w:tc>
@@ -22732,7 +22823,7 @@
               <w:rPr>
                 <w:sz w:val="16"/>
               </w:rPr>
-              <w:t>ER-11.01</w:t>
+              <w:t>SRC-OWNR-0003</w:t>
             </w:r>
           </w:p>
         </w:tc>
@@ -22760,7 +22851,7 @@
               <w:rPr>
                 <w:sz w:val="16"/>
               </w:rPr>
-              <w:t>Switchyard short-circuit rating</w:t>
+              <w:t>Grid connection voltage</w:t>
             </w:r>
           </w:p>
         </w:tc>
@@ -22773,7 +22864,7 @@
               <w:rPr>
                 <w:sz w:val="16"/>
               </w:rPr>
-              <w:t>50</w:t>
+              <w:t>380</w:t>
             </w:r>
           </w:p>
         </w:tc>
@@ -22786,7 +22877,7 @@
               <w:rPr>
                 <w:sz w:val="16"/>
               </w:rPr>
-              <w:t>kA</w:t>
+              <w:t>kV</w:t>
             </w:r>
           </w:p>
         </w:tc>
@@ -22799,6 +22890,7 @@
               <w:rPr>
                 <w:sz w:val="16"/>
               </w:rPr>
+              <w:t>nominal</w:t>
             </w:r>
           </w:p>
         </w:tc>
@@ -22839,7 +22931,7 @@
               <w:rPr>
                 <w:sz w:val="16"/>
               </w:rPr>
-              <w:t>Grid frequency</w:t>
+              <w:t>Switchyard short-circuit rating</w:t>
             </w:r>
           </w:p>
         </w:tc>
@@ -22865,7 +22957,7 @@
               <w:rPr>
                 <w:sz w:val="16"/>
               </w:rPr>
-              <w:t>Hz</w:t>
+              <w:t>kA</w:t>
             </w:r>
           </w:p>
         </w:tc>
@@ -22878,7 +22970,6 @@
               <w:rPr>
                 <w:sz w:val="16"/>
               </w:rPr>
-              <w:t>operating range 47.5 to 52.5 Hz per Grid Code</w:t>
             </w:r>
           </w:p>
         </w:tc>
@@ -22891,7 +22982,7 @@
               <w:rPr>
                 <w:sz w:val="16"/>
               </w:rPr>
-              <w:t>ER-04.07</w:t>
+              <w:t>ER-11.01</w:t>
             </w:r>
           </w:p>
         </w:tc>
@@ -22919,7 +23010,7 @@
               <w:rPr>
                 <w:sz w:val="16"/>
               </w:rPr>
-              <w:t>Generator power factor range</w:t>
+              <w:t>Grid frequency</w:t>
             </w:r>
           </w:p>
         </w:tc>
@@ -22932,7 +23023,7 @@
               <w:rPr>
                 <w:sz w:val="16"/>
               </w:rPr>
-              <w:t>0.85 lagging to 0.95 leading</w:t>
+              <w:t>50</w:t>
             </w:r>
           </w:p>
         </w:tc>
@@ -22945,7 +23036,7 @@
               <w:rPr>
                 <w:sz w:val="16"/>
               </w:rPr>
-              <w:t>-</w:t>
+              <w:t>Hz</w:t>
             </w:r>
           </w:p>
         </w:tc>
@@ -22958,7 +23049,7 @@
               <w:rPr>
                 <w:sz w:val="16"/>
               </w:rPr>
-              <w:t>at rated active power</w:t>
+              <w:t>operating range 47.5 to 52.5 Hz per Grid Code</w:t>
             </w:r>
           </w:p>
         </w:tc>
@@ -22971,7 +23062,7 @@
               <w:rPr>
                 <w:sz w:val="16"/>
               </w:rPr>
-              <w:t>ER-04.08</w:t>
+              <w:t>ER-04.07</w:t>
             </w:r>
           </w:p>
         </w:tc>
@@ -22999,7 +23090,7 @@
               <w:rPr>
                 <w:sz w:val="16"/>
               </w:rPr>
-              <w:t>Short-circuit level at 380 kV (2029)</w:t>
+              <w:t>Generator power factor range</w:t>
             </w:r>
           </w:p>
         </w:tc>
@@ -23012,7 +23103,7 @@
               <w:rPr>
                 <w:sz w:val="16"/>
               </w:rPr>
-              <w:t>12 (min) to 40 (max)</w:t>
+              <w:t>0.85 lagging to 0.95 leading</w:t>
             </w:r>
           </w:p>
         </w:tc>
@@ -23025,7 +23116,7 @@
               <w:rPr>
                 <w:sz w:val="16"/>
               </w:rPr>
-              <w:t>kA</w:t>
+              <w:t>-</w:t>
             </w:r>
           </w:p>
         </w:tc>
@@ -23038,7 +23129,7 @@
               <w:rPr>
                 <w:sz w:val="16"/>
               </w:rPr>
-              <w:t>future 50 kA (2035)</w:t>
+              <w:t>at rated active power</w:t>
             </w:r>
           </w:p>
         </w:tc>
@@ -23051,7 +23142,7 @@
               <w:rPr>
                 <w:sz w:val="16"/>
               </w:rPr>
-              <w:t>SRC-OWNR-0006</w:t>
+              <w:t>ER-04.08</w:t>
             </w:r>
           </w:p>
         </w:tc>
@@ -23079,7 +23170,7 @@
               <w:rPr>
                 <w:sz w:val="16"/>
               </w:rPr>
-              <w:t>380 kV voltage range</w:t>
+              <w:t>Short-circuit level at 380 kV (2029)</w:t>
             </w:r>
           </w:p>
         </w:tc>
@@ -23092,7 +23183,7 @@
               <w:rPr>
                 <w:sz w:val="16"/>
               </w:rPr>
-              <w:t>360 to 410</w:t>
+              <w:t>12 (min) to 40 (max)</w:t>
             </w:r>
           </w:p>
         </w:tc>
@@ -23105,7 +23196,7 @@
               <w:rPr>
                 <w:sz w:val="16"/>
               </w:rPr>
-              <w:t>kV</w:t>
+              <w:t>kA</w:t>
             </w:r>
           </w:p>
         </w:tc>
@@ -23118,7 +23209,7 @@
               <w:rPr>
                 <w:sz w:val="16"/>
               </w:rPr>
-              <w:t>342-420 kV for up to 30 min</w:t>
+              <w:t>future 50 kA (2035)</w:t>
             </w:r>
           </w:p>
         </w:tc>
@@ -23159,7 +23250,7 @@
               <w:rPr>
                 <w:sz w:val="16"/>
               </w:rPr>
-              <w:t>Connection capacity</w:t>
+              <w:t>380 kV voltage range</w:t>
             </w:r>
           </w:p>
         </w:tc>
@@ -23172,7 +23263,7 @@
               <w:rPr>
                 <w:sz w:val="16"/>
               </w:rPr>
-              <w:t>640</w:t>
+              <w:t>360 to 410</w:t>
             </w:r>
           </w:p>
         </w:tc>
@@ -23185,7 +23276,7 @@
               <w:rPr>
                 <w:sz w:val="16"/>
               </w:rPr>
-              <w:t>MW export</w:t>
+              <w:t>kV</w:t>
             </w:r>
           </w:p>
         </w:tc>
@@ -23198,7 +23289,7 @@
               <w:rPr>
                 <w:sz w:val="16"/>
               </w:rPr>
-              <w:t>40 MW import</w:t>
+              <w:t>342-420 kV for up to 30 min</w:t>
             </w:r>
           </w:p>
         </w:tc>
@@ -23226,7 +23317,7 @@
               <w:rPr>
                 <w:sz w:val="16"/>
               </w:rPr>
-              <w:t>noise</w:t>
+              <w:t>grid</w:t>
             </w:r>
           </w:p>
         </w:tc>
@@ -23239,7 +23330,7 @@
               <w:rPr>
                 <w:sz w:val="16"/>
               </w:rPr>
-              <w:t>Near-field noise</w:t>
+              <w:t>Connection capacity</w:t>
             </w:r>
           </w:p>
         </w:tc>
@@ -23252,7 +23343,7 @@
               <w:rPr>
                 <w:sz w:val="16"/>
               </w:rPr>
-              <w:t>85</w:t>
+              <w:t>640</w:t>
             </w:r>
           </w:p>
         </w:tc>
@@ -23265,7 +23356,7 @@
               <w:rPr>
                 <w:sz w:val="16"/>
               </w:rPr>
-              <w:t>dB(A)</w:t>
+              <w:t>MW export</w:t>
             </w:r>
           </w:p>
         </w:tc>
@@ -23278,7 +23369,7 @@
               <w:rPr>
                 <w:sz w:val="16"/>
               </w:rPr>
-              <w:t>1 m from equipment</w:t>
+              <w:t>40 MW import</w:t>
             </w:r>
           </w:p>
         </w:tc>
@@ -23291,7 +23382,7 @@
               <w:rPr>
                 <w:sz w:val="16"/>
               </w:rPr>
-              <w:t>ER-14.03</w:t>
+              <w:t>SRC-OWNR-0006</w:t>
             </w:r>
           </w:p>
         </w:tc>
@@ -23319,7 +23410,7 @@
               <w:rPr>
                 <w:sz w:val="16"/>
               </w:rPr>
-              <w:t>Noise at nearest receptor (night)</w:t>
+              <w:t>Near-field noise</w:t>
             </w:r>
           </w:p>
         </w:tc>
@@ -23332,7 +23423,7 @@
               <w:rPr>
                 <w:sz w:val="16"/>
               </w:rPr>
-              <w:t>45</w:t>
+              <w:t>85</w:t>
             </w:r>
           </w:p>
         </w:tc>
@@ -23358,7 +23449,7 @@
               <w:rPr>
                 <w:sz w:val="16"/>
               </w:rPr>
-              <w:t>LAeq night</w:t>
+              <w:t>1 m from equipment</w:t>
             </w:r>
           </w:p>
         </w:tc>
@@ -23371,7 +23462,7 @@
               <w:rPr>
                 <w:sz w:val="16"/>
               </w:rPr>
-              <w:t>ER-14.04</w:t>
+              <w:t>ER-14.03</w:t>
             </w:r>
           </w:p>
         </w:tc>
@@ -23386,7 +23477,7 @@
               <w:rPr>
                 <w:sz w:val="16"/>
               </w:rPr>
-              <w:t>operation</w:t>
+              <w:t>noise</w:t>
             </w:r>
           </w:p>
         </w:tc>
@@ -23399,7 +23490,7 @@
               <w:rPr>
                 <w:sz w:val="16"/>
               </w:rPr>
-              <w:t>Design life</w:t>
+              <w:t>Noise at nearest receptor (night)</w:t>
             </w:r>
           </w:p>
         </w:tc>
@@ -23412,7 +23503,7 @@
               <w:rPr>
                 <w:sz w:val="16"/>
               </w:rPr>
-              <w:t>30</w:t>
+              <w:t>45</w:t>
             </w:r>
           </w:p>
         </w:tc>
@@ -23425,7 +23516,7 @@
               <w:rPr>
                 <w:sz w:val="16"/>
               </w:rPr>
-              <w:t>years</w:t>
+              <w:t>dB(A)</w:t>
             </w:r>
           </w:p>
         </w:tc>
@@ -23438,6 +23529,7 @@
               <w:rPr>
                 <w:sz w:val="16"/>
               </w:rPr>
+              <w:t>LAeq night</w:t>
             </w:r>
           </w:p>
         </w:tc>
@@ -23450,7 +23542,7 @@
               <w:rPr>
                 <w:sz w:val="16"/>
               </w:rPr>
-              <w:t>ER-01.03</w:t>
+              <w:t>ER-14.04</w:t>
             </w:r>
           </w:p>
         </w:tc>
@@ -23478,7 +23570,7 @@
               <w:rPr>
                 <w:sz w:val="16"/>
               </w:rPr>
-              <w:t>Operating hours per year</w:t>
+              <w:t>Design life</w:t>
             </w:r>
           </w:p>
         </w:tc>
@@ -23491,7 +23583,7 @@
               <w:rPr>
                 <w:sz w:val="16"/>
               </w:rPr>
-              <w:t>8000</w:t>
+              <w:t>30</w:t>
             </w:r>
           </w:p>
         </w:tc>
@@ -23504,7 +23596,7 @@
               <w:rPr>
                 <w:sz w:val="16"/>
               </w:rPr>
-              <w:t>EOH/year</w:t>
+              <w:t>years</w:t>
             </w:r>
           </w:p>
         </w:tc>
@@ -23557,7 +23649,7 @@
               <w:rPr>
                 <w:sz w:val="16"/>
               </w:rPr>
-              <w:t>Starts per year</w:t>
+              <w:t>Operating hours per year</w:t>
             </w:r>
           </w:p>
         </w:tc>
@@ -23570,7 +23662,7 @@
               <w:rPr>
                 <w:sz w:val="16"/>
               </w:rPr>
-              <w:t>250</w:t>
+              <w:t>8000</w:t>
             </w:r>
           </w:p>
         </w:tc>
@@ -23583,7 +23675,7 @@
               <w:rPr>
                 <w:sz w:val="16"/>
               </w:rPr>
-              <w:t>starts/year</w:t>
+              <w:t>EOH/year</w:t>
             </w:r>
           </w:p>
         </w:tc>
@@ -23596,7 +23688,6 @@
               <w:rPr>
                 <w:sz w:val="16"/>
               </w:rPr>
-              <w:t>50 cold, 100 warm, 100 hot</w:t>
             </w:r>
           </w:p>
         </w:tc>
@@ -23637,7 +23728,7 @@
               <w:rPr>
                 <w:sz w:val="16"/>
               </w:rPr>
-              <w:t>Hot start time to base load</w:t>
+              <w:t>Starts per year</w:t>
             </w:r>
           </w:p>
         </w:tc>
@@ -23650,7 +23741,7 @@
               <w:rPr>
                 <w:sz w:val="16"/>
               </w:rPr>
-              <w:t>45</w:t>
+              <w:t>250</w:t>
             </w:r>
           </w:p>
         </w:tc>
@@ -23663,7 +23754,7 @@
               <w:rPr>
                 <w:sz w:val="16"/>
               </w:rPr>
-              <w:t>min</w:t>
+              <w:t>starts/year</w:t>
             </w:r>
           </w:p>
         </w:tc>
@@ -23676,7 +23767,7 @@
               <w:rPr>
                 <w:sz w:val="16"/>
               </w:rPr>
-              <w:t>maximum</w:t>
+              <w:t>50 cold, 100 warm, 100 hot</w:t>
             </w:r>
           </w:p>
         </w:tc>
@@ -23689,7 +23780,7 @@
               <w:rPr>
                 <w:sz w:val="16"/>
               </w:rPr>
-              <w:t>ER-04.04</w:t>
+              <w:t>ER-01.03</w:t>
             </w:r>
           </w:p>
         </w:tc>
@@ -23717,7 +23808,7 @@
               <w:rPr>
                 <w:sz w:val="16"/>
               </w:rPr>
-              <w:t>Warm start time to base load</w:t>
+              <w:t>Hot start time to base load</w:t>
             </w:r>
           </w:p>
         </w:tc>
@@ -23730,7 +23821,7 @@
               <w:rPr>
                 <w:sz w:val="16"/>
               </w:rPr>
-              <w:t>90</w:t>
+              <w:t>45</w:t>
             </w:r>
           </w:p>
         </w:tc>
@@ -23797,7 +23888,7 @@
               <w:rPr>
                 <w:sz w:val="16"/>
               </w:rPr>
-              <w:t>Cold start time to base load</w:t>
+              <w:t>Warm start time to base load</w:t>
             </w:r>
           </w:p>
         </w:tc>
@@ -23810,7 +23901,7 @@
               <w:rPr>
                 <w:sz w:val="16"/>
               </w:rPr>
-              <w:t>180</w:t>
+              <w:t>90</w:t>
             </w:r>
           </w:p>
         </w:tc>
@@ -23864,7 +23955,7 @@
               <w:rPr>
                 <w:sz w:val="16"/>
               </w:rPr>
-              <w:t>performance</w:t>
+              <w:t>operation</w:t>
             </w:r>
           </w:p>
         </w:tc>
@@ -23877,7 +23968,7 @@
               <w:rPr>
                 <w:sz w:val="16"/>
               </w:rPr>
-              <w:t>Net electrical output (guaranteed)</w:t>
+              <w:t>Cold start time to base load</w:t>
             </w:r>
           </w:p>
         </w:tc>
@@ -23890,7 +23981,7 @@
               <w:rPr>
                 <w:sz w:val="16"/>
               </w:rPr>
-              <w:t>600</w:t>
+              <w:t>180</w:t>
             </w:r>
           </w:p>
         </w:tc>
@@ -23903,7 +23994,7 @@
               <w:rPr>
                 <w:sz w:val="16"/>
               </w:rPr>
-              <w:t>MW</w:t>
+              <w:t>min</w:t>
             </w:r>
           </w:p>
         </w:tc>
@@ -23916,7 +24007,7 @@
               <w:rPr>
                 <w:sz w:val="16"/>
               </w:rPr>
-              <w:t>SRC, 380 kV terminal point</w:t>
+              <w:t>maximum</w:t>
             </w:r>
           </w:p>
         </w:tc>
@@ -23929,7 +24020,7 @@
               <w:rPr>
                 <w:sz w:val="16"/>
               </w:rPr>
-              <w:t>ER-04.01</w:t>
+              <w:t>ER-04.04</w:t>
             </w:r>
           </w:p>
         </w:tc>
@@ -23944,7 +24035,7 @@
               <w:rPr>
                 <w:sz w:val="16"/>
               </w:rPr>
-              <w:t>performance</w:t>
+              <w:t>other</w:t>
             </w:r>
           </w:p>
         </w:tc>
@@ -23957,7 +24048,7 @@
               <w:rPr>
                 <w:sz w:val="16"/>
               </w:rPr>
-              <w:t>Net heat rate LHV (guaranteed)</w:t>
+              <w:t>Fire water design flow and pressure</w:t>
             </w:r>
           </w:p>
         </w:tc>
@@ -23970,7 +24061,7 @@
               <w:rPr>
                 <w:sz w:val="16"/>
               </w:rPr>
-              <w:t>5860</w:t>
+              <w:t>341</w:t>
             </w:r>
           </w:p>
         </w:tc>
@@ -23983,7 +24074,7 @@
               <w:rPr>
                 <w:sz w:val="16"/>
               </w:rPr>
-              <w:t>kJ/kWh</w:t>
+              <w:t>m3/h</w:t>
             </w:r>
           </w:p>
         </w:tc>
@@ -23996,7 +24087,7 @@
               <w:rPr>
                 <w:sz w:val="16"/>
               </w:rPr>
-              <w:t>SRC</w:t>
+              <w:t>1,500 gpm at 110 m; largest single hazard (LDO tank) plus 500 gpm hose</w:t>
             </w:r>
           </w:p>
         </w:tc>
@@ -24009,7 +24100,7 @@
               <w:rPr>
                 <w:sz w:val="16"/>
               </w:rPr>
-              <w:t>ER-04.02</w:t>
+              <w:t>REF-CONS-0069, REF-CONS-0070, DEC-EPCE-0014</w:t>
             </w:r>
           </w:p>
         </w:tc>
@@ -24024,7 +24115,7 @@
               <w:rPr>
                 <w:sz w:val="16"/>
               </w:rPr>
-              <w:t>performance</w:t>
+              <w:t>other</w:t>
             </w:r>
           </w:p>
         </w:tc>
@@ -24037,7 +24128,7 @@
               <w:rPr>
                 <w:sz w:val="16"/>
               </w:rPr>
-              <w:t>Net heat rate LHV at 60 % load (guaranteed)</w:t>
+              <w:t>Fire water storage</w:t>
             </w:r>
           </w:p>
         </w:tc>
@@ -24050,7 +24141,7 @@
               <w:rPr>
                 <w:sz w:val="16"/>
               </w:rPr>
-              <w:t>6250</w:t>
+              <w:t>700</w:t>
             </w:r>
           </w:p>
         </w:tc>
@@ -24063,7 +24154,7 @@
               <w:rPr>
                 <w:sz w:val="16"/>
               </w:rPr>
-              <w:t>kJ/kWh</w:t>
+              <w:t>m3</w:t>
             </w:r>
           </w:p>
         </w:tc>
@@ -24076,7 +24167,7 @@
               <w:rPr>
                 <w:sz w:val="16"/>
               </w:rPr>
-              <w:t>SRC</w:t>
+              <w:t>2 x 100 % tanks, 2 h</w:t>
             </w:r>
           </w:p>
         </w:tc>
@@ -24089,7 +24180,7 @@
               <w:rPr>
                 <w:sz w:val="16"/>
               </w:rPr>
-              <w:t>ER-04.03</w:t>
+              <w:t>REF-CONS-0069, DEC-EPCE-0014</w:t>
             </w:r>
           </w:p>
         </w:tc>
@@ -24117,7 +24208,7 @@
               <w:rPr>
                 <w:sz w:val="16"/>
               </w:rPr>
-              <w:t>Auxiliary power consumption</w:t>
+              <w:t>Net electrical output (guaranteed)</w:t>
             </w:r>
           </w:p>
         </w:tc>
@@ -24130,7 +24221,7 @@
               <w:rPr>
                 <w:sz w:val="16"/>
               </w:rPr>
-              <w:t>2.2</w:t>
+              <w:t>600</w:t>
             </w:r>
           </w:p>
         </w:tc>
@@ -24143,7 +24234,7 @@
               <w:rPr>
                 <w:sz w:val="16"/>
               </w:rPr>
-              <w:t>% of gross</w:t>
+              <w:t>MW</w:t>
             </w:r>
           </w:p>
         </w:tc>
@@ -24156,7 +24247,7 @@
               <w:rPr>
                 <w:sz w:val="16"/>
               </w:rPr>
-              <w:t>maximum, base load</w:t>
+              <w:t>SRC, 380 kV terminal point</w:t>
             </w:r>
           </w:p>
         </w:tc>
@@ -24169,7 +24260,7 @@
               <w:rPr>
                 <w:sz w:val="16"/>
               </w:rPr>
-              <w:t>ER-04.10</w:t>
+              <w:t>ER-04.01</w:t>
             </w:r>
           </w:p>
         </w:tc>
@@ -24197,7 +24288,7 @@
               <w:rPr>
                 <w:sz w:val="16"/>
               </w:rPr>
-              <w:t>Load ramp rate</w:t>
+              <w:t>Net heat rate LHV (guaranteed)</w:t>
             </w:r>
           </w:p>
         </w:tc>
@@ -24210,7 +24301,7 @@
               <w:rPr>
                 <w:sz w:val="16"/>
               </w:rPr>
-              <w:t>35</w:t>
+              <w:t>5860</w:t>
             </w:r>
           </w:p>
         </w:tc>
@@ -24223,7 +24314,7 @@
               <w:rPr>
                 <w:sz w:val="16"/>
               </w:rPr>
-              <w:t>MW/min</w:t>
+              <w:t>kJ/kWh</w:t>
             </w:r>
           </w:p>
         </w:tc>
@@ -24236,7 +24327,7 @@
               <w:rPr>
                 <w:sz w:val="16"/>
               </w:rPr>
-              <w:t>minimum</w:t>
+              <w:t>SRC</w:t>
             </w:r>
           </w:p>
         </w:tc>
@@ -24249,7 +24340,7 @@
               <w:rPr>
                 <w:sz w:val="16"/>
               </w:rPr>
-              <w:t>ER-04.05</w:t>
+              <w:t>ER-04.02</w:t>
             </w:r>
           </w:p>
         </w:tc>
@@ -24277,7 +24368,7 @@
               <w:rPr>
                 <w:sz w:val="16"/>
               </w:rPr>
-              <w:t>Minimum environmental load</w:t>
+              <w:t>Net heat rate LHV at 60 % load (guaranteed)</w:t>
             </w:r>
           </w:p>
         </w:tc>
@@ -24290,7 +24381,7 @@
               <w:rPr>
                 <w:sz w:val="16"/>
               </w:rPr>
-              <w:t>40</w:t>
+              <w:t>6250</w:t>
             </w:r>
           </w:p>
         </w:tc>
@@ -24303,7 +24394,7 @@
               <w:rPr>
                 <w:sz w:val="16"/>
               </w:rPr>
-              <w:t>% net output</w:t>
+              <w:t>kJ/kWh</w:t>
             </w:r>
           </w:p>
         </w:tc>
@@ -24316,7 +24407,7 @@
               <w:rPr>
                 <w:sz w:val="16"/>
               </w:rPr>
-              <w:t>maximum</w:t>
+              <w:t>SRC</w:t>
             </w:r>
           </w:p>
         </w:tc>
@@ -24329,7 +24420,7 @@
               <w:rPr>
                 <w:sz w:val="16"/>
               </w:rPr>
-              <w:t>ER-04.06</w:t>
+              <w:t>ER-04.03</w:t>
             </w:r>
           </w:p>
         </w:tc>
@@ -24344,7 +24435,7 @@
               <w:rPr>
                 <w:sz w:val="16"/>
               </w:rPr>
-              <w:t>site</w:t>
+              <w:t>performance</w:t>
             </w:r>
           </w:p>
         </w:tc>
@@ -24357,7 +24448,7 @@
               <w:rPr>
                 <w:sz w:val="16"/>
               </w:rPr>
-              <w:t>Site grade level</w:t>
+              <w:t>Auxiliary power consumption</w:t>
             </w:r>
           </w:p>
         </w:tc>
@@ -24370,7 +24461,7 @@
               <w:rPr>
                 <w:sz w:val="16"/>
               </w:rPr>
-              <w:t>15</w:t>
+              <w:t>2.2</w:t>
             </w:r>
           </w:p>
         </w:tc>
@@ -24383,7 +24474,7 @@
               <w:rPr>
                 <w:sz w:val="16"/>
               </w:rPr>
-              <w:t>m a.s.l.</w:t>
+              <w:t>% of gross</w:t>
             </w:r>
           </w:p>
         </w:tc>
@@ -24396,6 +24487,7 @@
               <w:rPr>
                 <w:sz w:val="16"/>
               </w:rPr>
+              <w:t>maximum, base load</w:t>
             </w:r>
           </w:p>
         </w:tc>
@@ -24408,7 +24500,7 @@
               <w:rPr>
                 <w:sz w:val="16"/>
               </w:rPr>
-              <w:t>ER-02.01</w:t>
+              <w:t>ER-04.10</w:t>
             </w:r>
           </w:p>
         </w:tc>
@@ -24423,7 +24515,7 @@
               <w:rPr>
                 <w:sz w:val="16"/>
               </w:rPr>
-              <w:t>site</w:t>
+              <w:t>performance</w:t>
             </w:r>
           </w:p>
         </w:tc>
@@ -24436,7 +24528,7 @@
               <w:rPr>
                 <w:sz w:val="16"/>
               </w:rPr>
-              <w:t>Seismic design PGA (DD-2, 475-year)</w:t>
+              <w:t>Load ramp rate</w:t>
             </w:r>
           </w:p>
         </w:tc>
@@ -24449,7 +24541,7 @@
               <w:rPr>
                 <w:sz w:val="16"/>
               </w:rPr>
-              <w:t>0.45</w:t>
+              <w:t>35</w:t>
             </w:r>
           </w:p>
         </w:tc>
@@ -24462,7 +24554,7 @@
               <w:rPr>
                 <w:sz w:val="16"/>
               </w:rPr>
-              <w:t>g</w:t>
+              <w:t>MW/min</w:t>
             </w:r>
           </w:p>
         </w:tc>
@@ -24475,7 +24567,7 @@
               <w:rPr>
                 <w:sz w:val="16"/>
               </w:rPr>
-              <w:t>TBDY 2018, site-specific hazard study</w:t>
+              <w:t>minimum</w:t>
             </w:r>
           </w:p>
         </w:tc>
@@ -24488,7 +24580,7 @@
               <w:rPr>
                 <w:sz w:val="16"/>
               </w:rPr>
-              <w:t>ER-02.06</w:t>
+              <w:t>ER-04.05</w:t>
             </w:r>
           </w:p>
         </w:tc>
@@ -24503,7 +24595,7 @@
               <w:rPr>
                 <w:sz w:val="16"/>
               </w:rPr>
-              <w:t>site</w:t>
+              <w:t>performance</w:t>
             </w:r>
           </w:p>
         </w:tc>
@@ -24516,7 +24608,7 @@
               <w:rPr>
                 <w:sz w:val="16"/>
               </w:rPr>
-              <w:t>Atmospheric corrosivity category</w:t>
+              <w:t>Minimum environmental load</w:t>
             </w:r>
           </w:p>
         </w:tc>
@@ -24529,7 +24621,7 @@
               <w:rPr>
                 <w:sz w:val="16"/>
               </w:rPr>
-              <w:t>C5 (ISO 12944-2), durability H</w:t>
+              <w:t>40</w:t>
             </w:r>
           </w:p>
         </w:tc>
@@ -24542,7 +24634,7 @@
               <w:rPr>
                 <w:sz w:val="16"/>
               </w:rPr>
-              <w:t>-</w:t>
+              <w:t>% net output</w:t>
             </w:r>
           </w:p>
         </w:tc>
@@ -24555,6 +24647,7 @@
               <w:rPr>
                 <w:sz w:val="16"/>
               </w:rPr>
+              <w:t>maximum</w:t>
             </w:r>
           </w:p>
         </w:tc>
@@ -24567,7 +24660,7 @@
               <w:rPr>
                 <w:sz w:val="16"/>
               </w:rPr>
-              <w:t>ER-02.08</w:t>
+              <w:t>ER-04.06</w:t>
             </w:r>
           </w:p>
         </w:tc>
@@ -24595,7 +24688,7 @@
               <w:rPr>
                 <w:sz w:val="16"/>
               </w:rPr>
-              <w:t>Basic wind speed</w:t>
+              <w:t>Site grade level</w:t>
             </w:r>
           </w:p>
         </w:tc>
@@ -24608,7 +24701,7 @@
               <w:rPr>
                 <w:sz w:val="16"/>
               </w:rPr>
-              <w:t>30</w:t>
+              <w:t>15</w:t>
             </w:r>
           </w:p>
         </w:tc>
@@ -24621,7 +24714,7 @@
               <w:rPr>
                 <w:sz w:val="16"/>
               </w:rPr>
-              <w:t>m/s</w:t>
+              <w:t>m a.s.l.</w:t>
             </w:r>
           </w:p>
         </w:tc>
@@ -24634,7 +24727,6 @@
               <w:rPr>
                 <w:sz w:val="16"/>
               </w:rPr>
-              <w:t>10 min mean, 10 m, 50-year return</w:t>
             </w:r>
           </w:p>
         </w:tc>
@@ -24647,7 +24739,7 @@
               <w:rPr>
                 <w:sz w:val="16"/>
               </w:rPr>
-              <w:t>ER-02.05</w:t>
+              <w:t>ER-02.01</w:t>
             </w:r>
           </w:p>
         </w:tc>
@@ -24675,7 +24767,7 @@
               <w:rPr>
                 <w:sz w:val="16"/>
               </w:rPr>
-              <w:t>Ground snow load</w:t>
+              <w:t>Seismic design PGA (DD-2, 475-year)</w:t>
             </w:r>
           </w:p>
         </w:tc>
@@ -24688,7 +24780,7 @@
               <w:rPr>
                 <w:sz w:val="16"/>
               </w:rPr>
-              <w:t>0.75</w:t>
+              <w:t>0.45</w:t>
             </w:r>
           </w:p>
         </w:tc>
@@ -24701,7 +24793,7 @@
               <w:rPr>
                 <w:sz w:val="16"/>
               </w:rPr>
-              <w:t>kN/m2</w:t>
+              <w:t>g</w:t>
             </w:r>
           </w:p>
         </w:tc>
@@ -24714,6 +24806,7 @@
               <w:rPr>
                 <w:sz w:val="16"/>
               </w:rPr>
+              <w:t>TBDY 2018, site-specific hazard study</w:t>
             </w:r>
           </w:p>
         </w:tc>
@@ -24726,7 +24819,7 @@
               <w:rPr>
                 <w:sz w:val="16"/>
               </w:rPr>
-              <w:t>ER-02.05</w:t>
+              <w:t>ER-02.06</w:t>
             </w:r>
           </w:p>
         </w:tc>
@@ -24754,7 +24847,7 @@
               <w:rPr>
                 <w:sz w:val="16"/>
               </w:rPr>
-              <w:t>Design rainfall intensity</w:t>
+              <w:t>Atmospheric corrosivity category</w:t>
             </w:r>
           </w:p>
         </w:tc>
@@ -24767,7 +24860,7 @@
               <w:rPr>
                 <w:sz w:val="16"/>
               </w:rPr>
-              <w:t>110</w:t>
+              <w:t>C5 (ISO 12944-2), durability H</w:t>
             </w:r>
           </w:p>
         </w:tc>
@@ -24780,7 +24873,7 @@
               <w:rPr>
                 <w:sz w:val="16"/>
               </w:rPr>
-              <w:t>mm/h</w:t>
+              <w:t>-</w:t>
             </w:r>
           </w:p>
         </w:tc>
@@ -24793,7 +24886,6 @@
               <w:rPr>
                 <w:sz w:val="16"/>
               </w:rPr>
-              <w:t>10 min, 25-year return</w:t>
             </w:r>
           </w:p>
         </w:tc>
@@ -24806,7 +24898,7 @@
               <w:rPr>
                 <w:sz w:val="16"/>
               </w:rPr>
-              <w:t>ER-02.05</w:t>
+              <w:t>ER-02.08</w:t>
             </w:r>
           </w:p>
         </w:tc>
@@ -24834,7 +24926,7 @@
               <w:rPr>
                 <w:sz w:val="16"/>
               </w:rPr>
-              <w:t>Plant grid origin in UTM zone 35N (E 0 / N 0)</w:t>
+              <w:t>Basic wind speed</w:t>
             </w:r>
           </w:p>
         </w:tc>
@@ -24847,7 +24939,7 @@
               <w:rPr>
                 <w:sz w:val="16"/>
               </w:rPr>
-              <w:t>E 541,250.000 m / N 4,532,480.000 m</w:t>
+              <w:t>30</w:t>
             </w:r>
           </w:p>
         </w:tc>
@@ -24860,7 +24952,7 @@
               <w:rPr>
                 <w:sz w:val="16"/>
               </w:rPr>
-              <w:t>m</w:t>
+              <w:t>m/s</w:t>
             </w:r>
           </w:p>
         </w:tc>
@@ -24873,7 +24965,7 @@
               <w:rPr>
                 <w:sz w:val="16"/>
               </w:rPr>
-              <w:t>TUREF (ITRF96), south-west plot corner</w:t>
+              <w:t>10 min mean, 10 m, 50-year return</w:t>
             </w:r>
           </w:p>
         </w:tc>
@@ -24886,7 +24978,7 @@
               <w:rPr>
                 <w:sz w:val="16"/>
               </w:rPr>
-              <w:t>SRC-EPCE-0011</w:t>
+              <w:t>ER-02.05</w:t>
             </w:r>
           </w:p>
         </w:tc>
@@ -24914,7 +25006,7 @@
               <w:rPr>
                 <w:sz w:val="16"/>
               </w:rPr>
-              <w:t>Rotation plant grid to UTM grid</w:t>
+              <w:t>Ground snow load</w:t>
             </w:r>
           </w:p>
         </w:tc>
@@ -24927,7 +25019,7 @@
               <w:rPr>
                 <w:sz w:val="16"/>
               </w:rPr>
-              <w:t>-0.3281</w:t>
+              <w:t>0.75</w:t>
             </w:r>
           </w:p>
         </w:tc>
@@ -24940,7 +25032,7 @@
               <w:rPr>
                 <w:sz w:val="16"/>
               </w:rPr>
-              <w:t>deg</w:t>
+              <w:t>kN/m2</w:t>
             </w:r>
           </w:p>
         </w:tc>
@@ -24953,7 +25045,6 @@
               <w:rPr>
                 <w:sz w:val="16"/>
               </w:rPr>
-              <w:t>plant north = true north; grid convergence at site</w:t>
             </w:r>
           </w:p>
         </w:tc>
@@ -24966,7 +25057,7 @@
               <w:rPr>
                 <w:sz w:val="16"/>
               </w:rPr>
-              <w:t>SRC-EPCE-0011</w:t>
+              <w:t>ER-02.05</w:t>
             </w:r>
           </w:p>
         </w:tc>
@@ -24994,7 +25085,7 @@
               <w:rPr>
                 <w:sz w:val="16"/>
               </w:rPr>
-              <w:t>Scale factor plant grid to UTM</w:t>
+              <w:t>Design rainfall intensity</w:t>
             </w:r>
           </w:p>
         </w:tc>
@@ -25007,7 +25098,7 @@
               <w:rPr>
                 <w:sz w:val="16"/>
               </w:rPr>
-              <w:t>0.999612</w:t>
+              <w:t>110</w:t>
             </w:r>
           </w:p>
         </w:tc>
@@ -25020,7 +25111,7 @@
               <w:rPr>
                 <w:sz w:val="16"/>
               </w:rPr>
-              <w:t>-</w:t>
+              <w:t>mm/h</w:t>
             </w:r>
           </w:p>
         </w:tc>
@@ -25033,7 +25124,7 @@
               <w:rPr>
                 <w:sz w:val="16"/>
               </w:rPr>
-              <w:t>combined UTM point scale and height factor</w:t>
+              <w:t>10 min, 25-year return</w:t>
             </w:r>
           </w:p>
         </w:tc>
@@ -25046,7 +25137,7 @@
               <w:rPr>
                 <w:sz w:val="16"/>
               </w:rPr>
-              <w:t>SRC-EPCE-0011</w:t>
+              <w:t>ER-02.05</w:t>
             </w:r>
           </w:p>
         </w:tc>
@@ -25074,6 +25165,246 @@
               <w:rPr>
                 <w:sz w:val="16"/>
               </w:rPr>
+              <w:t>Plant grid origin in UTM zone 35N (E 0 / N 0)</w:t>
+            </w:r>
+          </w:p>
+        </w:tc>
+        <w:tc>
+          <w:tcPr>
+            <w:tcW w:type="dxa" w:w="1701"/>
+          </w:tcPr>
+          <w:p>
+            <w:r>
+              <w:rPr>
+                <w:sz w:val="16"/>
+              </w:rPr>
+              <w:t>E 541,250.000 m / N 4,532,480.000 m</w:t>
+            </w:r>
+          </w:p>
+        </w:tc>
+        <w:tc>
+          <w:tcPr>
+            <w:tcW w:type="dxa" w:w="1361"/>
+          </w:tcPr>
+          <w:p>
+            <w:r>
+              <w:rPr>
+                <w:sz w:val="16"/>
+              </w:rPr>
+              <w:t>m</w:t>
+            </w:r>
+          </w:p>
+        </w:tc>
+        <w:tc>
+          <w:tcPr>
+            <w:tcW w:type="dxa" w:w="3969"/>
+          </w:tcPr>
+          <w:p>
+            <w:r>
+              <w:rPr>
+                <w:sz w:val="16"/>
+              </w:rPr>
+              <w:t>TUREF (ITRF96), south-west plot corner</w:t>
+            </w:r>
+          </w:p>
+        </w:tc>
+        <w:tc>
+          <w:tcPr>
+            <w:tcW w:type="dxa" w:w="1701"/>
+          </w:tcPr>
+          <w:p>
+            <w:r>
+              <w:rPr>
+                <w:sz w:val="16"/>
+              </w:rPr>
+              <w:t>SRC-EPCE-0011</w:t>
+            </w:r>
+          </w:p>
+        </w:tc>
+      </w:tr>
+      <w:tr>
+        <w:tc>
+          <w:tcPr>
+            <w:tcW w:type="dxa" w:w="1361"/>
+          </w:tcPr>
+          <w:p>
+            <w:r>
+              <w:rPr>
+                <w:sz w:val="16"/>
+              </w:rPr>
+              <w:t>site</w:t>
+            </w:r>
+          </w:p>
+        </w:tc>
+        <w:tc>
+          <w:tcPr>
+            <w:tcW w:type="dxa" w:w="4252"/>
+          </w:tcPr>
+          <w:p>
+            <w:r>
+              <w:rPr>
+                <w:sz w:val="16"/>
+              </w:rPr>
+              <w:t>Rotation plant grid to UTM grid</w:t>
+            </w:r>
+          </w:p>
+        </w:tc>
+        <w:tc>
+          <w:tcPr>
+            <w:tcW w:type="dxa" w:w="1701"/>
+          </w:tcPr>
+          <w:p>
+            <w:r>
+              <w:rPr>
+                <w:sz w:val="16"/>
+              </w:rPr>
+              <w:t>-0.3281</w:t>
+            </w:r>
+          </w:p>
+        </w:tc>
+        <w:tc>
+          <w:tcPr>
+            <w:tcW w:type="dxa" w:w="1361"/>
+          </w:tcPr>
+          <w:p>
+            <w:r>
+              <w:rPr>
+                <w:sz w:val="16"/>
+              </w:rPr>
+              <w:t>deg</w:t>
+            </w:r>
+          </w:p>
+        </w:tc>
+        <w:tc>
+          <w:tcPr>
+            <w:tcW w:type="dxa" w:w="3969"/>
+          </w:tcPr>
+          <w:p>
+            <w:r>
+              <w:rPr>
+                <w:sz w:val="16"/>
+              </w:rPr>
+              <w:t>plant north = true north; grid convergence at site</w:t>
+            </w:r>
+          </w:p>
+        </w:tc>
+        <w:tc>
+          <w:tcPr>
+            <w:tcW w:type="dxa" w:w="1701"/>
+          </w:tcPr>
+          <w:p>
+            <w:r>
+              <w:rPr>
+                <w:sz w:val="16"/>
+              </w:rPr>
+              <w:t>SRC-EPCE-0011</w:t>
+            </w:r>
+          </w:p>
+        </w:tc>
+      </w:tr>
+      <w:tr>
+        <w:tc>
+          <w:tcPr>
+            <w:tcW w:type="dxa" w:w="1361"/>
+          </w:tcPr>
+          <w:p>
+            <w:r>
+              <w:rPr>
+                <w:sz w:val="16"/>
+              </w:rPr>
+              <w:t>site</w:t>
+            </w:r>
+          </w:p>
+        </w:tc>
+        <w:tc>
+          <w:tcPr>
+            <w:tcW w:type="dxa" w:w="4252"/>
+          </w:tcPr>
+          <w:p>
+            <w:r>
+              <w:rPr>
+                <w:sz w:val="16"/>
+              </w:rPr>
+              <w:t>Scale factor plant grid to UTM</w:t>
+            </w:r>
+          </w:p>
+        </w:tc>
+        <w:tc>
+          <w:tcPr>
+            <w:tcW w:type="dxa" w:w="1701"/>
+          </w:tcPr>
+          <w:p>
+            <w:r>
+              <w:rPr>
+                <w:sz w:val="16"/>
+              </w:rPr>
+              <w:t>0.999612</w:t>
+            </w:r>
+          </w:p>
+        </w:tc>
+        <w:tc>
+          <w:tcPr>
+            <w:tcW w:type="dxa" w:w="1361"/>
+          </w:tcPr>
+          <w:p>
+            <w:r>
+              <w:rPr>
+                <w:sz w:val="16"/>
+              </w:rPr>
+              <w:t>-</w:t>
+            </w:r>
+          </w:p>
+        </w:tc>
+        <w:tc>
+          <w:tcPr>
+            <w:tcW w:type="dxa" w:w="3969"/>
+          </w:tcPr>
+          <w:p>
+            <w:r>
+              <w:rPr>
+                <w:sz w:val="16"/>
+              </w:rPr>
+              <w:t>combined UTM point scale and height factor</w:t>
+            </w:r>
+          </w:p>
+        </w:tc>
+        <w:tc>
+          <w:tcPr>
+            <w:tcW w:type="dxa" w:w="1701"/>
+          </w:tcPr>
+          <w:p>
+            <w:r>
+              <w:rPr>
+                <w:sz w:val="16"/>
+              </w:rPr>
+              <w:t>SRC-EPCE-0011</w:t>
+            </w:r>
+          </w:p>
+        </w:tc>
+      </w:tr>
+      <w:tr>
+        <w:tc>
+          <w:tcPr>
+            <w:tcW w:type="dxa" w:w="1361"/>
+          </w:tcPr>
+          <w:p>
+            <w:r>
+              <w:rPr>
+                <w:sz w:val="16"/>
+              </w:rPr>
+              <w:t>site</w:t>
+            </w:r>
+          </w:p>
+        </w:tc>
+        <w:tc>
+          <w:tcPr>
+            <w:tcW w:type="dxa" w:w="4252"/>
+          </w:tcPr>
+          <w:p>
+            <w:r>
+              <w:rPr>
+                <w:sz w:val="16"/>
+              </w:rPr>
               <w:t>Height datum</w:t>
             </w:r>
           </w:p>
@@ -25125,6 +25456,86 @@
                 <w:sz w:val="16"/>
               </w:rPr>
               <w:t>SRC-EPCE-0011</w:t>
+            </w:r>
+          </w:p>
+        </w:tc>
+      </w:tr>
+      <w:tr>
+        <w:tc>
+          <w:tcPr>
+            <w:tcW w:type="dxa" w:w="1361"/>
+          </w:tcPr>
+          <w:p>
+            <w:r>
+              <w:rPr>
+                <w:sz w:val="16"/>
+              </w:rPr>
+              <w:t>site</w:t>
+            </w:r>
+          </w:p>
+        </w:tc>
+        <w:tc>
+          <w:tcPr>
+            <w:tcW w:type="dxa" w:w="4252"/>
+          </w:tcPr>
+          <w:p>
+            <w:r>
+              <w:rPr>
+                <w:sz w:val="16"/>
+              </w:rPr>
+              <w:t>Platform level acceptance tolerance</w:t>
+            </w:r>
+          </w:p>
+        </w:tc>
+        <w:tc>
+          <w:tcPr>
+            <w:tcW w:type="dxa" w:w="1701"/>
+          </w:tcPr>
+          <w:p>
+            <w:r>
+              <w:rPr>
+                <w:sz w:val="16"/>
+              </w:rPr>
+              <w:t>0.15</w:t>
+            </w:r>
+          </w:p>
+        </w:tc>
+        <w:tc>
+          <w:tcPr>
+            <w:tcW w:type="dxa" w:w="1361"/>
+          </w:tcPr>
+          <w:p>
+            <w:r>
+              <w:rPr>
+                <w:sz w:val="16"/>
+              </w:rPr>
+              <w:t>m</w:t>
+            </w:r>
+          </w:p>
+        </w:tc>
+        <w:tc>
+          <w:tcPr>
+            <w:tcW w:type="dxa" w:w="3969"/>
+          </w:tcPr>
+          <w:p>
+            <w:r>
+              <w:rPr>
+                <w:sz w:val="16"/>
+              </w:rPr>
+              <w:t>Owner-levelled platform +15.00 m</w:t>
+            </w:r>
+          </w:p>
+        </w:tc>
+        <w:tc>
+          <w:tcPr>
+            <w:tcW w:type="dxa" w:w="1701"/>
+          </w:tcPr>
+          <w:p>
+            <w:r>
+              <w:rPr>
+                <w:sz w:val="16"/>
+              </w:rPr>
+              <w:t>DEC-OWNR-0002</w:t>
             </w:r>
           </w:p>
         </w:tc>
@@ -34226,7 +34637,7 @@
               <w:rPr>
                 <w:sz w:val="16"/>
               </w:rPr>
-              <w:t>(open)</w:t>
+              <w:t>Option (a) accepted. MS-02 becomes 'Basic Design Package batch 1 approved and power island order' (4 %, month 5): design bases and design criteria, KKS manual, heat balances, process flow diagrams, key single line diagram, plot plan, power block layouts and DCS architecture. New MS-13 'Basic Design Package batch 2 approved' (4 %, month 9): BOP P&amp;IDs of the gas station, CW pumps, feedwater, main steam, reheat, LP steam and condensate systems. The Owner's Engineer reviews each batch within 21 days of receipt; P&amp;IDs of batch 2 may be submitted progressively.</w:t>
             </w:r>
           </w:p>
         </w:tc>
@@ -34239,25 +34650,25 @@
               <w:rPr>
                 <w:sz w:val="16"/>
               </w:rPr>
+              <w:t>requirement changed</w:t>
+            </w:r>
+          </w:p>
+        </w:tc>
+        <w:tc>
+          <w:tcPr>
+            <w:tcW w:type="dxa" w:w="1134"/>
+          </w:tcPr>
+          <w:p>
+            <w:r>
+              <w:rPr>
+                <w:sz w:val="16"/>
+              </w:rPr>
               <w:t>-</w:t>
             </w:r>
           </w:p>
         </w:tc>
         <w:tc>
           <w:tcPr>
-            <w:tcW w:type="dxa" w:w="1134"/>
-          </w:tcPr>
-          <w:p>
-            <w:r>
-              <w:rPr>
-                <w:sz w:val="16"/>
-              </w:rPr>
-              <w:t>-</w:t>
-            </w:r>
-          </w:p>
-        </w:tc>
-        <w:tc>
-          <w:tcPr>
             <w:tcW w:type="dxa" w:w="1757"/>
           </w:tcPr>
           <w:p>
@@ -34265,6 +34676,7 @@
               <w:rPr>
                 <w:sz w:val="16"/>
               </w:rPr>
+              <w:t>milestone/MS-02, milestone/MS-13, gate_rule/G-OWN-BDP, gate_rule/G-OWN-BDP2</w:t>
             </w:r>
           </w:p>
         </w:tc>
@@ -34331,7 +34743,7 @@
               <w:rPr>
                 <w:sz w:val="16"/>
               </w:rPr>
-              <w:t>(open)</w:t>
+              <w:t>(b) with a limit. The Owner's earthworks contract levelled the platform to +15.00 m +- 0.15 m; the survey shows the platform within that tolerance except the south edge strip (N 0-25 m, 17 points), the old warehouse foundations (2 points; demolition is Contractor scope anyway) and three isolated points 1-3 cm beyond the band. The Contractor sets finished floor and road levels on the as-surveyed platform with local trimming only; structural fill needed below +14.85 m is paid by the Owner at the unit rate of the Price Schedule against a joint survey.</w:t>
             </w:r>
           </w:p>
         </w:tc>
@@ -34344,12 +34756,104 @@
               <w:rPr>
                 <w:sz w:val="16"/>
               </w:rPr>
+              <w:t>price adjustment</w:t>
+            </w:r>
+          </w:p>
+        </w:tc>
+        <w:tc>
+          <w:tcPr>
+            <w:tcW w:type="dxa" w:w="1134"/>
+          </w:tcPr>
+          <w:p>
+            <w:r>
+              <w:rPr>
+                <w:sz w:val="16"/>
+              </w:rPr>
               <w:t>-</w:t>
             </w:r>
           </w:p>
         </w:tc>
         <w:tc>
           <w:tcPr>
+            <w:tcW w:type="dxa" w:w="1757"/>
+          </w:tcPr>
+          <w:p>
+            <w:r>
+              <w:rPr>
+                <w:sz w:val="16"/>
+              </w:rPr>
+            </w:r>
+          </w:p>
+        </w:tc>
+      </w:tr>
+      <w:tr>
+        <w:tc>
+          <w:tcPr>
+            <w:tcW w:type="dxa" w:w="794"/>
+          </w:tcPr>
+          <w:p>
+            <w:r>
+              <w:rPr>
+                <w:sz w:val="16"/>
+              </w:rPr>
+              <w:t>TQ-040</w:t>
+            </w:r>
+          </w:p>
+        </w:tc>
+        <w:tc>
+          <w:tcPr>
+            <w:tcW w:type="dxa" w:w="624"/>
+          </w:tcPr>
+          <w:p>
+            <w:r>
+              <w:rPr>
+                <w:sz w:val="16"/>
+              </w:rPr>
+              <w:t>9</w:t>
+            </w:r>
+          </w:p>
+        </w:tc>
+        <w:tc>
+          <w:tcPr>
+            <w:tcW w:type="dxa" w:w="1701"/>
+          </w:tcPr>
+          <w:p>
+            <w:r>
+              <w:rPr>
+                <w:sz w:val="16"/>
+              </w:rPr>
+              <w:t>Firm gas capacity booking has 1 % margin over the plant peak demand</w:t>
+            </w:r>
+          </w:p>
+        </w:tc>
+        <w:tc>
+          <w:tcPr>
+            <w:tcW w:type="dxa" w:w="3855"/>
+          </w:tcPr>
+          <w:p>
+            <w:r>
+              <w:rPr>
+                <w:sz w:val="16"/>
+              </w:rPr>
+              <w:t>Peak gas demand is 113,950 Sm3/h (GT 23 kg/s at the maximum case per IF-01 plus the auxiliary boiler and the gas-fired station preheaters), 99 % of the firm booking of 115,000 Sm3/h (DP-OWNR-0033). Please confirm that the Owner will book at least 120,000 Sm3/h firm, or that the auxiliary boiler and the preheaters may be interrupted at GT full load in winter.</w:t>
+            </w:r>
+          </w:p>
+        </w:tc>
+        <w:tc>
+          <w:tcPr>
+            <w:tcW w:type="dxa" w:w="3628"/>
+          </w:tcPr>
+          <w:p>
+            <w:r>
+              <w:rPr>
+                <w:sz w:val="16"/>
+              </w:rPr>
+              <w:t>The Owner will increase the firm booking to 120,000 Sm3/h from the first gas date; the network operator has confirmed the capacity is available at the TP-G1 connection.</w:t>
+            </w:r>
+          </w:p>
+        </w:tc>
+        <w:tc>
+          <w:tcPr>
             <w:tcW w:type="dxa" w:w="1134"/>
           </w:tcPr>
           <w:p>
@@ -34357,6 +34861,19 @@
               <w:rPr>
                 <w:sz w:val="16"/>
               </w:rPr>
+              <w:t>owner to provide</w:t>
+            </w:r>
+          </w:p>
+        </w:tc>
+        <w:tc>
+          <w:tcPr>
+            <w:tcW w:type="dxa" w:w="1134"/>
+          </w:tcPr>
+          <w:p>
+            <w:r>
+              <w:rPr>
+                <w:sz w:val="16"/>
+              </w:rPr>
               <w:t>-</w:t>
             </w:r>
           </w:p>
@@ -34370,6 +34887,7 @@
               <w:rPr>
                 <w:sz w:val="16"/>
               </w:rPr>
+              <w:t>design_parameter/DP-OWNR-0033</w:t>
             </w:r>
           </w:p>
         </w:tc>
@@ -34397,7 +34915,7 @@
         <w:color w:val="595959"/>
         <w:sz w:val="16"/>
       </w:rPr>
-      <w:t xml:space="preserve">contract_document v1.2.0 | data 7d05c4eb26bd0325 | generated 2026-09-28 by EPCE | page </w:t>
+      <w:t xml:space="preserve">contract_document v1.2.0 | data 5dd832e7af1511bb | generated 2026-09-29 by SETUP | page </w:t>
     </w:r>
     <w:r>
       <w:rPr>

--- a/output/contract_document/ALP-EPC-001_contract.docx
+++ b/output/contract_document/ALP-EPC-001_contract.docx
@@ -20457,7 +20457,7 @@
               <w:rPr>
                 <w:sz w:val="16"/>
               </w:rPr>
-              <w:t>LDO LHV</w:t>
+              <w:t>LDO flash point</w:t>
             </w:r>
           </w:p>
         </w:tc>
@@ -20470,7 +20470,7 @@
               <w:rPr>
                 <w:sz w:val="16"/>
               </w:rPr>
-              <w:t>42.9</w:t>
+              <w:t>55</w:t>
             </w:r>
           </w:p>
         </w:tc>
@@ -20483,7 +20483,7 @@
               <w:rPr>
                 <w:sz w:val="16"/>
               </w:rPr>
-              <w:t>MJ/kg</w:t>
+              <w:t>degC</w:t>
             </w:r>
           </w:p>
         </w:tc>
@@ -20496,7 +20496,7 @@
               <w:rPr>
                 <w:sz w:val="16"/>
               </w:rPr>
-              <w:t>range 42.6-43.2</w:t>
+              <w:t>minimum, EN ISO 2719</w:t>
             </w:r>
           </w:p>
         </w:tc>
@@ -20509,7 +20509,7 @@
               <w:rPr>
                 <w:sz w:val="16"/>
               </w:rPr>
-              <w:t>SRC-OWNR-0004, ER-03.07</w:t>
+              <w:t>SRC-OWNR-0004</w:t>
             </w:r>
           </w:p>
         </w:tc>
@@ -20537,7 +20537,7 @@
               <w:rPr>
                 <w:sz w:val="16"/>
               </w:rPr>
-              <w:t>LDO sulphur</w:t>
+              <w:t>LDO LHV</w:t>
             </w:r>
           </w:p>
         </w:tc>
@@ -20550,7 +20550,7 @@
               <w:rPr>
                 <w:sz w:val="16"/>
               </w:rPr>
-              <w:t>10</w:t>
+              <w:t>42.9</w:t>
             </w:r>
           </w:p>
         </w:tc>
@@ -20563,7 +20563,7 @@
               <w:rPr>
                 <w:sz w:val="16"/>
               </w:rPr>
-              <w:t>mg/kg</w:t>
+              <w:t>MJ/kg</w:t>
             </w:r>
           </w:p>
         </w:tc>
@@ -20576,7 +20576,7 @@
               <w:rPr>
                 <w:sz w:val="16"/>
               </w:rPr>
-              <w:t>maximum</w:t>
+              <w:t>range 42.6-43.2</w:t>
             </w:r>
           </w:p>
         </w:tc>
@@ -20617,7 +20617,7 @@
               <w:rPr>
                 <w:sz w:val="16"/>
               </w:rPr>
-              <w:t>LDO Na + K at GT inlet</w:t>
+              <w:t>LDO sulphur</w:t>
             </w:r>
           </w:p>
         </w:tc>
@@ -20630,7 +20630,7 @@
               <w:rPr>
                 <w:sz w:val="16"/>
               </w:rPr>
-              <w:t>0.5</w:t>
+              <w:t>10</w:t>
             </w:r>
           </w:p>
         </w:tc>
@@ -20656,7 +20656,7 @@
               <w:rPr>
                 <w:sz w:val="16"/>
               </w:rPr>
-              <w:t>maximum; as delivered up to 1.0 (history 1.8)</w:t>
+              <w:t>maximum</w:t>
             </w:r>
           </w:p>
         </w:tc>
@@ -20697,7 +20697,7 @@
               <w:rPr>
                 <w:sz w:val="16"/>
               </w:rPr>
-              <w:t>LDO vanadium / lead / calcium at GT inlet</w:t>
+              <w:t>LDO Na + K at GT inlet</w:t>
             </w:r>
           </w:p>
         </w:tc>
@@ -20710,7 +20710,7 @@
               <w:rPr>
                 <w:sz w:val="16"/>
               </w:rPr>
-              <w:t>0.5 / 1.0 / 2.0</w:t>
+              <w:t>0.5</w:t>
             </w:r>
           </w:p>
         </w:tc>
@@ -20736,7 +20736,7 @@
               <w:rPr>
                 <w:sz w:val="16"/>
               </w:rPr>
-              <w:t>maximum</w:t>
+              <w:t>maximum; as delivered up to 1.0 (history 1.8)</w:t>
             </w:r>
           </w:p>
         </w:tc>
@@ -20777,7 +20777,7 @@
               <w:rPr>
                 <w:sz w:val="16"/>
               </w:rPr>
-              <w:t>LDO autonomy at base load</w:t>
+              <w:t>LDO vanadium / lead / calcium at GT inlet</w:t>
             </w:r>
           </w:p>
         </w:tc>
@@ -20790,7 +20790,7 @@
               <w:rPr>
                 <w:sz w:val="16"/>
               </w:rPr>
-              <w:t>72</w:t>
+              <w:t>0.5 / 1.0 / 2.0</w:t>
             </w:r>
           </w:p>
         </w:tc>
@@ -20803,7 +20803,7 @@
               <w:rPr>
                 <w:sz w:val="16"/>
               </w:rPr>
-              <w:t>h</w:t>
+              <w:t>mg/kg</w:t>
             </w:r>
           </w:p>
         </w:tc>
@@ -20816,7 +20816,7 @@
               <w:rPr>
                 <w:sz w:val="16"/>
               </w:rPr>
-              <w:t>two tanks of 50 %</w:t>
+              <w:t>maximum</w:t>
             </w:r>
           </w:p>
         </w:tc>
@@ -20829,7 +20829,7 @@
               <w:rPr>
                 <w:sz w:val="16"/>
               </w:rPr>
-              <w:t>SRC-OWNR-0004, ER-03.08</w:t>
+              <w:t>SRC-OWNR-0004, ER-03.07</w:t>
             </w:r>
           </w:p>
         </w:tc>
@@ -20857,7 +20857,7 @@
               <w:rPr>
                 <w:sz w:val="16"/>
               </w:rPr>
-              <w:t>LDO annual operating limit</w:t>
+              <w:t>LDO autonomy at base load</w:t>
             </w:r>
           </w:p>
         </w:tc>
@@ -20870,7 +20870,7 @@
               <w:rPr>
                 <w:sz w:val="16"/>
               </w:rPr>
-              <w:t>500</w:t>
+              <w:t>72</w:t>
             </w:r>
           </w:p>
         </w:tc>
@@ -20883,7 +20883,7 @@
               <w:rPr>
                 <w:sz w:val="16"/>
               </w:rPr>
-              <w:t>h/year</w:t>
+              <w:t>h</w:t>
             </w:r>
           </w:p>
         </w:tc>
@@ -20896,7 +20896,7 @@
               <w:rPr>
                 <w:sz w:val="16"/>
               </w:rPr>
-              <w:t>back-up fuel status</w:t>
+              <w:t>two tanks of 50 %</w:t>
             </w:r>
           </w:p>
         </w:tc>
@@ -20909,7 +20909,7 @@
               <w:rPr>
                 <w:sz w:val="16"/>
               </w:rPr>
-              <w:t>SRC-OWNR-0004, SRC-OWNR-0007</w:t>
+              <w:t>SRC-OWNR-0004, ER-03.08</w:t>
             </w:r>
           </w:p>
         </w:tc>
@@ -20937,7 +20937,7 @@
               <w:rPr>
                 <w:sz w:val="16"/>
               </w:rPr>
-              <w:t>LDO resupply capacity</w:t>
+              <w:t>LDO annual operating limit</w:t>
             </w:r>
           </w:p>
         </w:tc>
@@ -20950,7 +20950,7 @@
               <w:rPr>
                 <w:sz w:val="16"/>
               </w:rPr>
-              <w:t>25</w:t>
+              <w:t>500</w:t>
             </w:r>
           </w:p>
         </w:tc>
@@ -20963,7 +20963,7 @@
               <w:rPr>
                 <w:sz w:val="16"/>
               </w:rPr>
-              <w:t>trucks/day</w:t>
+              <w:t>h/year</w:t>
             </w:r>
           </w:p>
         </w:tc>
@@ -20976,7 +20976,7 @@
               <w:rPr>
                 <w:sz w:val="16"/>
               </w:rPr>
-              <w:t>30-36 m3 each</w:t>
+              <w:t>back-up fuel status</w:t>
             </w:r>
           </w:p>
         </w:tc>
@@ -20989,7 +20989,7 @@
               <w:rPr>
                 <w:sz w:val="16"/>
               </w:rPr>
-              <w:t>SRC-OWNR-0004</w:t>
+              <w:t>SRC-OWNR-0004, SRC-OWNR-0007</w:t>
             </w:r>
           </w:p>
         </w:tc>
@@ -21004,7 +21004,7 @@
               <w:rPr>
                 <w:sz w:val="16"/>
               </w:rPr>
-              <w:t>emissions</w:t>
+              <w:t>backup fuel</w:t>
             </w:r>
           </w:p>
         </w:tc>
@@ -21017,7 +21017,7 @@
               <w:rPr>
                 <w:sz w:val="16"/>
               </w:rPr>
-              <w:t>NOx (as NO2)</w:t>
+              <w:t>LDO resupply capacity</w:t>
             </w:r>
           </w:p>
         </w:tc>
@@ -21030,7 +21030,7 @@
               <w:rPr>
                 <w:sz w:val="16"/>
               </w:rPr>
-              <w:t>30</w:t>
+              <w:t>25</w:t>
             </w:r>
           </w:p>
         </w:tc>
@@ -21043,7 +21043,7 @@
               <w:rPr>
                 <w:sz w:val="16"/>
               </w:rPr>
-              <w:t>mg/Nm3</w:t>
+              <w:t>trucks/day</w:t>
             </w:r>
           </w:p>
         </w:tc>
@@ -21056,7 +21056,7 @@
               <w:rPr>
                 <w:sz w:val="16"/>
               </w:rPr>
-              <w:t>dry, 15 % O2, 50-100 % GT load</w:t>
+              <w:t>30-36 m3 each</w:t>
             </w:r>
           </w:p>
         </w:tc>
@@ -21069,7 +21069,7 @@
               <w:rPr>
                 <w:sz w:val="16"/>
               </w:rPr>
-              <w:t>ER-14.02</w:t>
+              <w:t>SRC-OWNR-0004</w:t>
             </w:r>
           </w:p>
         </w:tc>
@@ -21097,7 +21097,7 @@
               <w:rPr>
                 <w:sz w:val="16"/>
               </w:rPr>
-              <w:t>CO</w:t>
+              <w:t>NOx (as NO2)</w:t>
             </w:r>
           </w:p>
         </w:tc>
@@ -21177,7 +21177,7 @@
               <w:rPr>
                 <w:sz w:val="16"/>
               </w:rPr>
-              <w:t>NH3 slip</w:t>
+              <w:t>CO</w:t>
             </w:r>
           </w:p>
         </w:tc>
@@ -21190,7 +21190,7 @@
               <w:rPr>
                 <w:sz w:val="16"/>
               </w:rPr>
-              <w:t>5</w:t>
+              <w:t>30</w:t>
             </w:r>
           </w:p>
         </w:tc>
@@ -21216,7 +21216,7 @@
               <w:rPr>
                 <w:sz w:val="16"/>
               </w:rPr>
-              <w:t>dry, 15 % O2</w:t>
+              <w:t>dry, 15 % O2, 50-100 % GT load</w:t>
             </w:r>
           </w:p>
         </w:tc>
@@ -21257,7 +21257,7 @@
               <w:rPr>
                 <w:sz w:val="16"/>
               </w:rPr>
-              <w:t>Stack height</w:t>
+              <w:t>NH3 slip</w:t>
             </w:r>
           </w:p>
         </w:tc>
@@ -21270,7 +21270,7 @@
               <w:rPr>
                 <w:sz w:val="16"/>
               </w:rPr>
-              <w:t>65</w:t>
+              <w:t>5</w:t>
             </w:r>
           </w:p>
         </w:tc>
@@ -21283,7 +21283,7 @@
               <w:rPr>
                 <w:sz w:val="16"/>
               </w:rPr>
-              <w:t>m</w:t>
+              <w:t>mg/Nm3</w:t>
             </w:r>
           </w:p>
         </w:tc>
@@ -21296,7 +21296,7 @@
               <w:rPr>
                 <w:sz w:val="16"/>
               </w:rPr>
-              <w:t>EIA decision (approved dispersion study)</w:t>
+              <w:t>dry, 15 % O2</w:t>
             </w:r>
           </w:p>
         </w:tc>
@@ -21309,7 +21309,7 @@
               <w:rPr>
                 <w:sz w:val="16"/>
               </w:rPr>
-              <w:t>ER-06.06, SRC-OWNR-0007</w:t>
+              <w:t>ER-14.02</w:t>
             </w:r>
           </w:p>
         </w:tc>
@@ -21337,7 +21337,7 @@
               <w:rPr>
                 <w:sz w:val="16"/>
               </w:rPr>
-              <w:t>NOx on LDO</w:t>
+              <w:t>Stack height</w:t>
             </w:r>
           </w:p>
         </w:tc>
@@ -21350,7 +21350,7 @@
               <w:rPr>
                 <w:sz w:val="16"/>
               </w:rPr>
-              <w:t>50</w:t>
+              <w:t>65</w:t>
             </w:r>
           </w:p>
         </w:tc>
@@ -21363,7 +21363,7 @@
               <w:rPr>
                 <w:sz w:val="16"/>
               </w:rPr>
-              <w:t>mg/Nm3</w:t>
+              <w:t>m</w:t>
             </w:r>
           </w:p>
         </w:tc>
@@ -21376,7 +21376,7 @@
               <w:rPr>
                 <w:sz w:val="16"/>
               </w:rPr>
-              <w:t>dry, 15 % O2</w:t>
+              <w:t>EIA decision (approved dispersion study)</w:t>
             </w:r>
           </w:p>
         </w:tc>
@@ -21389,7 +21389,7 @@
               <w:rPr>
                 <w:sz w:val="16"/>
               </w:rPr>
-              <w:t>SRC-OWNR-0007, ER-14.02</w:t>
+              <w:t>ER-06.06, SRC-OWNR-0007</w:t>
             </w:r>
           </w:p>
         </w:tc>
@@ -21417,7 +21417,7 @@
               <w:rPr>
                 <w:sz w:val="16"/>
               </w:rPr>
-              <w:t>SO2 on LDO</w:t>
+              <w:t>CO on LDO</w:t>
             </w:r>
           </w:p>
         </w:tc>
@@ -21430,7 +21430,7 @@
               <w:rPr>
                 <w:sz w:val="16"/>
               </w:rPr>
-              <w:t>10</w:t>
+              <w:t>50</w:t>
             </w:r>
           </w:p>
         </w:tc>
@@ -21456,7 +21456,7 @@
               <w:rPr>
                 <w:sz w:val="16"/>
               </w:rPr>
-              <w:t>dry, 15 % O2</w:t>
+              <w:t>dry, 15 % O2, 70-100 % GT load</w:t>
             </w:r>
           </w:p>
         </w:tc>
@@ -21497,7 +21497,7 @@
               <w:rPr>
                 <w:sz w:val="16"/>
               </w:rPr>
-              <w:t>Dust on LDO</w:t>
+              <w:t>NOx on LDO</w:t>
             </w:r>
           </w:p>
         </w:tc>
@@ -21510,7 +21510,7 @@
               <w:rPr>
                 <w:sz w:val="16"/>
               </w:rPr>
-              <w:t>5</w:t>
+              <w:t>50</w:t>
             </w:r>
           </w:p>
         </w:tc>
@@ -21564,7 +21564,7 @@
               <w:rPr>
                 <w:sz w:val="16"/>
               </w:rPr>
-              <w:t>fuel gas</w:t>
+              <w:t>emissions</w:t>
             </w:r>
           </w:p>
         </w:tc>
@@ -21577,7 +21577,7 @@
               <w:rPr>
                 <w:sz w:val="16"/>
               </w:rPr>
-              <w:t>Reference fuel LHV</w:t>
+              <w:t>SO2 on LDO</w:t>
             </w:r>
           </w:p>
         </w:tc>
@@ -21590,7 +21590,7 @@
               <w:rPr>
                 <w:sz w:val="16"/>
               </w:rPr>
-              <w:t>47.48</w:t>
+              <w:t>10</w:t>
             </w:r>
           </w:p>
         </w:tc>
@@ -21603,7 +21603,7 @@
               <w:rPr>
                 <w:sz w:val="16"/>
               </w:rPr>
-              <w:t>MJ/kg</w:t>
+              <w:t>mg/Nm3</w:t>
             </w:r>
           </w:p>
         </w:tc>
@@ -21616,7 +21616,7 @@
               <w:rPr>
                 <w:sz w:val="16"/>
               </w:rPr>
-              <w:t>reference composition, ISO 6976, combustion reference 25 degC</w:t>
+              <w:t>dry, 15 % O2</w:t>
             </w:r>
           </w:p>
         </w:tc>
@@ -21629,7 +21629,7 @@
               <w:rPr>
                 <w:sz w:val="16"/>
               </w:rPr>
-              <w:t>ER-03.02</w:t>
+              <w:t>SRC-OWNR-0007, ER-14.02</w:t>
             </w:r>
           </w:p>
         </w:tc>
@@ -21644,7 +21644,7 @@
               <w:rPr>
                 <w:sz w:val="16"/>
               </w:rPr>
-              <w:t>fuel gas</w:t>
+              <w:t>emissions</w:t>
             </w:r>
           </w:p>
         </w:tc>
@@ -21657,7 +21657,7 @@
               <w:rPr>
                 <w:sz w:val="16"/>
               </w:rPr>
-              <w:t>Fuel LHV range</w:t>
+              <w:t>Dust on LDO</w:t>
             </w:r>
           </w:p>
         </w:tc>
@@ -21670,7 +21670,7 @@
               <w:rPr>
                 <w:sz w:val="16"/>
               </w:rPr>
-              <w:t>44.2 to 50.0</w:t>
+              <w:t>5</w:t>
             </w:r>
           </w:p>
         </w:tc>
@@ -21683,7 +21683,7 @@
               <w:rPr>
                 <w:sz w:val="16"/>
               </w:rPr>
-              <w:t>MJ/kg</w:t>
+              <w:t>mg/Nm3</w:t>
             </w:r>
           </w:p>
         </w:tc>
@@ -21696,6 +21696,7 @@
               <w:rPr>
                 <w:sz w:val="16"/>
               </w:rPr>
+              <w:t>dry, 15 % O2</w:t>
             </w:r>
           </w:p>
         </w:tc>
@@ -21708,7 +21709,7 @@
               <w:rPr>
                 <w:sz w:val="16"/>
               </w:rPr>
-              <w:t>ER-03.02</w:t>
+              <w:t>SRC-OWNR-0007, ER-14.02</w:t>
             </w:r>
           </w:p>
         </w:tc>
@@ -21736,7 +21737,7 @@
               <w:rPr>
                 <w:sz w:val="16"/>
               </w:rPr>
-              <w:t>Wobbe index range</w:t>
+              <w:t>Reference fuel LHV</w:t>
             </w:r>
           </w:p>
         </w:tc>
@@ -21749,7 +21750,7 @@
               <w:rPr>
                 <w:sz w:val="16"/>
               </w:rPr>
-              <w:t>47 to 52</w:t>
+              <w:t>47.48</w:t>
             </w:r>
           </w:p>
         </w:tc>
@@ -21762,7 +21763,7 @@
               <w:rPr>
                 <w:sz w:val="16"/>
               </w:rPr>
-              <w:t>MJ/Nm3</w:t>
+              <w:t>MJ/kg</w:t>
             </w:r>
           </w:p>
         </w:tc>
@@ -21775,6 +21776,7 @@
               <w:rPr>
                 <w:sz w:val="16"/>
               </w:rPr>
+              <w:t>reference composition, ISO 6976, combustion reference 25 degC</w:t>
             </w:r>
           </w:p>
         </w:tc>
@@ -21815,7 +21817,7 @@
               <w:rPr>
                 <w:sz w:val="16"/>
               </w:rPr>
-              <w:t>Hydrogen admixture capability</w:t>
+              <w:t>Fuel LHV range</w:t>
             </w:r>
           </w:p>
         </w:tc>
@@ -21828,7 +21830,7 @@
               <w:rPr>
                 <w:sz w:val="16"/>
               </w:rPr>
-              <w:t>5</w:t>
+              <w:t>44.2 to 50.0</w:t>
             </w:r>
           </w:p>
         </w:tc>
@@ -21841,7 +21843,7 @@
               <w:rPr>
                 <w:sz w:val="16"/>
               </w:rPr>
-              <w:t>vol %</w:t>
+              <w:t>MJ/kg</w:t>
             </w:r>
           </w:p>
         </w:tc>
@@ -21854,7 +21856,6 @@
               <w:rPr>
                 <w:sz w:val="16"/>
               </w:rPr>
-              <w:t>without modification; 10 vol % by future OEM retrofit (provisions included)</w:t>
             </w:r>
           </w:p>
         </w:tc>
@@ -21895,7 +21896,7 @@
               <w:rPr>
                 <w:sz w:val="16"/>
               </w:rPr>
-              <w:t>Gas supply pressure at terminal point</w:t>
+              <w:t>Wobbe index range</w:t>
             </w:r>
           </w:p>
         </w:tc>
@@ -21908,7 +21909,7 @@
               <w:rPr>
                 <w:sz w:val="16"/>
               </w:rPr>
-              <w:t>45 to 70</w:t>
+              <w:t>47 to 52</w:t>
             </w:r>
           </w:p>
         </w:tc>
@@ -21921,7 +21922,7 @@
               <w:rPr>
                 <w:sz w:val="16"/>
               </w:rPr>
-              <w:t>barg</w:t>
+              <w:t>MJ/Nm3</w:t>
             </w:r>
           </w:p>
         </w:tc>
@@ -21946,7 +21947,7 @@
               <w:rPr>
                 <w:sz w:val="16"/>
               </w:rPr>
-              <w:t>ER-03.03</w:t>
+              <w:t>ER-03.02</w:t>
             </w:r>
           </w:p>
         </w:tc>
@@ -21974,7 +21975,7 @@
               <w:rPr>
                 <w:sz w:val="16"/>
               </w:rPr>
-              <w:t>Gas supply temperature at terminal point</w:t>
+              <w:t>Hydrogen admixture capability</w:t>
             </w:r>
           </w:p>
         </w:tc>
@@ -21987,7 +21988,7 @@
               <w:rPr>
                 <w:sz w:val="16"/>
               </w:rPr>
-              <w:t>5 to 25</w:t>
+              <w:t>5</w:t>
             </w:r>
           </w:p>
         </w:tc>
@@ -22000,7 +22001,7 @@
               <w:rPr>
                 <w:sz w:val="16"/>
               </w:rPr>
-              <w:t>degC</w:t>
+              <w:t>vol %</w:t>
             </w:r>
           </w:p>
         </w:tc>
@@ -22013,6 +22014,7 @@
               <w:rPr>
                 <w:sz w:val="16"/>
               </w:rPr>
+              <w:t>without modification; 10 vol % by future OEM retrofit (provisions included)</w:t>
             </w:r>
           </w:p>
         </w:tc>
@@ -22025,7 +22027,7 @@
               <w:rPr>
                 <w:sz w:val="16"/>
               </w:rPr>
-              <w:t>ER-03.03</w:t>
+              <w:t>ER-03.02</w:t>
             </w:r>
           </w:p>
         </w:tc>
@@ -22053,7 +22055,7 @@
               <w:rPr>
                 <w:sz w:val="16"/>
               </w:rPr>
-              <w:t>Methane content range</w:t>
+              <w:t>Gas supply pressure at terminal point</w:t>
             </w:r>
           </w:p>
         </w:tc>
@@ -22066,7 +22068,7 @@
               <w:rPr>
                 <w:sz w:val="16"/>
               </w:rPr>
-              <w:t>85.0 to 98.5</w:t>
+              <w:t>45 to 70</w:t>
             </w:r>
           </w:p>
         </w:tc>
@@ -22079,7 +22081,7 @@
               <w:rPr>
                 <w:sz w:val="16"/>
               </w:rPr>
-              <w:t>mol %</w:t>
+              <w:t>barg</w:t>
             </w:r>
           </w:p>
         </w:tc>
@@ -22104,7 +22106,7 @@
               <w:rPr>
                 <w:sz w:val="16"/>
               </w:rPr>
-              <w:t>SRC-OWNR-0003, ER-03.02</w:t>
+              <w:t>ER-03.03</w:t>
             </w:r>
           </w:p>
         </w:tc>
@@ -22132,7 +22134,7 @@
               <w:rPr>
                 <w:sz w:val="16"/>
               </w:rPr>
-              <w:t>Total sulphur limit</w:t>
+              <w:t>Gas supply temperature at terminal point</w:t>
             </w:r>
           </w:p>
         </w:tc>
@@ -22145,7 +22147,7 @@
               <w:rPr>
                 <w:sz w:val="16"/>
               </w:rPr>
-              <w:t>30</w:t>
+              <w:t>5 to 25</w:t>
             </w:r>
           </w:p>
         </w:tc>
@@ -22158,7 +22160,7 @@
               <w:rPr>
                 <w:sz w:val="16"/>
               </w:rPr>
-              <w:t>mg S/Sm3</w:t>
+              <w:t>degC</w:t>
             </w:r>
           </w:p>
         </w:tc>
@@ -22171,7 +22173,6 @@
               <w:rPr>
                 <w:sz w:val="16"/>
               </w:rPr>
-              <w:t>measured typical 4, max 17</w:t>
             </w:r>
           </w:p>
         </w:tc>
@@ -22184,7 +22185,7 @@
               <w:rPr>
                 <w:sz w:val="16"/>
               </w:rPr>
-              <w:t>SRC-OWNR-0003, ER-03.06</w:t>
+              <w:t>ER-03.03</w:t>
             </w:r>
           </w:p>
         </w:tc>
@@ -22212,7 +22213,7 @@
               <w:rPr>
                 <w:sz w:val="16"/>
               </w:rPr>
-              <w:t>H2S + COS limit</w:t>
+              <w:t>Methane content range</w:t>
             </w:r>
           </w:p>
         </w:tc>
@@ -22225,7 +22226,7 @@
               <w:rPr>
                 <w:sz w:val="16"/>
               </w:rPr>
-              <w:t>5</w:t>
+              <w:t>85.0 to 98.5</w:t>
             </w:r>
           </w:p>
         </w:tc>
@@ -22238,7 +22239,7 @@
               <w:rPr>
                 <w:sz w:val="16"/>
               </w:rPr>
-              <w:t>mg/Sm3</w:t>
+              <w:t>mol %</w:t>
             </w:r>
           </w:p>
         </w:tc>
@@ -22263,7 +22264,7 @@
               <w:rPr>
                 <w:sz w:val="16"/>
               </w:rPr>
-              <w:t>SRC-OWNR-0003, ER-03.06</w:t>
+              <w:t>SRC-OWNR-0003, ER-03.02</w:t>
             </w:r>
           </w:p>
         </w:tc>
@@ -22291,7 +22292,7 @@
               <w:rPr>
                 <w:sz w:val="16"/>
               </w:rPr>
-              <w:t>Mercury limit</w:t>
+              <w:t>Total sulphur limit</w:t>
             </w:r>
           </w:p>
         </w:tc>
@@ -22304,7 +22305,7 @@
               <w:rPr>
                 <w:sz w:val="16"/>
               </w:rPr>
-              <w:t>1</w:t>
+              <w:t>30</w:t>
             </w:r>
           </w:p>
         </w:tc>
@@ -22317,7 +22318,7 @@
               <w:rPr>
                 <w:sz w:val="16"/>
               </w:rPr>
-              <w:t>ug/Sm3</w:t>
+              <w:t>mg S/Sm3</w:t>
             </w:r>
           </w:p>
         </w:tc>
@@ -22330,7 +22331,7 @@
               <w:rPr>
                 <w:sz w:val="16"/>
               </w:rPr>
-              <w:t>measured &lt; 0.01</w:t>
+              <w:t>measured typical 4, max 17</w:t>
             </w:r>
           </w:p>
         </w:tc>
@@ -22371,7 +22372,7 @@
               <w:rPr>
                 <w:sz w:val="16"/>
               </w:rPr>
-              <w:t>Na + K, Pb, V in gas (network data)</w:t>
+              <w:t>H2S + COS limit</w:t>
             </w:r>
           </w:p>
         </w:tc>
@@ -22384,7 +22385,7 @@
               <w:rPr>
                 <w:sz w:val="16"/>
               </w:rPr>
-              <w:t>&lt; 0.005 (detection limit)</w:t>
+              <w:t>5</w:t>
             </w:r>
           </w:p>
         </w:tc>
@@ -22410,7 +22411,6 @@
               <w:rPr>
                 <w:sz w:val="16"/>
               </w:rPr>
-              <w:t>not guaranteed by network operator</w:t>
             </w:r>
           </w:p>
         </w:tc>
@@ -22451,7 +22451,7 @@
               <w:rPr>
                 <w:sz w:val="16"/>
               </w:rPr>
-              <w:t>Fuel gas superheat above dew points at GT skid</w:t>
+              <w:t>Mercury limit</w:t>
             </w:r>
           </w:p>
         </w:tc>
@@ -22464,7 +22464,7 @@
               <w:rPr>
                 <w:sz w:val="16"/>
               </w:rPr>
-              <w:t>28</w:t>
+              <w:t>1</w:t>
             </w:r>
           </w:p>
         </w:tc>
@@ -22477,7 +22477,7 @@
               <w:rPr>
                 <w:sz w:val="16"/>
               </w:rPr>
-              <w:t>K</w:t>
+              <w:t>ug/Sm3</w:t>
             </w:r>
           </w:p>
         </w:tc>
@@ -22490,7 +22490,7 @@
               <w:rPr>
                 <w:sz w:val="16"/>
               </w:rPr>
-              <w:t>minimum</w:t>
+              <w:t>measured &lt; 0.01</w:t>
             </w:r>
           </w:p>
         </w:tc>
@@ -22503,7 +22503,7 @@
               <w:rPr>
                 <w:sz w:val="16"/>
               </w:rPr>
-              <w:t>ER-03.06</w:t>
+              <w:t>SRC-OWNR-0003, ER-03.06</w:t>
             </w:r>
           </w:p>
         </w:tc>
@@ -22531,7 +22531,7 @@
               <w:rPr>
                 <w:sz w:val="16"/>
               </w:rPr>
-              <w:t>Water dew point</w:t>
+              <w:t>Na + K, Pb, V in gas (network data)</w:t>
             </w:r>
           </w:p>
         </w:tc>
@@ -22544,7 +22544,7 @@
               <w:rPr>
                 <w:sz w:val="16"/>
               </w:rPr>
-              <w:t>-8</w:t>
+              <w:t>&lt; 0.005 (detection limit)</w:t>
             </w:r>
           </w:p>
         </w:tc>
@@ -22557,7 +22557,7 @@
               <w:rPr>
                 <w:sz w:val="16"/>
               </w:rPr>
-              <w:t>degC at 70 barg</w:t>
+              <w:t>mg/Sm3</w:t>
             </w:r>
           </w:p>
         </w:tc>
@@ -22570,7 +22570,7 @@
               <w:rPr>
                 <w:sz w:val="16"/>
               </w:rPr>
-              <w:t>maximum</w:t>
+              <w:t>not guaranteed by network operator</w:t>
             </w:r>
           </w:p>
         </w:tc>
@@ -22583,7 +22583,7 @@
               <w:rPr>
                 <w:sz w:val="16"/>
               </w:rPr>
-              <w:t>SRC-OWNR-0003</w:t>
+              <w:t>SRC-OWNR-0003, ER-03.06</w:t>
             </w:r>
           </w:p>
         </w:tc>
@@ -22611,7 +22611,7 @@
               <w:rPr>
                 <w:sz w:val="16"/>
               </w:rPr>
-              <w:t>Hydrocarbon dew point</w:t>
+              <w:t>Fuel gas superheat above dew points at GT skid</w:t>
             </w:r>
           </w:p>
         </w:tc>
@@ -22624,7 +22624,7 @@
               <w:rPr>
                 <w:sz w:val="16"/>
               </w:rPr>
-              <w:t>-2</w:t>
+              <w:t>28</w:t>
             </w:r>
           </w:p>
         </w:tc>
@@ -22637,7 +22637,7 @@
               <w:rPr>
                 <w:sz w:val="16"/>
               </w:rPr>
-              <w:t>degC (1-70 barg)</w:t>
+              <w:t>K</w:t>
             </w:r>
           </w:p>
         </w:tc>
@@ -22650,7 +22650,7 @@
               <w:rPr>
                 <w:sz w:val="16"/>
               </w:rPr>
-              <w:t>maximum</w:t>
+              <w:t>minimum</w:t>
             </w:r>
           </w:p>
         </w:tc>
@@ -22663,7 +22663,7 @@
               <w:rPr>
                 <w:sz w:val="16"/>
               </w:rPr>
-              <w:t>SRC-OWNR-0003</w:t>
+              <w:t>ER-03.06</w:t>
             </w:r>
           </w:p>
         </w:tc>
@@ -22691,7 +22691,7 @@
               <w:rPr>
                 <w:sz w:val="16"/>
               </w:rPr>
-              <w:t>Exceptional minimum supply pressure</w:t>
+              <w:t>Water dew point</w:t>
             </w:r>
           </w:p>
         </w:tc>
@@ -22704,7 +22704,7 @@
               <w:rPr>
                 <w:sz w:val="16"/>
               </w:rPr>
-              <w:t>40</w:t>
+              <w:t>-8</w:t>
             </w:r>
           </w:p>
         </w:tc>
@@ -22717,7 +22717,7 @@
               <w:rPr>
                 <w:sz w:val="16"/>
               </w:rPr>
-              <w:t>barg</w:t>
+              <w:t>degC at 70 barg</w:t>
             </w:r>
           </w:p>
         </w:tc>
@@ -22730,7 +22730,7 @@
               <w:rPr>
                 <w:sz w:val="16"/>
               </w:rPr>
-              <w:t>max 72 h/year, 24 h notice</w:t>
+              <w:t>maximum</w:t>
             </w:r>
           </w:p>
         </w:tc>
@@ -22771,7 +22771,7 @@
               <w:rPr>
                 <w:sz w:val="16"/>
               </w:rPr>
-              <w:t>Booked gas capacity (firm)</w:t>
+              <w:t>Hydrocarbon dew point</w:t>
             </w:r>
           </w:p>
         </w:tc>
@@ -22784,7 +22784,7 @@
               <w:rPr>
                 <w:sz w:val="16"/>
               </w:rPr>
-              <w:t>120000</w:t>
+              <w:t>-2</w:t>
             </w:r>
           </w:p>
         </w:tc>
@@ -22797,7 +22797,7 @@
               <w:rPr>
                 <w:sz w:val="16"/>
               </w:rPr>
-              <w:t>Sm3/h</w:t>
+              <w:t>degC (1-70 barg)</w:t>
             </w:r>
           </w:p>
         </w:tc>
@@ -22810,7 +22810,7 @@
               <w:rPr>
                 <w:sz w:val="16"/>
               </w:rPr>
-              <w:t>firm from the first gas date (TQ-040), 130,000 interruptible</w:t>
+              <w:t>maximum</w:t>
             </w:r>
           </w:p>
         </w:tc>
@@ -22838,7 +22838,7 @@
               <w:rPr>
                 <w:sz w:val="16"/>
               </w:rPr>
-              <w:t>grid</w:t>
+              <w:t>fuel gas</w:t>
             </w:r>
           </w:p>
         </w:tc>
@@ -22851,7 +22851,7 @@
               <w:rPr>
                 <w:sz w:val="16"/>
               </w:rPr>
-              <w:t>Grid connection voltage</w:t>
+              <w:t>Exceptional minimum supply pressure</w:t>
             </w:r>
           </w:p>
         </w:tc>
@@ -22864,7 +22864,7 @@
               <w:rPr>
                 <w:sz w:val="16"/>
               </w:rPr>
-              <w:t>380</w:t>
+              <w:t>40</w:t>
             </w:r>
           </w:p>
         </w:tc>
@@ -22877,7 +22877,7 @@
               <w:rPr>
                 <w:sz w:val="16"/>
               </w:rPr>
-              <w:t>kV</w:t>
+              <w:t>barg</w:t>
             </w:r>
           </w:p>
         </w:tc>
@@ -22890,7 +22890,7 @@
               <w:rPr>
                 <w:sz w:val="16"/>
               </w:rPr>
-              <w:t>nominal</w:t>
+              <w:t>max 72 h/year, 24 h notice</w:t>
             </w:r>
           </w:p>
         </w:tc>
@@ -22903,7 +22903,7 @@
               <w:rPr>
                 <w:sz w:val="16"/>
               </w:rPr>
-              <w:t>ER-11.01</w:t>
+              <w:t>SRC-OWNR-0003</w:t>
             </w:r>
           </w:p>
         </w:tc>
@@ -22918,7 +22918,7 @@
               <w:rPr>
                 <w:sz w:val="16"/>
               </w:rPr>
-              <w:t>grid</w:t>
+              <w:t>fuel gas</w:t>
             </w:r>
           </w:p>
         </w:tc>
@@ -22931,7 +22931,7 @@
               <w:rPr>
                 <w:sz w:val="16"/>
               </w:rPr>
-              <w:t>Switchyard short-circuit rating</w:t>
+              <w:t>Booked gas capacity (firm)</w:t>
             </w:r>
           </w:p>
         </w:tc>
@@ -22944,7 +22944,7 @@
               <w:rPr>
                 <w:sz w:val="16"/>
               </w:rPr>
-              <w:t>50</w:t>
+              <w:t>120000</w:t>
             </w:r>
           </w:p>
         </w:tc>
@@ -22957,7 +22957,7 @@
               <w:rPr>
                 <w:sz w:val="16"/>
               </w:rPr>
-              <w:t>kA</w:t>
+              <w:t>Sm3/h</w:t>
             </w:r>
           </w:p>
         </w:tc>
@@ -22970,6 +22970,7 @@
               <w:rPr>
                 <w:sz w:val="16"/>
               </w:rPr>
+              <w:t>firm from the first gas date (TQ-040), 130,000 interruptible</w:t>
             </w:r>
           </w:p>
         </w:tc>
@@ -22982,7 +22983,7 @@
               <w:rPr>
                 <w:sz w:val="16"/>
               </w:rPr>
-              <w:t>ER-11.01</w:t>
+              <w:t>SRC-OWNR-0003</w:t>
             </w:r>
           </w:p>
         </w:tc>
@@ -23010,7 +23011,7 @@
               <w:rPr>
                 <w:sz w:val="16"/>
               </w:rPr>
-              <w:t>Grid frequency</w:t>
+              <w:t>Grid connection voltage</w:t>
             </w:r>
           </w:p>
         </w:tc>
@@ -23023,7 +23024,7 @@
               <w:rPr>
                 <w:sz w:val="16"/>
               </w:rPr>
-              <w:t>50</w:t>
+              <w:t>380</w:t>
             </w:r>
           </w:p>
         </w:tc>
@@ -23036,7 +23037,7 @@
               <w:rPr>
                 <w:sz w:val="16"/>
               </w:rPr>
-              <w:t>Hz</w:t>
+              <w:t>kV</w:t>
             </w:r>
           </w:p>
         </w:tc>
@@ -23049,7 +23050,7 @@
               <w:rPr>
                 <w:sz w:val="16"/>
               </w:rPr>
-              <w:t>operating range 47.5 to 52.5 Hz per Grid Code</w:t>
+              <w:t>nominal</w:t>
             </w:r>
           </w:p>
         </w:tc>
@@ -23062,7 +23063,7 @@
               <w:rPr>
                 <w:sz w:val="16"/>
               </w:rPr>
-              <w:t>ER-04.07</w:t>
+              <w:t>ER-11.01</w:t>
             </w:r>
           </w:p>
         </w:tc>
@@ -23090,7 +23091,7 @@
               <w:rPr>
                 <w:sz w:val="16"/>
               </w:rPr>
-              <w:t>Generator power factor range</w:t>
+              <w:t>Switchyard short-circuit rating</w:t>
             </w:r>
           </w:p>
         </w:tc>
@@ -23103,7 +23104,7 @@
               <w:rPr>
                 <w:sz w:val="16"/>
               </w:rPr>
-              <w:t>0.85 lagging to 0.95 leading</w:t>
+              <w:t>50</w:t>
             </w:r>
           </w:p>
         </w:tc>
@@ -23116,7 +23117,7 @@
               <w:rPr>
                 <w:sz w:val="16"/>
               </w:rPr>
-              <w:t>-</w:t>
+              <w:t>kA</w:t>
             </w:r>
           </w:p>
         </w:tc>
@@ -23129,7 +23130,6 @@
               <w:rPr>
                 <w:sz w:val="16"/>
               </w:rPr>
-              <w:t>at rated active power</w:t>
             </w:r>
           </w:p>
         </w:tc>
@@ -23142,7 +23142,7 @@
               <w:rPr>
                 <w:sz w:val="16"/>
               </w:rPr>
-              <w:t>ER-04.08</w:t>
+              <w:t>ER-11.01</w:t>
             </w:r>
           </w:p>
         </w:tc>
@@ -23170,7 +23170,7 @@
               <w:rPr>
                 <w:sz w:val="16"/>
               </w:rPr>
-              <w:t>Short-circuit level at 380 kV (2029)</w:t>
+              <w:t>Grid frequency</w:t>
             </w:r>
           </w:p>
         </w:tc>
@@ -23183,7 +23183,7 @@
               <w:rPr>
                 <w:sz w:val="16"/>
               </w:rPr>
-              <w:t>12 (min) to 40 (max)</w:t>
+              <w:t>50</w:t>
             </w:r>
           </w:p>
         </w:tc>
@@ -23196,7 +23196,7 @@
               <w:rPr>
                 <w:sz w:val="16"/>
               </w:rPr>
-              <w:t>kA</w:t>
+              <w:t>Hz</w:t>
             </w:r>
           </w:p>
         </w:tc>
@@ -23209,7 +23209,7 @@
               <w:rPr>
                 <w:sz w:val="16"/>
               </w:rPr>
-              <w:t>future 50 kA (2035)</w:t>
+              <w:t>operating range 47.5 to 52.5 Hz per Grid Code</w:t>
             </w:r>
           </w:p>
         </w:tc>
@@ -23222,7 +23222,7 @@
               <w:rPr>
                 <w:sz w:val="16"/>
               </w:rPr>
-              <w:t>SRC-OWNR-0006</w:t>
+              <w:t>ER-04.07</w:t>
             </w:r>
           </w:p>
         </w:tc>
@@ -23250,7 +23250,7 @@
               <w:rPr>
                 <w:sz w:val="16"/>
               </w:rPr>
-              <w:t>380 kV voltage range</w:t>
+              <w:t>Generator power factor range</w:t>
             </w:r>
           </w:p>
         </w:tc>
@@ -23263,7 +23263,7 @@
               <w:rPr>
                 <w:sz w:val="16"/>
               </w:rPr>
-              <w:t>360 to 410</w:t>
+              <w:t>0.85 lagging to 0.95 leading</w:t>
             </w:r>
           </w:p>
         </w:tc>
@@ -23276,7 +23276,7 @@
               <w:rPr>
                 <w:sz w:val="16"/>
               </w:rPr>
-              <w:t>kV</w:t>
+              <w:t>-</w:t>
             </w:r>
           </w:p>
         </w:tc>
@@ -23289,7 +23289,7 @@
               <w:rPr>
                 <w:sz w:val="16"/>
               </w:rPr>
-              <w:t>342-420 kV for up to 30 min</w:t>
+              <w:t>at rated active power</w:t>
             </w:r>
           </w:p>
         </w:tc>
@@ -23302,7 +23302,7 @@
               <w:rPr>
                 <w:sz w:val="16"/>
               </w:rPr>
-              <w:t>SRC-OWNR-0006</w:t>
+              <w:t>ER-04.08</w:t>
             </w:r>
           </w:p>
         </w:tc>
@@ -23330,7 +23330,7 @@
               <w:rPr>
                 <w:sz w:val="16"/>
               </w:rPr>
-              <w:t>Connection capacity</w:t>
+              <w:t>Short-circuit level at 380 kV (2029)</w:t>
             </w:r>
           </w:p>
         </w:tc>
@@ -23343,7 +23343,7 @@
               <w:rPr>
                 <w:sz w:val="16"/>
               </w:rPr>
-              <w:t>640</w:t>
+              <w:t>12 (min) to 40 (max)</w:t>
             </w:r>
           </w:p>
         </w:tc>
@@ -23356,7 +23356,7 @@
               <w:rPr>
                 <w:sz w:val="16"/>
               </w:rPr>
-              <w:t>MW export</w:t>
+              <w:t>kA</w:t>
             </w:r>
           </w:p>
         </w:tc>
@@ -23369,7 +23369,7 @@
               <w:rPr>
                 <w:sz w:val="16"/>
               </w:rPr>
-              <w:t>40 MW import</w:t>
+              <w:t>future 50 kA (2035)</w:t>
             </w:r>
           </w:p>
         </w:tc>
@@ -23397,7 +23397,7 @@
               <w:rPr>
                 <w:sz w:val="16"/>
               </w:rPr>
-              <w:t>noise</w:t>
+              <w:t>grid</w:t>
             </w:r>
           </w:p>
         </w:tc>
@@ -23410,7 +23410,7 @@
               <w:rPr>
                 <w:sz w:val="16"/>
               </w:rPr>
-              <w:t>Near-field noise</w:t>
+              <w:t>380 kV voltage range</w:t>
             </w:r>
           </w:p>
         </w:tc>
@@ -23423,7 +23423,7 @@
               <w:rPr>
                 <w:sz w:val="16"/>
               </w:rPr>
-              <w:t>85</w:t>
+              <w:t>360 to 410</w:t>
             </w:r>
           </w:p>
         </w:tc>
@@ -23436,7 +23436,7 @@
               <w:rPr>
                 <w:sz w:val="16"/>
               </w:rPr>
-              <w:t>dB(A)</w:t>
+              <w:t>kV</w:t>
             </w:r>
           </w:p>
         </w:tc>
@@ -23449,7 +23449,7 @@
               <w:rPr>
                 <w:sz w:val="16"/>
               </w:rPr>
-              <w:t>1 m from equipment</w:t>
+              <w:t>342-420 kV for up to 30 min</w:t>
             </w:r>
           </w:p>
         </w:tc>
@@ -23462,7 +23462,7 @@
               <w:rPr>
                 <w:sz w:val="16"/>
               </w:rPr>
-              <w:t>ER-14.03</w:t>
+              <w:t>SRC-OWNR-0006</w:t>
             </w:r>
           </w:p>
         </w:tc>
@@ -23477,7 +23477,7 @@
               <w:rPr>
                 <w:sz w:val="16"/>
               </w:rPr>
-              <w:t>noise</w:t>
+              <w:t>grid</w:t>
             </w:r>
           </w:p>
         </w:tc>
@@ -23490,7 +23490,7 @@
               <w:rPr>
                 <w:sz w:val="16"/>
               </w:rPr>
-              <w:t>Noise at nearest receptor (night)</w:t>
+              <w:t>Connection capacity</w:t>
             </w:r>
           </w:p>
         </w:tc>
@@ -23503,7 +23503,7 @@
               <w:rPr>
                 <w:sz w:val="16"/>
               </w:rPr>
-              <w:t>45</w:t>
+              <w:t>640</w:t>
             </w:r>
           </w:p>
         </w:tc>
@@ -23516,7 +23516,7 @@
               <w:rPr>
                 <w:sz w:val="16"/>
               </w:rPr>
-              <w:t>dB(A)</w:t>
+              <w:t>MW export</w:t>
             </w:r>
           </w:p>
         </w:tc>
@@ -23529,7 +23529,7 @@
               <w:rPr>
                 <w:sz w:val="16"/>
               </w:rPr>
-              <w:t>LAeq night</w:t>
+              <w:t>40 MW import</w:t>
             </w:r>
           </w:p>
         </w:tc>
@@ -23542,7 +23542,7 @@
               <w:rPr>
                 <w:sz w:val="16"/>
               </w:rPr>
-              <w:t>ER-14.04</w:t>
+              <w:t>SRC-OWNR-0006</w:t>
             </w:r>
           </w:p>
         </w:tc>
@@ -23557,7 +23557,7 @@
               <w:rPr>
                 <w:sz w:val="16"/>
               </w:rPr>
-              <w:t>operation</w:t>
+              <w:t>noise</w:t>
             </w:r>
           </w:p>
         </w:tc>
@@ -23570,7 +23570,7 @@
               <w:rPr>
                 <w:sz w:val="16"/>
               </w:rPr>
-              <w:t>Design life</w:t>
+              <w:t>Near-field noise</w:t>
             </w:r>
           </w:p>
         </w:tc>
@@ -23583,7 +23583,7 @@
               <w:rPr>
                 <w:sz w:val="16"/>
               </w:rPr>
-              <w:t>30</w:t>
+              <w:t>85</w:t>
             </w:r>
           </w:p>
         </w:tc>
@@ -23596,7 +23596,7 @@
               <w:rPr>
                 <w:sz w:val="16"/>
               </w:rPr>
-              <w:t>years</w:t>
+              <w:t>dB(A)</w:t>
             </w:r>
           </w:p>
         </w:tc>
@@ -23609,6 +23609,7 @@
               <w:rPr>
                 <w:sz w:val="16"/>
               </w:rPr>
+              <w:t>1 m from equipment</w:t>
             </w:r>
           </w:p>
         </w:tc>
@@ -23621,7 +23622,7 @@
               <w:rPr>
                 <w:sz w:val="16"/>
               </w:rPr>
-              <w:t>ER-01.03</w:t>
+              <w:t>ER-14.03</w:t>
             </w:r>
           </w:p>
         </w:tc>
@@ -23636,7 +23637,7 @@
               <w:rPr>
                 <w:sz w:val="16"/>
               </w:rPr>
-              <w:t>operation</w:t>
+              <w:t>noise</w:t>
             </w:r>
           </w:p>
         </w:tc>
@@ -23649,7 +23650,7 @@
               <w:rPr>
                 <w:sz w:val="16"/>
               </w:rPr>
-              <w:t>Operating hours per year</w:t>
+              <w:t>Noise at nearest receptor (night)</w:t>
             </w:r>
           </w:p>
         </w:tc>
@@ -23662,7 +23663,7 @@
               <w:rPr>
                 <w:sz w:val="16"/>
               </w:rPr>
-              <w:t>8000</w:t>
+              <w:t>45</w:t>
             </w:r>
           </w:p>
         </w:tc>
@@ -23675,7 +23676,7 @@
               <w:rPr>
                 <w:sz w:val="16"/>
               </w:rPr>
-              <w:t>EOH/year</w:t>
+              <w:t>dB(A)</w:t>
             </w:r>
           </w:p>
         </w:tc>
@@ -23688,6 +23689,7 @@
               <w:rPr>
                 <w:sz w:val="16"/>
               </w:rPr>
+              <w:t>LAeq night</w:t>
             </w:r>
           </w:p>
         </w:tc>
@@ -23700,7 +23702,7 @@
               <w:rPr>
                 <w:sz w:val="16"/>
               </w:rPr>
-              <w:t>ER-01.03</w:t>
+              <w:t>ER-14.04</w:t>
             </w:r>
           </w:p>
         </w:tc>
@@ -23715,7 +23717,7 @@
               <w:rPr>
                 <w:sz w:val="16"/>
               </w:rPr>
-              <w:t>operation</w:t>
+              <w:t>noise</w:t>
             </w:r>
           </w:p>
         </w:tc>
@@ -23728,7 +23730,7 @@
               <w:rPr>
                 <w:sz w:val="16"/>
               </w:rPr>
-              <w:t>Starts per year</w:t>
+              <w:t>Noise at nearest receptor (day)</w:t>
             </w:r>
           </w:p>
         </w:tc>
@@ -23741,7 +23743,7 @@
               <w:rPr>
                 <w:sz w:val="16"/>
               </w:rPr>
-              <w:t>250</w:t>
+              <w:t>55</w:t>
             </w:r>
           </w:p>
         </w:tc>
@@ -23754,7 +23756,7 @@
               <w:rPr>
                 <w:sz w:val="16"/>
               </w:rPr>
-              <w:t>starts/year</w:t>
+              <w:t>dB(A)</w:t>
             </w:r>
           </w:p>
         </w:tc>
@@ -23767,7 +23769,7 @@
               <w:rPr>
                 <w:sz w:val="16"/>
               </w:rPr>
-              <w:t>50 cold, 100 warm, 100 hot</w:t>
+              <w:t>LAeq day</w:t>
             </w:r>
           </w:p>
         </w:tc>
@@ -23780,7 +23782,7 @@
               <w:rPr>
                 <w:sz w:val="16"/>
               </w:rPr>
-              <w:t>ER-01.03</w:t>
+              <w:t>SRC-OWNR-0007, ER-14.04</w:t>
             </w:r>
           </w:p>
         </w:tc>
@@ -23808,7 +23810,7 @@
               <w:rPr>
                 <w:sz w:val="16"/>
               </w:rPr>
-              <w:t>Hot start time to base load</w:t>
+              <w:t>Design life</w:t>
             </w:r>
           </w:p>
         </w:tc>
@@ -23821,7 +23823,7 @@
               <w:rPr>
                 <w:sz w:val="16"/>
               </w:rPr>
-              <w:t>45</w:t>
+              <w:t>30</w:t>
             </w:r>
           </w:p>
         </w:tc>
@@ -23834,7 +23836,7 @@
               <w:rPr>
                 <w:sz w:val="16"/>
               </w:rPr>
-              <w:t>min</w:t>
+              <w:t>years</w:t>
             </w:r>
           </w:p>
         </w:tc>
@@ -23847,7 +23849,6 @@
               <w:rPr>
                 <w:sz w:val="16"/>
               </w:rPr>
-              <w:t>maximum</w:t>
             </w:r>
           </w:p>
         </w:tc>
@@ -23860,7 +23861,7 @@
               <w:rPr>
                 <w:sz w:val="16"/>
               </w:rPr>
-              <w:t>ER-04.04</w:t>
+              <w:t>ER-01.03</w:t>
             </w:r>
           </w:p>
         </w:tc>
@@ -23888,7 +23889,7 @@
               <w:rPr>
                 <w:sz w:val="16"/>
               </w:rPr>
-              <w:t>Warm start time to base load</w:t>
+              <w:t>Operating hours per year</w:t>
             </w:r>
           </w:p>
         </w:tc>
@@ -23901,7 +23902,7 @@
               <w:rPr>
                 <w:sz w:val="16"/>
               </w:rPr>
-              <w:t>90</w:t>
+              <w:t>8000</w:t>
             </w:r>
           </w:p>
         </w:tc>
@@ -23914,7 +23915,7 @@
               <w:rPr>
                 <w:sz w:val="16"/>
               </w:rPr>
-              <w:t>min</w:t>
+              <w:t>EOH/year</w:t>
             </w:r>
           </w:p>
         </w:tc>
@@ -23927,7 +23928,6 @@
               <w:rPr>
                 <w:sz w:val="16"/>
               </w:rPr>
-              <w:t>maximum</w:t>
             </w:r>
           </w:p>
         </w:tc>
@@ -23940,7 +23940,7 @@
               <w:rPr>
                 <w:sz w:val="16"/>
               </w:rPr>
-              <w:t>ER-04.04</w:t>
+              <w:t>ER-01.03</w:t>
             </w:r>
           </w:p>
         </w:tc>
@@ -23968,7 +23968,7 @@
               <w:rPr>
                 <w:sz w:val="16"/>
               </w:rPr>
-              <w:t>Cold start time to base load</w:t>
+              <w:t>Starts per year</w:t>
             </w:r>
           </w:p>
         </w:tc>
@@ -23981,7 +23981,7 @@
               <w:rPr>
                 <w:sz w:val="16"/>
               </w:rPr>
-              <w:t>180</w:t>
+              <w:t>250</w:t>
             </w:r>
           </w:p>
         </w:tc>
@@ -23994,7 +23994,7 @@
               <w:rPr>
                 <w:sz w:val="16"/>
               </w:rPr>
-              <w:t>min</w:t>
+              <w:t>starts/year</w:t>
             </w:r>
           </w:p>
         </w:tc>
@@ -24007,7 +24007,7 @@
               <w:rPr>
                 <w:sz w:val="16"/>
               </w:rPr>
-              <w:t>maximum</w:t>
+              <w:t>50 cold, 100 warm, 100 hot</w:t>
             </w:r>
           </w:p>
         </w:tc>
@@ -24020,7 +24020,7 @@
               <w:rPr>
                 <w:sz w:val="16"/>
               </w:rPr>
-              <w:t>ER-04.04</w:t>
+              <w:t>ER-01.03</w:t>
             </w:r>
           </w:p>
         </w:tc>
@@ -24035,7 +24035,7 @@
               <w:rPr>
                 <w:sz w:val="16"/>
               </w:rPr>
-              <w:t>other</w:t>
+              <w:t>operation</w:t>
             </w:r>
           </w:p>
         </w:tc>
@@ -24048,7 +24048,7 @@
               <w:rPr>
                 <w:sz w:val="16"/>
               </w:rPr>
-              <w:t>Fire water design flow and pressure</w:t>
+              <w:t>Hot start time to base load</w:t>
             </w:r>
           </w:p>
         </w:tc>
@@ -24061,7 +24061,7 @@
               <w:rPr>
                 <w:sz w:val="16"/>
               </w:rPr>
-              <w:t>341</w:t>
+              <w:t>45</w:t>
             </w:r>
           </w:p>
         </w:tc>
@@ -24074,7 +24074,7 @@
               <w:rPr>
                 <w:sz w:val="16"/>
               </w:rPr>
-              <w:t>m3/h</w:t>
+              <w:t>min</w:t>
             </w:r>
           </w:p>
         </w:tc>
@@ -24087,7 +24087,7 @@
               <w:rPr>
                 <w:sz w:val="16"/>
               </w:rPr>
-              <w:t>1,500 gpm at 110 m; largest single hazard (LDO tank) plus 500 gpm hose</w:t>
+              <w:t>maximum</w:t>
             </w:r>
           </w:p>
         </w:tc>
@@ -24100,7 +24100,7 @@
               <w:rPr>
                 <w:sz w:val="16"/>
               </w:rPr>
-              <w:t>REF-CONS-0069, REF-CONS-0070, DEC-EPCE-0014</w:t>
+              <w:t>ER-04.04</w:t>
             </w:r>
           </w:p>
         </w:tc>
@@ -24115,7 +24115,7 @@
               <w:rPr>
                 <w:sz w:val="16"/>
               </w:rPr>
-              <w:t>other</w:t>
+              <w:t>operation</w:t>
             </w:r>
           </w:p>
         </w:tc>
@@ -24128,7 +24128,7 @@
               <w:rPr>
                 <w:sz w:val="16"/>
               </w:rPr>
-              <w:t>Fire water storage</w:t>
+              <w:t>Warm start time to base load</w:t>
             </w:r>
           </w:p>
         </w:tc>
@@ -24141,7 +24141,7 @@
               <w:rPr>
                 <w:sz w:val="16"/>
               </w:rPr>
-              <w:t>700</w:t>
+              <w:t>90</w:t>
             </w:r>
           </w:p>
         </w:tc>
@@ -24154,7 +24154,7 @@
               <w:rPr>
                 <w:sz w:val="16"/>
               </w:rPr>
-              <w:t>m3</w:t>
+              <w:t>min</w:t>
             </w:r>
           </w:p>
         </w:tc>
@@ -24167,7 +24167,7 @@
               <w:rPr>
                 <w:sz w:val="16"/>
               </w:rPr>
-              <w:t>2 x 100 % tanks, 2 h</w:t>
+              <w:t>maximum</w:t>
             </w:r>
           </w:p>
         </w:tc>
@@ -24180,7 +24180,7 @@
               <w:rPr>
                 <w:sz w:val="16"/>
               </w:rPr>
-              <w:t>REF-CONS-0069, DEC-EPCE-0014</w:t>
+              <w:t>ER-04.04</w:t>
             </w:r>
           </w:p>
         </w:tc>
@@ -24195,7 +24195,7 @@
               <w:rPr>
                 <w:sz w:val="16"/>
               </w:rPr>
-              <w:t>performance</w:t>
+              <w:t>operation</w:t>
             </w:r>
           </w:p>
         </w:tc>
@@ -24208,7 +24208,7 @@
               <w:rPr>
                 <w:sz w:val="16"/>
               </w:rPr>
-              <w:t>Net electrical output (guaranteed)</w:t>
+              <w:t>Cold start time to base load</w:t>
             </w:r>
           </w:p>
         </w:tc>
@@ -24221,7 +24221,7 @@
               <w:rPr>
                 <w:sz w:val="16"/>
               </w:rPr>
-              <w:t>600</w:t>
+              <w:t>180</w:t>
             </w:r>
           </w:p>
         </w:tc>
@@ -24234,7 +24234,7 @@
               <w:rPr>
                 <w:sz w:val="16"/>
               </w:rPr>
-              <w:t>MW</w:t>
+              <w:t>min</w:t>
             </w:r>
           </w:p>
         </w:tc>
@@ -24247,7 +24247,7 @@
               <w:rPr>
                 <w:sz w:val="16"/>
               </w:rPr>
-              <w:t>SRC, 380 kV terminal point</w:t>
+              <w:t>maximum</w:t>
             </w:r>
           </w:p>
         </w:tc>
@@ -24260,7 +24260,7 @@
               <w:rPr>
                 <w:sz w:val="16"/>
               </w:rPr>
-              <w:t>ER-04.01</w:t>
+              <w:t>ER-04.04</w:t>
             </w:r>
           </w:p>
         </w:tc>
@@ -24275,7 +24275,7 @@
               <w:rPr>
                 <w:sz w:val="16"/>
               </w:rPr>
-              <w:t>performance</w:t>
+              <w:t>other</w:t>
             </w:r>
           </w:p>
         </w:tc>
@@ -24288,7 +24288,7 @@
               <w:rPr>
                 <w:sz w:val="16"/>
               </w:rPr>
-              <w:t>Net heat rate LHV (guaranteed)</w:t>
+              <w:t>Fire water design flow and pressure</w:t>
             </w:r>
           </w:p>
         </w:tc>
@@ -24301,7 +24301,7 @@
               <w:rPr>
                 <w:sz w:val="16"/>
               </w:rPr>
-              <w:t>5860</w:t>
+              <w:t>341</w:t>
             </w:r>
           </w:p>
         </w:tc>
@@ -24314,7 +24314,7 @@
               <w:rPr>
                 <w:sz w:val="16"/>
               </w:rPr>
-              <w:t>kJ/kWh</w:t>
+              <w:t>m3/h</w:t>
             </w:r>
           </w:p>
         </w:tc>
@@ -24327,7 +24327,7 @@
               <w:rPr>
                 <w:sz w:val="16"/>
               </w:rPr>
-              <w:t>SRC</w:t>
+              <w:t>1,500 gpm at 110 m; largest single hazard (LDO tank) plus 500 gpm hose</w:t>
             </w:r>
           </w:p>
         </w:tc>
@@ -24340,7 +24340,7 @@
               <w:rPr>
                 <w:sz w:val="16"/>
               </w:rPr>
-              <w:t>ER-04.02</w:t>
+              <w:t>REF-CONS-0069, REF-CONS-0070, DEC-EPCE-0014</w:t>
             </w:r>
           </w:p>
         </w:tc>
@@ -24355,7 +24355,7 @@
               <w:rPr>
                 <w:sz w:val="16"/>
               </w:rPr>
-              <w:t>performance</w:t>
+              <w:t>other</w:t>
             </w:r>
           </w:p>
         </w:tc>
@@ -24368,7 +24368,7 @@
               <w:rPr>
                 <w:sz w:val="16"/>
               </w:rPr>
-              <w:t>Net heat rate LHV at 60 % load (guaranteed)</w:t>
+              <w:t>Fire water storage</w:t>
             </w:r>
           </w:p>
         </w:tc>
@@ -24381,7 +24381,7 @@
               <w:rPr>
                 <w:sz w:val="16"/>
               </w:rPr>
-              <w:t>6250</w:t>
+              <w:t>700</w:t>
             </w:r>
           </w:p>
         </w:tc>
@@ -24394,7 +24394,7 @@
               <w:rPr>
                 <w:sz w:val="16"/>
               </w:rPr>
-              <w:t>kJ/kWh</w:t>
+              <w:t>m3</w:t>
             </w:r>
           </w:p>
         </w:tc>
@@ -24407,7 +24407,7 @@
               <w:rPr>
                 <w:sz w:val="16"/>
               </w:rPr>
-              <w:t>SRC</w:t>
+              <w:t>2 x 100 % tanks, 2 h</w:t>
             </w:r>
           </w:p>
         </w:tc>
@@ -24420,7 +24420,7 @@
               <w:rPr>
                 <w:sz w:val="16"/>
               </w:rPr>
-              <w:t>ER-04.03</w:t>
+              <w:t>REF-CONS-0069, DEC-EPCE-0014</w:t>
             </w:r>
           </w:p>
         </w:tc>
@@ -24435,7 +24435,7 @@
               <w:rPr>
                 <w:sz w:val="16"/>
               </w:rPr>
-              <w:t>performance</w:t>
+              <w:t>other</w:t>
             </w:r>
           </w:p>
         </w:tc>
@@ -24448,7 +24448,7 @@
               <w:rPr>
                 <w:sz w:val="16"/>
               </w:rPr>
-              <w:t>Auxiliary power consumption</w:t>
+              <w:t>Marine works window</w:t>
             </w:r>
           </w:p>
         </w:tc>
@@ -24461,7 +24461,7 @@
               <w:rPr>
                 <w:sz w:val="16"/>
               </w:rPr>
-              <w:t>2.2</w:t>
+              <w:t>1 October - 30 April</w:t>
             </w:r>
           </w:p>
         </w:tc>
@@ -24474,7 +24474,6 @@
               <w:rPr>
                 <w:sz w:val="16"/>
               </w:rPr>
-              <w:t>% of gross</w:t>
             </w:r>
           </w:p>
         </w:tc>
@@ -24487,7 +24486,7 @@
               <w:rPr>
                 <w:sz w:val="16"/>
               </w:rPr>
-              <w:t>maximum, base load</w:t>
+              <w:t>no marine works 1 May - 30 September (fish spawning)</w:t>
             </w:r>
           </w:p>
         </w:tc>
@@ -24500,7 +24499,7 @@
               <w:rPr>
                 <w:sz w:val="16"/>
               </w:rPr>
-              <w:t>ER-04.10</w:t>
+              <w:t>SRC-OWNR-0007</w:t>
             </w:r>
           </w:p>
         </w:tc>
@@ -24528,7 +24527,7 @@
               <w:rPr>
                 <w:sz w:val="16"/>
               </w:rPr>
-              <w:t>Load ramp rate</w:t>
+              <w:t>Net electrical output (guaranteed)</w:t>
             </w:r>
           </w:p>
         </w:tc>
@@ -24541,7 +24540,7 @@
               <w:rPr>
                 <w:sz w:val="16"/>
               </w:rPr>
-              <w:t>35</w:t>
+              <w:t>600</w:t>
             </w:r>
           </w:p>
         </w:tc>
@@ -24554,7 +24553,7 @@
               <w:rPr>
                 <w:sz w:val="16"/>
               </w:rPr>
-              <w:t>MW/min</w:t>
+              <w:t>MW</w:t>
             </w:r>
           </w:p>
         </w:tc>
@@ -24567,7 +24566,7 @@
               <w:rPr>
                 <w:sz w:val="16"/>
               </w:rPr>
-              <w:t>minimum</w:t>
+              <w:t>SRC, 380 kV terminal point</w:t>
             </w:r>
           </w:p>
         </w:tc>
@@ -24580,7 +24579,7 @@
               <w:rPr>
                 <w:sz w:val="16"/>
               </w:rPr>
-              <w:t>ER-04.05</w:t>
+              <w:t>ER-04.01</w:t>
             </w:r>
           </w:p>
         </w:tc>
@@ -24608,7 +24607,7 @@
               <w:rPr>
                 <w:sz w:val="16"/>
               </w:rPr>
-              <w:t>Minimum environmental load</w:t>
+              <w:t>Net heat rate LHV (guaranteed)</w:t>
             </w:r>
           </w:p>
         </w:tc>
@@ -24621,7 +24620,7 @@
               <w:rPr>
                 <w:sz w:val="16"/>
               </w:rPr>
-              <w:t>40</w:t>
+              <w:t>5860</w:t>
             </w:r>
           </w:p>
         </w:tc>
@@ -24634,7 +24633,7 @@
               <w:rPr>
                 <w:sz w:val="16"/>
               </w:rPr>
-              <w:t>% net output</w:t>
+              <w:t>kJ/kWh</w:t>
             </w:r>
           </w:p>
         </w:tc>
@@ -24647,7 +24646,7 @@
               <w:rPr>
                 <w:sz w:val="16"/>
               </w:rPr>
-              <w:t>maximum</w:t>
+              <w:t>SRC</w:t>
             </w:r>
           </w:p>
         </w:tc>
@@ -24660,7 +24659,7 @@
               <w:rPr>
                 <w:sz w:val="16"/>
               </w:rPr>
-              <w:t>ER-04.06</w:t>
+              <w:t>ER-04.02</w:t>
             </w:r>
           </w:p>
         </w:tc>
@@ -24675,7 +24674,7 @@
               <w:rPr>
                 <w:sz w:val="16"/>
               </w:rPr>
-              <w:t>site</w:t>
+              <w:t>performance</w:t>
             </w:r>
           </w:p>
         </w:tc>
@@ -24688,7 +24687,7 @@
               <w:rPr>
                 <w:sz w:val="16"/>
               </w:rPr>
-              <w:t>Site grade level</w:t>
+              <w:t>Net heat rate LHV at 60 % load (guaranteed)</w:t>
             </w:r>
           </w:p>
         </w:tc>
@@ -24701,7 +24700,7 @@
               <w:rPr>
                 <w:sz w:val="16"/>
               </w:rPr>
-              <w:t>15</w:t>
+              <w:t>6250</w:t>
             </w:r>
           </w:p>
         </w:tc>
@@ -24714,7 +24713,7 @@
               <w:rPr>
                 <w:sz w:val="16"/>
               </w:rPr>
-              <w:t>m a.s.l.</w:t>
+              <w:t>kJ/kWh</w:t>
             </w:r>
           </w:p>
         </w:tc>
@@ -24727,6 +24726,7 @@
               <w:rPr>
                 <w:sz w:val="16"/>
               </w:rPr>
+              <w:t>SRC</w:t>
             </w:r>
           </w:p>
         </w:tc>
@@ -24739,7 +24739,7 @@
               <w:rPr>
                 <w:sz w:val="16"/>
               </w:rPr>
-              <w:t>ER-02.01</w:t>
+              <w:t>ER-04.03</w:t>
             </w:r>
           </w:p>
         </w:tc>
@@ -24754,7 +24754,7 @@
               <w:rPr>
                 <w:sz w:val="16"/>
               </w:rPr>
-              <w:t>site</w:t>
+              <w:t>performance</w:t>
             </w:r>
           </w:p>
         </w:tc>
@@ -24767,7 +24767,7 @@
               <w:rPr>
                 <w:sz w:val="16"/>
               </w:rPr>
-              <w:t>Seismic design PGA (DD-2, 475-year)</w:t>
+              <w:t>Auxiliary power consumption</w:t>
             </w:r>
           </w:p>
         </w:tc>
@@ -24780,7 +24780,7 @@
               <w:rPr>
                 <w:sz w:val="16"/>
               </w:rPr>
-              <w:t>0.45</w:t>
+              <w:t>2.2</w:t>
             </w:r>
           </w:p>
         </w:tc>
@@ -24793,7 +24793,7 @@
               <w:rPr>
                 <w:sz w:val="16"/>
               </w:rPr>
-              <w:t>g</w:t>
+              <w:t>% of gross</w:t>
             </w:r>
           </w:p>
         </w:tc>
@@ -24806,7 +24806,7 @@
               <w:rPr>
                 <w:sz w:val="16"/>
               </w:rPr>
-              <w:t>TBDY 2018, site-specific hazard study</w:t>
+              <w:t>maximum, base load</w:t>
             </w:r>
           </w:p>
         </w:tc>
@@ -24819,7 +24819,7 @@
               <w:rPr>
                 <w:sz w:val="16"/>
               </w:rPr>
-              <w:t>ER-02.06</w:t>
+              <w:t>ER-04.10</w:t>
             </w:r>
           </w:p>
         </w:tc>
@@ -24834,7 +24834,7 @@
               <w:rPr>
                 <w:sz w:val="16"/>
               </w:rPr>
-              <w:t>site</w:t>
+              <w:t>performance</w:t>
             </w:r>
           </w:p>
         </w:tc>
@@ -24847,7 +24847,7 @@
               <w:rPr>
                 <w:sz w:val="16"/>
               </w:rPr>
-              <w:t>Atmospheric corrosivity category</w:t>
+              <w:t>Load ramp rate</w:t>
             </w:r>
           </w:p>
         </w:tc>
@@ -24860,7 +24860,7 @@
               <w:rPr>
                 <w:sz w:val="16"/>
               </w:rPr>
-              <w:t>C5 (ISO 12944-2), durability H</w:t>
+              <w:t>35</w:t>
             </w:r>
           </w:p>
         </w:tc>
@@ -24873,7 +24873,7 @@
               <w:rPr>
                 <w:sz w:val="16"/>
               </w:rPr>
-              <w:t>-</w:t>
+              <w:t>MW/min</w:t>
             </w:r>
           </w:p>
         </w:tc>
@@ -24886,6 +24886,7 @@
               <w:rPr>
                 <w:sz w:val="16"/>
               </w:rPr>
+              <w:t>minimum</w:t>
             </w:r>
           </w:p>
         </w:tc>
@@ -24898,7 +24899,7 @@
               <w:rPr>
                 <w:sz w:val="16"/>
               </w:rPr>
-              <w:t>ER-02.08</w:t>
+              <w:t>ER-04.05</w:t>
             </w:r>
           </w:p>
         </w:tc>
@@ -24913,7 +24914,7 @@
               <w:rPr>
                 <w:sz w:val="16"/>
               </w:rPr>
-              <w:t>site</w:t>
+              <w:t>performance</w:t>
             </w:r>
           </w:p>
         </w:tc>
@@ -24926,7 +24927,7 @@
               <w:rPr>
                 <w:sz w:val="16"/>
               </w:rPr>
-              <w:t>Basic wind speed</w:t>
+              <w:t>Minimum environmental load</w:t>
             </w:r>
           </w:p>
         </w:tc>
@@ -24939,7 +24940,7 @@
               <w:rPr>
                 <w:sz w:val="16"/>
               </w:rPr>
-              <w:t>30</w:t>
+              <w:t>40</w:t>
             </w:r>
           </w:p>
         </w:tc>
@@ -24952,7 +24953,7 @@
               <w:rPr>
                 <w:sz w:val="16"/>
               </w:rPr>
-              <w:t>m/s</w:t>
+              <w:t>% net output</w:t>
             </w:r>
           </w:p>
         </w:tc>
@@ -24965,7 +24966,7 @@
               <w:rPr>
                 <w:sz w:val="16"/>
               </w:rPr>
-              <w:t>10 min mean, 10 m, 50-year return</w:t>
+              <w:t>maximum</w:t>
             </w:r>
           </w:p>
         </w:tc>
@@ -24978,7 +24979,7 @@
               <w:rPr>
                 <w:sz w:val="16"/>
               </w:rPr>
-              <w:t>ER-02.05</w:t>
+              <w:t>ER-04.06</w:t>
             </w:r>
           </w:p>
         </w:tc>
@@ -25006,7 +25007,7 @@
               <w:rPr>
                 <w:sz w:val="16"/>
               </w:rPr>
-              <w:t>Ground snow load</w:t>
+              <w:t>Site grade level</w:t>
             </w:r>
           </w:p>
         </w:tc>
@@ -25019,7 +25020,7 @@
               <w:rPr>
                 <w:sz w:val="16"/>
               </w:rPr>
-              <w:t>0.75</w:t>
+              <w:t>15</w:t>
             </w:r>
           </w:p>
         </w:tc>
@@ -25032,7 +25033,7 @@
               <w:rPr>
                 <w:sz w:val="16"/>
               </w:rPr>
-              <w:t>kN/m2</w:t>
+              <w:t>m a.s.l.</w:t>
             </w:r>
           </w:p>
         </w:tc>
@@ -25057,7 +25058,7 @@
               <w:rPr>
                 <w:sz w:val="16"/>
               </w:rPr>
-              <w:t>ER-02.05</w:t>
+              <w:t>ER-02.01</w:t>
             </w:r>
           </w:p>
         </w:tc>
@@ -25085,7 +25086,7 @@
               <w:rPr>
                 <w:sz w:val="16"/>
               </w:rPr>
-              <w:t>Design rainfall intensity</w:t>
+              <w:t>Seismic design PGA (DD-2, 475-year)</w:t>
             </w:r>
           </w:p>
         </w:tc>
@@ -25098,7 +25099,7 @@
               <w:rPr>
                 <w:sz w:val="16"/>
               </w:rPr>
-              <w:t>110</w:t>
+              <w:t>0.45</w:t>
             </w:r>
           </w:p>
         </w:tc>
@@ -25111,7 +25112,7 @@
               <w:rPr>
                 <w:sz w:val="16"/>
               </w:rPr>
-              <w:t>mm/h</w:t>
+              <w:t>g</w:t>
             </w:r>
           </w:p>
         </w:tc>
@@ -25124,7 +25125,7 @@
               <w:rPr>
                 <w:sz w:val="16"/>
               </w:rPr>
-              <w:t>10 min, 25-year return</w:t>
+              <w:t>TBDY 2018, site-specific hazard study</w:t>
             </w:r>
           </w:p>
         </w:tc>
@@ -25137,7 +25138,7 @@
               <w:rPr>
                 <w:sz w:val="16"/>
               </w:rPr>
-              <w:t>ER-02.05</w:t>
+              <w:t>ER-02.06</w:t>
             </w:r>
           </w:p>
         </w:tc>
@@ -25165,7 +25166,7 @@
               <w:rPr>
                 <w:sz w:val="16"/>
               </w:rPr>
-              <w:t>Plant grid origin in UTM zone 35N (E 0 / N 0)</w:t>
+              <w:t>Atmospheric corrosivity category</w:t>
             </w:r>
           </w:p>
         </w:tc>
@@ -25178,7 +25179,7 @@
               <w:rPr>
                 <w:sz w:val="16"/>
               </w:rPr>
-              <w:t>E 541,250.000 m / N 4,532,480.000 m</w:t>
+              <w:t>C5 (ISO 12944-2), durability H</w:t>
             </w:r>
           </w:p>
         </w:tc>
@@ -25191,7 +25192,7 @@
               <w:rPr>
                 <w:sz w:val="16"/>
               </w:rPr>
-              <w:t>m</w:t>
+              <w:t>-</w:t>
             </w:r>
           </w:p>
         </w:tc>
@@ -25204,7 +25205,6 @@
               <w:rPr>
                 <w:sz w:val="16"/>
               </w:rPr>
-              <w:t>TUREF (ITRF96), south-west plot corner</w:t>
             </w:r>
           </w:p>
         </w:tc>
@@ -25217,7 +25217,7 @@
               <w:rPr>
                 <w:sz w:val="16"/>
               </w:rPr>
-              <w:t>SRC-EPCE-0011</w:t>
+              <w:t>ER-02.08</w:t>
             </w:r>
           </w:p>
         </w:tc>
@@ -25245,7 +25245,7 @@
               <w:rPr>
                 <w:sz w:val="16"/>
               </w:rPr>
-              <w:t>Rotation plant grid to UTM grid</w:t>
+              <w:t>Basic wind speed</w:t>
             </w:r>
           </w:p>
         </w:tc>
@@ -25258,7 +25258,7 @@
               <w:rPr>
                 <w:sz w:val="16"/>
               </w:rPr>
-              <w:t>-0.3281</w:t>
+              <w:t>30</w:t>
             </w:r>
           </w:p>
         </w:tc>
@@ -25271,7 +25271,7 @@
               <w:rPr>
                 <w:sz w:val="16"/>
               </w:rPr>
-              <w:t>deg</w:t>
+              <w:t>m/s</w:t>
             </w:r>
           </w:p>
         </w:tc>
@@ -25284,7 +25284,7 @@
               <w:rPr>
                 <w:sz w:val="16"/>
               </w:rPr>
-              <w:t>plant north = true north; grid convergence at site</w:t>
+              <w:t>10 min mean, 10 m, 50-year return</w:t>
             </w:r>
           </w:p>
         </w:tc>
@@ -25297,7 +25297,7 @@
               <w:rPr>
                 <w:sz w:val="16"/>
               </w:rPr>
-              <w:t>SRC-EPCE-0011</w:t>
+              <w:t>ER-02.05</w:t>
             </w:r>
           </w:p>
         </w:tc>
@@ -25325,7 +25325,7 @@
               <w:rPr>
                 <w:sz w:val="16"/>
               </w:rPr>
-              <w:t>Scale factor plant grid to UTM</w:t>
+              <w:t>Ground snow load</w:t>
             </w:r>
           </w:p>
         </w:tc>
@@ -25338,7 +25338,7 @@
               <w:rPr>
                 <w:sz w:val="16"/>
               </w:rPr>
-              <w:t>0.999612</w:t>
+              <w:t>0.75</w:t>
             </w:r>
           </w:p>
         </w:tc>
@@ -25351,7 +25351,7 @@
               <w:rPr>
                 <w:sz w:val="16"/>
               </w:rPr>
-              <w:t>-</w:t>
+              <w:t>kN/m2</w:t>
             </w:r>
           </w:p>
         </w:tc>
@@ -25364,7 +25364,6 @@
               <w:rPr>
                 <w:sz w:val="16"/>
               </w:rPr>
-              <w:t>combined UTM point scale and height factor</w:t>
             </w:r>
           </w:p>
         </w:tc>
@@ -25377,7 +25376,7 @@
               <w:rPr>
                 <w:sz w:val="16"/>
               </w:rPr>
-              <w:t>SRC-EPCE-0011</w:t>
+              <w:t>ER-02.05</w:t>
             </w:r>
           </w:p>
         </w:tc>
@@ -25405,7 +25404,7 @@
               <w:rPr>
                 <w:sz w:val="16"/>
               </w:rPr>
-              <w:t>Height datum</w:t>
+              <w:t>Design rainfall intensity</w:t>
             </w:r>
           </w:p>
         </w:tc>
@@ -25418,7 +25417,7 @@
               <w:rPr>
                 <w:sz w:val="16"/>
               </w:rPr>
-              <w:t>TUDKA-99 orthometric heights (m a.s.l.)</w:t>
+              <w:t>110</w:t>
             </w:r>
           </w:p>
         </w:tc>
@@ -25431,6 +25430,7 @@
               <w:rPr>
                 <w:sz w:val="16"/>
               </w:rPr>
+              <w:t>mm/h</w:t>
             </w:r>
           </w:p>
         </w:tc>
@@ -25443,6 +25443,7 @@
               <w:rPr>
                 <w:sz w:val="16"/>
               </w:rPr>
+              <w:t>10 min, 25-year return</w:t>
             </w:r>
           </w:p>
         </w:tc>
@@ -25455,7 +25456,7 @@
               <w:rPr>
                 <w:sz w:val="16"/>
               </w:rPr>
-              <w:t>SRC-EPCE-0011</w:t>
+              <w:t>ER-02.05</w:t>
             </w:r>
           </w:p>
         </w:tc>
@@ -25483,7 +25484,7 @@
               <w:rPr>
                 <w:sz w:val="16"/>
               </w:rPr>
-              <w:t>Platform level acceptance tolerance</w:t>
+              <w:t>Plant grid origin in UTM zone 35N (E 0 / N 0)</w:t>
             </w:r>
           </w:p>
         </w:tc>
@@ -25496,7 +25497,7 @@
               <w:rPr>
                 <w:sz w:val="16"/>
               </w:rPr>
-              <w:t>0.15</w:t>
+              <w:t>E 541,250.000 m / N 4,532,480.000 m</w:t>
             </w:r>
           </w:p>
         </w:tc>
@@ -25522,7 +25523,7 @@
               <w:rPr>
                 <w:sz w:val="16"/>
               </w:rPr>
-              <w:t>Owner-levelled platform +15.00 m</w:t>
+              <w:t>TUREF (ITRF96), south-west plot corner</w:t>
             </w:r>
           </w:p>
         </w:tc>
@@ -25535,7 +25536,7 @@
               <w:rPr>
                 <w:sz w:val="16"/>
               </w:rPr>
-              <w:t>DEC-OWNR-0002</w:t>
+              <w:t>SRC-EPCE-0011</w:t>
             </w:r>
           </w:p>
         </w:tc>
@@ -25563,7 +25564,7 @@
               <w:rPr>
                 <w:sz w:val="16"/>
               </w:rPr>
-              <w:t>Plot dimensions</w:t>
+              <w:t>Rotation plant grid to UTM grid</w:t>
             </w:r>
           </w:p>
         </w:tc>
@@ -25576,7 +25577,7 @@
               <w:rPr>
                 <w:sz w:val="16"/>
               </w:rPr>
-              <w:t>400 x 300</w:t>
+              <w:t>-0.3281</w:t>
             </w:r>
           </w:p>
         </w:tc>
@@ -25589,7 +25590,7 @@
               <w:rPr>
                 <w:sz w:val="16"/>
               </w:rPr>
-              <w:t>m</w:t>
+              <w:t>deg</w:t>
             </w:r>
           </w:p>
         </w:tc>
@@ -25602,7 +25603,7 @@
               <w:rPr>
                 <w:sz w:val="16"/>
               </w:rPr>
-              <w:t>12.0 ha; usable about 10.6 ha</w:t>
+              <w:t>plant north = true north; grid convergence at site</w:t>
             </w:r>
           </w:p>
         </w:tc>
@@ -25615,7 +25616,7 @@
               <w:rPr>
                 <w:sz w:val="16"/>
               </w:rPr>
-              <w:t>SRC-OWNR-0005, ER-02.01</w:t>
+              <w:t>SRC-EPCE-0011</w:t>
             </w:r>
           </w:p>
         </w:tc>
@@ -25643,7 +25644,7 @@
               <w:rPr>
                 <w:sz w:val="16"/>
               </w:rPr>
-              <w:t>Heavy transport road limit</w:t>
+              <w:t>Scale factor plant grid to UTM</w:t>
             </w:r>
           </w:p>
         </w:tc>
@@ -25656,7 +25657,7 @@
               <w:rPr>
                 <w:sz w:val="16"/>
               </w:rPr>
-              <w:t>120</w:t>
+              <w:t>0.999612</w:t>
             </w:r>
           </w:p>
         </w:tc>
@@ -25669,7 +25670,7 @@
               <w:rPr>
                 <w:sz w:val="16"/>
               </w:rPr>
-              <w:t>t gross</w:t>
+              <w:t>-</w:t>
             </w:r>
           </w:p>
         </w:tc>
@@ -25682,7 +25683,7 @@
               <w:rPr>
                 <w:sz w:val="16"/>
               </w:rPr>
-              <w:t>two bridges on the state road</w:t>
+              <w:t>combined UTM point scale and height factor</w:t>
             </w:r>
           </w:p>
         </w:tc>
@@ -25695,7 +25696,7 @@
               <w:rPr>
                 <w:sz w:val="16"/>
               </w:rPr>
-              <w:t>SRC-OWNR-0005, ER-02.14</w:t>
+              <w:t>SRC-EPCE-0011</w:t>
             </w:r>
           </w:p>
         </w:tc>
@@ -25723,7 +25724,7 @@
               <w:rPr>
                 <w:sz w:val="16"/>
               </w:rPr>
-              <w:t>Distance to heavy-lift port</w:t>
+              <w:t>Height datum</w:t>
             </w:r>
           </w:p>
         </w:tc>
@@ -25736,7 +25737,7 @@
               <w:rPr>
                 <w:sz w:val="16"/>
               </w:rPr>
-              <w:t>18</w:t>
+              <w:t>TUDKA-99 orthometric heights (m a.s.l.)</w:t>
             </w:r>
           </w:p>
         </w:tc>
@@ -25749,7 +25750,6 @@
               <w:rPr>
                 <w:sz w:val="16"/>
               </w:rPr>
-              <w:t>km by sea</w:t>
             </w:r>
           </w:p>
         </w:tc>
@@ -25762,7 +25762,6 @@
               <w:rPr>
                 <w:sz w:val="16"/>
               </w:rPr>
-              <w:t>400 t quay crane</w:t>
             </w:r>
           </w:p>
         </w:tc>
@@ -25775,7 +25774,7 @@
               <w:rPr>
                 <w:sz w:val="16"/>
               </w:rPr>
-              <w:t>SRC-OWNR-0005</w:t>
+              <w:t>SRC-EPCE-0011</w:t>
             </w:r>
           </w:p>
         </w:tc>
@@ -25803,7 +25802,7 @@
               <w:rPr>
                 <w:sz w:val="16"/>
               </w:rPr>
-              <w:t>Groundwater level</w:t>
+              <w:t>Platform level acceptance tolerance</w:t>
             </w:r>
           </w:p>
         </w:tc>
@@ -25816,7 +25815,7 @@
               <w:rPr>
                 <w:sz w:val="16"/>
               </w:rPr>
-              <w:t>13.5</w:t>
+              <w:t>0.15</w:t>
             </w:r>
           </w:p>
         </w:tc>
@@ -25829,7 +25828,7 @@
               <w:rPr>
                 <w:sz w:val="16"/>
               </w:rPr>
-              <w:t>m a.s.l.</w:t>
+              <w:t>m</w:t>
             </w:r>
           </w:p>
         </w:tc>
@@ -25842,7 +25841,7 @@
               <w:rPr>
                 <w:sz w:val="16"/>
               </w:rPr>
-              <w:t>brackish, chloride 3,000-8,000 mg/l</w:t>
+              <w:t>Owner-levelled platform +15.00 m</w:t>
             </w:r>
           </w:p>
         </w:tc>
@@ -25855,7 +25854,7 @@
               <w:rPr>
                 <w:sz w:val="16"/>
               </w:rPr>
-              <w:t>SRC-OWNR-0008</w:t>
+              <w:t>DEC-OWNR-0002</w:t>
             </w:r>
           </w:p>
         </w:tc>
@@ -25883,7 +25882,7 @@
               <w:rPr>
                 <w:sz w:val="16"/>
               </w:rPr>
-              <w:t>Seismic site class</w:t>
+              <w:t>100-year coastal still water level</w:t>
             </w:r>
           </w:p>
         </w:tc>
@@ -25896,7 +25895,7 @@
               <w:rPr>
                 <w:sz w:val="16"/>
               </w:rPr>
-              <w:t>ZD (Vs30 = 240 m/s)</w:t>
+              <w:t>0.9</w:t>
             </w:r>
           </w:p>
         </w:tc>
@@ -25909,7 +25908,7 @@
               <w:rPr>
                 <w:sz w:val="16"/>
               </w:rPr>
-              <w:t>-</w:t>
+              <w:t>m</w:t>
             </w:r>
           </w:p>
         </w:tc>
@@ -25922,7 +25921,7 @@
               <w:rPr>
                 <w:sz w:val="16"/>
               </w:rPr>
-              <w:t>TBDY 2018</w:t>
+              <w:t>national datum; +1.40 m with 0.5 m sea-level rise; floor levels &gt;= +1.90 m (ER-02.09); shoreline run-up +4.8 m</w:t>
             </w:r>
           </w:p>
         </w:tc>
@@ -25935,7 +25934,7 @@
               <w:rPr>
                 <w:sz w:val="16"/>
               </w:rPr>
-              <w:t>SRC-OWNR-0008</w:t>
+              <w:t>SRC-OWNR-0002, ER-02.09</w:t>
             </w:r>
           </w:p>
         </w:tc>
@@ -25950,7 +25949,7 @@
               <w:rPr>
                 <w:sz w:val="16"/>
               </w:rPr>
-              <w:t>water</w:t>
+              <w:t>site</w:t>
             </w:r>
           </w:p>
         </w:tc>
@@ -25963,7 +25962,7 @@
               <w:rPr>
                 <w:sz w:val="16"/>
               </w:rPr>
-              <w:t>Seawater temperature range at intake</w:t>
+              <w:t>Plot dimensions</w:t>
             </w:r>
           </w:p>
         </w:tc>
@@ -25976,7 +25975,7 @@
               <w:rPr>
                 <w:sz w:val="16"/>
               </w:rPr>
-              <w:t>6 to 27</w:t>
+              <w:t>400 x 300</w:t>
             </w:r>
           </w:p>
         </w:tc>
@@ -25989,7 +25988,7 @@
               <w:rPr>
                 <w:sz w:val="16"/>
               </w:rPr>
-              <w:t>degC</w:t>
+              <w:t>m</w:t>
             </w:r>
           </w:p>
         </w:tc>
@@ -26002,6 +26001,7 @@
               <w:rPr>
                 <w:sz w:val="16"/>
               </w:rPr>
+              <w:t>12.0 ha; usable about 10.6 ha</w:t>
             </w:r>
           </w:p>
         </w:tc>
@@ -26014,7 +26014,7 @@
               <w:rPr>
                 <w:sz w:val="16"/>
               </w:rPr>
-              <w:t>ER-02.04</w:t>
+              <w:t>SRC-OWNR-0005, ER-02.01</w:t>
             </w:r>
           </w:p>
         </w:tc>
@@ -26029,7 +26029,7 @@
               <w:rPr>
                 <w:sz w:val="16"/>
               </w:rPr>
-              <w:t>water</w:t>
+              <w:t>site</w:t>
             </w:r>
           </w:p>
         </w:tc>
@@ -26042,7 +26042,7 @@
               <w:rPr>
                 <w:sz w:val="16"/>
               </w:rPr>
-              <w:t>SRC seawater temperature</w:t>
+              <w:t>Heavy transport road limit</w:t>
             </w:r>
           </w:p>
         </w:tc>
@@ -26055,7 +26055,7 @@
               <w:rPr>
                 <w:sz w:val="16"/>
               </w:rPr>
-              <w:t>16</w:t>
+              <w:t>120</w:t>
             </w:r>
           </w:p>
         </w:tc>
@@ -26068,7 +26068,7 @@
               <w:rPr>
                 <w:sz w:val="16"/>
               </w:rPr>
-              <w:t>degC</w:t>
+              <w:t>t gross</w:t>
             </w:r>
           </w:p>
         </w:tc>
@@ -26081,7 +26081,7 @@
               <w:rPr>
                 <w:sz w:val="16"/>
               </w:rPr>
-              <w:t>Site Reference Conditions</w:t>
+              <w:t>two bridges on the state road</w:t>
             </w:r>
           </w:p>
         </w:tc>
@@ -26094,7 +26094,7 @@
               <w:rPr>
                 <w:sz w:val="16"/>
               </w:rPr>
-              <w:t>ER-02.03</w:t>
+              <w:t>SRC-OWNR-0005, ER-02.14</w:t>
             </w:r>
           </w:p>
         </w:tc>
@@ -26109,7 +26109,7 @@
               <w:rPr>
                 <w:sz w:val="16"/>
               </w:rPr>
-              <w:t>water</w:t>
+              <w:t>site</w:t>
             </w:r>
           </w:p>
         </w:tc>
@@ -26122,7 +26122,7 @@
               <w:rPr>
                 <w:sz w:val="16"/>
               </w:rPr>
-              <w:t>Condenser cooling water temperature rise</w:t>
+              <w:t>Distance to heavy-lift port</w:t>
             </w:r>
           </w:p>
         </w:tc>
@@ -26135,7 +26135,7 @@
               <w:rPr>
                 <w:sz w:val="16"/>
               </w:rPr>
-              <w:t>7</w:t>
+              <w:t>18</w:t>
             </w:r>
           </w:p>
         </w:tc>
@@ -26148,7 +26148,7 @@
               <w:rPr>
                 <w:sz w:val="16"/>
               </w:rPr>
-              <w:t>K</w:t>
+              <w:t>km by sea</w:t>
             </w:r>
           </w:p>
         </w:tc>
@@ -26161,7 +26161,7 @@
               <w:rPr>
                 <w:sz w:val="16"/>
               </w:rPr>
-              <w:t>maximum, base load</w:t>
+              <w:t>400 t quay crane</w:t>
             </w:r>
           </w:p>
         </w:tc>
@@ -26174,7 +26174,7 @@
               <w:rPr>
                 <w:sz w:val="16"/>
               </w:rPr>
-              <w:t>ER-07.04</w:t>
+              <w:t>SRC-OWNR-0005</w:t>
             </w:r>
           </w:p>
         </w:tc>
@@ -26189,7 +26189,7 @@
               <w:rPr>
                 <w:sz w:val="16"/>
               </w:rPr>
-              <w:t>water</w:t>
+              <w:t>site</w:t>
             </w:r>
           </w:p>
         </w:tc>
@@ -26202,7 +26202,7 @@
               <w:rPr>
                 <w:sz w:val="16"/>
               </w:rPr>
-              <w:t>Thermal plume excess at 100 m mixing zone</w:t>
+              <w:t>Groundwater level</w:t>
             </w:r>
           </w:p>
         </w:tc>
@@ -26215,7 +26215,7 @@
               <w:rPr>
                 <w:sz w:val="16"/>
               </w:rPr>
-              <w:t>3</w:t>
+              <w:t>13.5</w:t>
             </w:r>
           </w:p>
         </w:tc>
@@ -26228,7 +26228,7 @@
               <w:rPr>
                 <w:sz w:val="16"/>
               </w:rPr>
-              <w:t>K</w:t>
+              <w:t>m a.s.l.</w:t>
             </w:r>
           </w:p>
         </w:tc>
@@ -26241,7 +26241,7 @@
               <w:rPr>
                 <w:sz w:val="16"/>
               </w:rPr>
-              <w:t>maximum</w:t>
+              <w:t>brackish, chloride 3,000-8,000 mg/l</w:t>
             </w:r>
           </w:p>
         </w:tc>
@@ -26254,7 +26254,7 @@
               <w:rPr>
                 <w:sz w:val="16"/>
               </w:rPr>
-              <w:t>ER-08.05</w:t>
+              <w:t>SRC-OWNR-0008</w:t>
             </w:r>
           </w:p>
         </w:tc>
@@ -26269,6 +26269,86 @@
               <w:rPr>
                 <w:sz w:val="16"/>
               </w:rPr>
+              <w:t>site</w:t>
+            </w:r>
+          </w:p>
+        </w:tc>
+        <w:tc>
+          <w:tcPr>
+            <w:tcW w:type="dxa" w:w="4252"/>
+          </w:tcPr>
+          <w:p>
+            <w:r>
+              <w:rPr>
+                <w:sz w:val="16"/>
+              </w:rPr>
+              <w:t>Seismic site class</w:t>
+            </w:r>
+          </w:p>
+        </w:tc>
+        <w:tc>
+          <w:tcPr>
+            <w:tcW w:type="dxa" w:w="1701"/>
+          </w:tcPr>
+          <w:p>
+            <w:r>
+              <w:rPr>
+                <w:sz w:val="16"/>
+              </w:rPr>
+              <w:t>ZD (Vs30 = 240 m/s)</w:t>
+            </w:r>
+          </w:p>
+        </w:tc>
+        <w:tc>
+          <w:tcPr>
+            <w:tcW w:type="dxa" w:w="1361"/>
+          </w:tcPr>
+          <w:p>
+            <w:r>
+              <w:rPr>
+                <w:sz w:val="16"/>
+              </w:rPr>
+              <w:t>-</w:t>
+            </w:r>
+          </w:p>
+        </w:tc>
+        <w:tc>
+          <w:tcPr>
+            <w:tcW w:type="dxa" w:w="3969"/>
+          </w:tcPr>
+          <w:p>
+            <w:r>
+              <w:rPr>
+                <w:sz w:val="16"/>
+              </w:rPr>
+              <w:t>TBDY 2018</w:t>
+            </w:r>
+          </w:p>
+        </w:tc>
+        <w:tc>
+          <w:tcPr>
+            <w:tcW w:type="dxa" w:w="1701"/>
+          </w:tcPr>
+          <w:p>
+            <w:r>
+              <w:rPr>
+                <w:sz w:val="16"/>
+              </w:rPr>
+              <w:t>SRC-OWNR-0008</w:t>
+            </w:r>
+          </w:p>
+        </w:tc>
+      </w:tr>
+      <w:tr>
+        <w:tc>
+          <w:tcPr>
+            <w:tcW w:type="dxa" w:w="1361"/>
+          </w:tcPr>
+          <w:p>
+            <w:r>
+              <w:rPr>
+                <w:sz w:val="16"/>
+              </w:rPr>
               <w:t>water</w:t>
             </w:r>
           </w:p>
@@ -26282,6 +26362,325 @@
               <w:rPr>
                 <w:sz w:val="16"/>
               </w:rPr>
+              <w:t>Seawater temperature range at intake</w:t>
+            </w:r>
+          </w:p>
+        </w:tc>
+        <w:tc>
+          <w:tcPr>
+            <w:tcW w:type="dxa" w:w="1701"/>
+          </w:tcPr>
+          <w:p>
+            <w:r>
+              <w:rPr>
+                <w:sz w:val="16"/>
+              </w:rPr>
+              <w:t>6 to 27</w:t>
+            </w:r>
+          </w:p>
+        </w:tc>
+        <w:tc>
+          <w:tcPr>
+            <w:tcW w:type="dxa" w:w="1361"/>
+          </w:tcPr>
+          <w:p>
+            <w:r>
+              <w:rPr>
+                <w:sz w:val="16"/>
+              </w:rPr>
+              <w:t>degC</w:t>
+            </w:r>
+          </w:p>
+        </w:tc>
+        <w:tc>
+          <w:tcPr>
+            <w:tcW w:type="dxa" w:w="3969"/>
+          </w:tcPr>
+          <w:p>
+            <w:r>
+              <w:rPr>
+                <w:sz w:val="16"/>
+              </w:rPr>
+            </w:r>
+          </w:p>
+        </w:tc>
+        <w:tc>
+          <w:tcPr>
+            <w:tcW w:type="dxa" w:w="1701"/>
+          </w:tcPr>
+          <w:p>
+            <w:r>
+              <w:rPr>
+                <w:sz w:val="16"/>
+              </w:rPr>
+              <w:t>ER-02.04</w:t>
+            </w:r>
+          </w:p>
+        </w:tc>
+      </w:tr>
+      <w:tr>
+        <w:tc>
+          <w:tcPr>
+            <w:tcW w:type="dxa" w:w="1361"/>
+          </w:tcPr>
+          <w:p>
+            <w:r>
+              <w:rPr>
+                <w:sz w:val="16"/>
+              </w:rPr>
+              <w:t>water</w:t>
+            </w:r>
+          </w:p>
+        </w:tc>
+        <w:tc>
+          <w:tcPr>
+            <w:tcW w:type="dxa" w:w="4252"/>
+          </w:tcPr>
+          <w:p>
+            <w:r>
+              <w:rPr>
+                <w:sz w:val="16"/>
+              </w:rPr>
+              <w:t>SRC seawater temperature</w:t>
+            </w:r>
+          </w:p>
+        </w:tc>
+        <w:tc>
+          <w:tcPr>
+            <w:tcW w:type="dxa" w:w="1701"/>
+          </w:tcPr>
+          <w:p>
+            <w:r>
+              <w:rPr>
+                <w:sz w:val="16"/>
+              </w:rPr>
+              <w:t>16</w:t>
+            </w:r>
+          </w:p>
+        </w:tc>
+        <w:tc>
+          <w:tcPr>
+            <w:tcW w:type="dxa" w:w="1361"/>
+          </w:tcPr>
+          <w:p>
+            <w:r>
+              <w:rPr>
+                <w:sz w:val="16"/>
+              </w:rPr>
+              <w:t>degC</w:t>
+            </w:r>
+          </w:p>
+        </w:tc>
+        <w:tc>
+          <w:tcPr>
+            <w:tcW w:type="dxa" w:w="3969"/>
+          </w:tcPr>
+          <w:p>
+            <w:r>
+              <w:rPr>
+                <w:sz w:val="16"/>
+              </w:rPr>
+              <w:t>Site Reference Conditions</w:t>
+            </w:r>
+          </w:p>
+        </w:tc>
+        <w:tc>
+          <w:tcPr>
+            <w:tcW w:type="dxa" w:w="1701"/>
+          </w:tcPr>
+          <w:p>
+            <w:r>
+              <w:rPr>
+                <w:sz w:val="16"/>
+              </w:rPr>
+              <w:t>ER-02.03</w:t>
+            </w:r>
+          </w:p>
+        </w:tc>
+      </w:tr>
+      <w:tr>
+        <w:tc>
+          <w:tcPr>
+            <w:tcW w:type="dxa" w:w="1361"/>
+          </w:tcPr>
+          <w:p>
+            <w:r>
+              <w:rPr>
+                <w:sz w:val="16"/>
+              </w:rPr>
+              <w:t>water</w:t>
+            </w:r>
+          </w:p>
+        </w:tc>
+        <w:tc>
+          <w:tcPr>
+            <w:tcW w:type="dxa" w:w="4252"/>
+          </w:tcPr>
+          <w:p>
+            <w:r>
+              <w:rPr>
+                <w:sz w:val="16"/>
+              </w:rPr>
+              <w:t>Condenser cooling water temperature rise</w:t>
+            </w:r>
+          </w:p>
+        </w:tc>
+        <w:tc>
+          <w:tcPr>
+            <w:tcW w:type="dxa" w:w="1701"/>
+          </w:tcPr>
+          <w:p>
+            <w:r>
+              <w:rPr>
+                <w:sz w:val="16"/>
+              </w:rPr>
+              <w:t>7</w:t>
+            </w:r>
+          </w:p>
+        </w:tc>
+        <w:tc>
+          <w:tcPr>
+            <w:tcW w:type="dxa" w:w="1361"/>
+          </w:tcPr>
+          <w:p>
+            <w:r>
+              <w:rPr>
+                <w:sz w:val="16"/>
+              </w:rPr>
+              <w:t>K</w:t>
+            </w:r>
+          </w:p>
+        </w:tc>
+        <w:tc>
+          <w:tcPr>
+            <w:tcW w:type="dxa" w:w="3969"/>
+          </w:tcPr>
+          <w:p>
+            <w:r>
+              <w:rPr>
+                <w:sz w:val="16"/>
+              </w:rPr>
+              <w:t>maximum, base load</w:t>
+            </w:r>
+          </w:p>
+        </w:tc>
+        <w:tc>
+          <w:tcPr>
+            <w:tcW w:type="dxa" w:w="1701"/>
+          </w:tcPr>
+          <w:p>
+            <w:r>
+              <w:rPr>
+                <w:sz w:val="16"/>
+              </w:rPr>
+              <w:t>ER-07.04</w:t>
+            </w:r>
+          </w:p>
+        </w:tc>
+      </w:tr>
+      <w:tr>
+        <w:tc>
+          <w:tcPr>
+            <w:tcW w:type="dxa" w:w="1361"/>
+          </w:tcPr>
+          <w:p>
+            <w:r>
+              <w:rPr>
+                <w:sz w:val="16"/>
+              </w:rPr>
+              <w:t>water</w:t>
+            </w:r>
+          </w:p>
+        </w:tc>
+        <w:tc>
+          <w:tcPr>
+            <w:tcW w:type="dxa" w:w="4252"/>
+          </w:tcPr>
+          <w:p>
+            <w:r>
+              <w:rPr>
+                <w:sz w:val="16"/>
+              </w:rPr>
+              <w:t>Thermal plume excess at 100 m mixing zone</w:t>
+            </w:r>
+          </w:p>
+        </w:tc>
+        <w:tc>
+          <w:tcPr>
+            <w:tcW w:type="dxa" w:w="1701"/>
+          </w:tcPr>
+          <w:p>
+            <w:r>
+              <w:rPr>
+                <w:sz w:val="16"/>
+              </w:rPr>
+              <w:t>3</w:t>
+            </w:r>
+          </w:p>
+        </w:tc>
+        <w:tc>
+          <w:tcPr>
+            <w:tcW w:type="dxa" w:w="1361"/>
+          </w:tcPr>
+          <w:p>
+            <w:r>
+              <w:rPr>
+                <w:sz w:val="16"/>
+              </w:rPr>
+              <w:t>K</w:t>
+            </w:r>
+          </w:p>
+        </w:tc>
+        <w:tc>
+          <w:tcPr>
+            <w:tcW w:type="dxa" w:w="3969"/>
+          </w:tcPr>
+          <w:p>
+            <w:r>
+              <w:rPr>
+                <w:sz w:val="16"/>
+              </w:rPr>
+              <w:t>maximum</w:t>
+            </w:r>
+          </w:p>
+        </w:tc>
+        <w:tc>
+          <w:tcPr>
+            <w:tcW w:type="dxa" w:w="1701"/>
+          </w:tcPr>
+          <w:p>
+            <w:r>
+              <w:rPr>
+                <w:sz w:val="16"/>
+              </w:rPr>
+              <w:t>ER-08.05</w:t>
+            </w:r>
+          </w:p>
+        </w:tc>
+      </w:tr>
+      <w:tr>
+        <w:tc>
+          <w:tcPr>
+            <w:tcW w:type="dxa" w:w="1361"/>
+          </w:tcPr>
+          <w:p>
+            <w:r>
+              <w:rPr>
+                <w:sz w:val="16"/>
+              </w:rPr>
+              <w:t>water</w:t>
+            </w:r>
+          </w:p>
+        </w:tc>
+        <w:tc>
+          <w:tcPr>
+            <w:tcW w:type="dxa" w:w="4252"/>
+          </w:tcPr>
+          <w:p>
+            <w:r>
+              <w:rPr>
+                <w:sz w:val="16"/>
+              </w:rPr>
               <w:t>Residual chlorine at outfall</w:t>
             </w:r>
           </w:p>
@@ -26335,6 +26734,166 @@
                 <w:sz w:val="16"/>
               </w:rPr>
               <w:t>ER-08.04</w:t>
+            </w:r>
+          </w:p>
+        </w:tc>
+      </w:tr>
+      <w:tr>
+        <w:tc>
+          <w:tcPr>
+            <w:tcW w:type="dxa" w:w="1361"/>
+          </w:tcPr>
+          <w:p>
+            <w:r>
+              <w:rPr>
+                <w:sz w:val="16"/>
+              </w:rPr>
+              <w:t>water</w:t>
+            </w:r>
+          </w:p>
+        </w:tc>
+        <w:tc>
+          <w:tcPr>
+            <w:tcW w:type="dxa" w:w="4252"/>
+          </w:tcPr>
+          <w:p>
+            <w:r>
+              <w:rPr>
+                <w:sz w:val="16"/>
+              </w:rPr>
+              <w:t>CW intake velocity at the screens</w:t>
+            </w:r>
+          </w:p>
+        </w:tc>
+        <w:tc>
+          <w:tcPr>
+            <w:tcW w:type="dxa" w:w="1701"/>
+          </w:tcPr>
+          <w:p>
+            <w:r>
+              <w:rPr>
+                <w:sz w:val="16"/>
+              </w:rPr>
+              <w:t>0.15</w:t>
+            </w:r>
+          </w:p>
+        </w:tc>
+        <w:tc>
+          <w:tcPr>
+            <w:tcW w:type="dxa" w:w="1361"/>
+          </w:tcPr>
+          <w:p>
+            <w:r>
+              <w:rPr>
+                <w:sz w:val="16"/>
+              </w:rPr>
+              <w:t>m/s</w:t>
+            </w:r>
+          </w:p>
+        </w:tc>
+        <w:tc>
+          <w:tcPr>
+            <w:tcW w:type="dxa" w:w="3969"/>
+          </w:tcPr>
+          <w:p>
+            <w:r>
+              <w:rPr>
+                <w:sz w:val="16"/>
+              </w:rPr>
+              <w:t>maximum, with fish return system</w:t>
+            </w:r>
+          </w:p>
+        </w:tc>
+        <w:tc>
+          <w:tcPr>
+            <w:tcW w:type="dxa" w:w="1701"/>
+          </w:tcPr>
+          <w:p>
+            <w:r>
+              <w:rPr>
+                <w:sz w:val="16"/>
+              </w:rPr>
+              <w:t>SRC-OWNR-0007</w:t>
+            </w:r>
+          </w:p>
+        </w:tc>
+      </w:tr>
+      <w:tr>
+        <w:tc>
+          <w:tcPr>
+            <w:tcW w:type="dxa" w:w="1361"/>
+          </w:tcPr>
+          <w:p>
+            <w:r>
+              <w:rPr>
+                <w:sz w:val="16"/>
+              </w:rPr>
+              <w:t>water</w:t>
+            </w:r>
+          </w:p>
+        </w:tc>
+        <w:tc>
+          <w:tcPr>
+            <w:tcW w:type="dxa" w:w="4252"/>
+          </w:tcPr>
+          <w:p>
+            <w:r>
+              <w:rPr>
+                <w:sz w:val="16"/>
+              </w:rPr>
+              <w:t>SWRO brine salinity excess at 50 m from the diffuser</w:t>
+            </w:r>
+          </w:p>
+        </w:tc>
+        <w:tc>
+          <w:tcPr>
+            <w:tcW w:type="dxa" w:w="1701"/>
+          </w:tcPr>
+          <w:p>
+            <w:r>
+              <w:rPr>
+                <w:sz w:val="16"/>
+              </w:rPr>
+              <w:t>5</w:t>
+            </w:r>
+          </w:p>
+        </w:tc>
+        <w:tc>
+          <w:tcPr>
+            <w:tcW w:type="dxa" w:w="1361"/>
+          </w:tcPr>
+          <w:p>
+            <w:r>
+              <w:rPr>
+                <w:sz w:val="16"/>
+              </w:rPr>
+              <w:t>%</w:t>
+            </w:r>
+          </w:p>
+        </w:tc>
+        <w:tc>
+          <w:tcPr>
+            <w:tcW w:type="dxa" w:w="3969"/>
+          </w:tcPr>
+          <w:p>
+            <w:r>
+              <w:rPr>
+                <w:sz w:val="16"/>
+              </w:rPr>
+              <w:t>above ambient salinity, maximum</w:t>
+            </w:r>
+          </w:p>
+        </w:tc>
+        <w:tc>
+          <w:tcPr>
+            <w:tcW w:type="dxa" w:w="1701"/>
+          </w:tcPr>
+          <w:p>
+            <w:r>
+              <w:rPr>
+                <w:sz w:val="16"/>
+              </w:rPr>
+              <w:t>SRC-OWNR-0007</w:t>
             </w:r>
           </w:p>
         </w:tc>
@@ -34892,6 +35451,216 @@
           </w:p>
         </w:tc>
       </w:tr>
+      <w:tr>
+        <w:tc>
+          <w:tcPr>
+            <w:tcW w:type="dxa" w:w="794"/>
+          </w:tcPr>
+          <w:p>
+            <w:r>
+              <w:rPr>
+                <w:sz w:val="16"/>
+              </w:rPr>
+              <w:t>TQ-041</w:t>
+            </w:r>
+          </w:p>
+        </w:tc>
+        <w:tc>
+          <w:tcPr>
+            <w:tcW w:type="dxa" w:w="624"/>
+          </w:tcPr>
+          <w:p>
+            <w:r>
+              <w:rPr>
+                <w:sz w:val="16"/>
+              </w:rPr>
+              <w:t>10</w:t>
+            </w:r>
+          </w:p>
+        </w:tc>
+        <w:tc>
+          <w:tcPr>
+            <w:tcW w:type="dxa" w:w="1701"/>
+          </w:tcPr>
+          <w:p>
+            <w:r>
+              <w:rPr>
+                <w:sz w:val="16"/>
+              </w:rPr>
+              <w:t>Design criteria: coastal flood level, chlorine compliance point, CW rise in transients, fire water refill</w:t>
+            </w:r>
+          </w:p>
+        </w:tc>
+        <w:tc>
+          <w:tcPr>
+            <w:tcW w:type="dxa" w:w="3855"/>
+          </w:tcPr>
+          <w:p>
+            <w:r>
+              <w:rPr>
+                <w:sz w:val="16"/>
+              </w:rPr>
+              <w:t>(1) ER-02.09 sets floor levels 0.5 m above the 100-year coastal flood level plus 0.5 m sea-level rise; ALP-OWN-MAR-001 gives storm surge -0.4 / +0.6 m and Hs 50-year 4.4 m but no 100-year flood level or wave run-up. Please provide both. (2) Residual oxidant &lt;= 0.1 mg/l 'at the outfall' (EIA, DP-CASE-0017): please confirm the compliance point (end of pipe at the diffuser, or edge of a mixing zone). (3) The condenser rise &lt;= 7 K (EIA): does it apply to start-up and trip bypass transients (IEC DS-105: 8.8 - 9.5 K)? (4) Fire water: 2 x 100 % tanks of 700 m3 filled from the SWRO permeate; one tank is refilled in about 10 h (NFPA 850: 8 h) while the other holds the full demand - please confirm acceptance by the Owner's insurer.</w:t>
+            </w:r>
+          </w:p>
+        </w:tc>
+        <w:tc>
+          <w:tcPr>
+            <w:tcW w:type="dxa" w:w="3628"/>
+          </w:tcPr>
+          <w:p>
+            <w:r>
+              <w:rPr>
+                <w:sz w:val="16"/>
+              </w:rPr>
+              <w:t>(1) 100-year still water level +0.90 m (national datum, storm surge and barometric set-up, Owner's marine consultant 2025); with the 0.5 m sea-level rise +1.40 m, so the ER-02.09 minimum floor level is +1.90 m. Wave run-up on the shore revetment (50-year) +4.8 m: structures at the shoreline shall have their floors at least at +5.3 m. (2) The compliance point is the end of the outfall pipe; sampling at the outfall seal pit is accepted as representative (no dilution between seal pit and diffuser); no mixing zone is credited. (3) The 7 K applies to steady-state operation as an hourly mean in all ambient conditions; start-up and trip bypass transients up to 60 min are allowed and reported in the monthly environmental report. (4) Accepted by the insurer on the condition that both tanks have separate suction connections and a low-level alarm to the control room.</w:t>
+            </w:r>
+          </w:p>
+        </w:tc>
+        <w:tc>
+          <w:tcPr>
+            <w:tcW w:type="dxa" w:w="1134"/>
+          </w:tcPr>
+          <w:p>
+            <w:r>
+              <w:rPr>
+                <w:sz w:val="16"/>
+              </w:rPr>
+              <w:t>owner to provide</w:t>
+            </w:r>
+          </w:p>
+        </w:tc>
+        <w:tc>
+          <w:tcPr>
+            <w:tcW w:type="dxa" w:w="1134"/>
+          </w:tcPr>
+          <w:p>
+            <w:r>
+              <w:rPr>
+                <w:sz w:val="16"/>
+              </w:rPr>
+              <w:t>-</w:t>
+            </w:r>
+          </w:p>
+        </w:tc>
+        <w:tc>
+          <w:tcPr>
+            <w:tcW w:type="dxa" w:w="1757"/>
+          </w:tcPr>
+          <w:p>
+            <w:r>
+              <w:rPr>
+                <w:sz w:val="16"/>
+              </w:rPr>
+            </w:r>
+          </w:p>
+        </w:tc>
+      </w:tr>
+      <w:tr>
+        <w:tc>
+          <w:tcPr>
+            <w:tcW w:type="dxa" w:w="794"/>
+          </w:tcPr>
+          <w:p>
+            <w:r>
+              <w:rPr>
+                <w:sz w:val="16"/>
+              </w:rPr>
+              <w:t>TQ-042</w:t>
+            </w:r>
+          </w:p>
+        </w:tc>
+        <w:tc>
+          <w:tcPr>
+            <w:tcW w:type="dxa" w:w="624"/>
+          </w:tcPr>
+          <w:p>
+            <w:r>
+              <w:rPr>
+                <w:sz w:val="16"/>
+              </w:rPr>
+              <w:t>10</w:t>
+            </w:r>
+          </w:p>
+        </w:tc>
+        <w:tc>
+          <w:tcPr>
+            <w:tcW w:type="dxa" w:w="1701"/>
+          </w:tcPr>
+          <w:p>
+            <w:r>
+              <w:rPr>
+                <w:sz w:val="16"/>
+              </w:rPr>
+              <w:t>Expedited review of the tender-stage Basic Design Package criteria issued late</w:t>
+            </w:r>
+          </w:p>
+        </w:tc>
+        <w:tc>
+          <w:tcPr>
+            <w:tcW w:type="dxa" w:w="3855"/>
+          </w:tcPr>
+          <w:p>
+            <w:r>
+              <w:rPr>
+                <w:sz w:val="16"/>
+              </w:rPr>
+              <w:t>The tender-stage design criteria ALP-EPC-00000-CV-DBR-0001, ALP-EPC-00000-EL-DBR-0001, ALP-EPC-00000-HV-DBR-0001, ALP-EPC-00000-IC-DBR-0001, ALP-EPC-00000-ME-SPC-0001, ALP-EPC-00000-PR-HMB-0001 were planned for first issue at NTP (2026-11-02) and are issued Rev A on 2026-12-14 after TQ-041. With the 21-day BDP review and an IFA cycle their IFC moves to late January 2027 and the civil EWPs of CWA-01/02/03/04/05/06/07/11/12 and the enquiries of MR-EL-009 and MR-PI-002 fall 1 to 23 working days behind their need dates. Please agree a review of 10 working days and acceptance in one review cycle (IFC after incorporation of the comments, no IFA) for these six documents.</w:t>
+            </w:r>
+          </w:p>
+        </w:tc>
+        <w:tc>
+          <w:tcPr>
+            <w:tcW w:type="dxa" w:w="3628"/>
+          </w:tcPr>
+          <w:p>
+            <w:r>
+              <w:rPr>
+                <w:sz w:val="16"/>
+              </w:rPr>
+              <w:t>Withdrawn by the Contractor before use: the analysis showed the late first issue, not the review period, drives the civil path (the downstream documents need these criteria at IFR). The Owner answer of 2026-12-16 is not applied.</w:t>
+            </w:r>
+          </w:p>
+        </w:tc>
+        <w:tc>
+          <w:tcPr>
+            <w:tcW w:type="dxa" w:w="1134"/>
+          </w:tcPr>
+          <w:p>
+            <w:r>
+              <w:rPr>
+                <w:sz w:val="16"/>
+              </w:rPr>
+              <w:t>contractor proposal accepted</w:t>
+            </w:r>
+          </w:p>
+        </w:tc>
+        <w:tc>
+          <w:tcPr>
+            <w:tcW w:type="dxa" w:w="1134"/>
+          </w:tcPr>
+          <w:p>
+            <w:r>
+              <w:rPr>
+                <w:sz w:val="16"/>
+              </w:rPr>
+              <w:t>-</w:t>
+            </w:r>
+          </w:p>
+        </w:tc>
+        <w:tc>
+          <w:tcPr>
+            <w:tcW w:type="dxa" w:w="1757"/>
+          </w:tcPr>
+          <w:p>
+            <w:r>
+              <w:rPr>
+                <w:sz w:val="16"/>
+              </w:rPr>
+            </w:r>
+          </w:p>
+        </w:tc>
+      </w:tr>
     </w:tbl>
     <w:p/>
     <w:sectPr>
@@ -34915,7 +35684,7 @@
         <w:color w:val="595959"/>
         <w:sz w:val="16"/>
       </w:rPr>
-      <w:t xml:space="preserve">contract_document v1.2.0 | data 5dd832e7af1511bb | generated 2026-09-29 by SETUP | page </w:t>
+      <w:t xml:space="preserve">contract_document v1.2.0 | data cf368d267fbcb545 | generated 2026-09-29 by EPCE | page </w:t>
     </w:r>
     <w:r>
       <w:rPr>
